--- a/Лабораторна робота №7.docx
+++ b/Лабораторна робота №7.docx
@@ -116,6 +116,7 @@
           <w:color w:val="000000"/>
           <w:sz w:val="40"/>
           <w:szCs w:val="40"/>
+          <w:lang w:val="en-US"/>
         </w:rPr>
       </w:pPr>
       <w:r>
@@ -146,8 +147,9 @@
           <w:color w:val="000000"/>
           <w:sz w:val="40"/>
           <w:szCs w:val="40"/>
-        </w:rPr>
-        <w:t>6</w:t>
+          <w:lang w:val="en-US"/>
+        </w:rPr>
+        <w:t>7</w:t>
       </w:r>
     </w:p>
     <w:p>
@@ -202,7 +204,7 @@
           <w:sz w:val="40"/>
           <w:szCs w:val="32"/>
         </w:rPr>
-        <w:t xml:space="preserve">НАПИСАННЯ ТЕСТІВ ДЛЯ КОРИСТУВАЦЬКИХ СЦЕНАРІЇВ </w:t>
+        <w:t xml:space="preserve">ПОБУДОВА БАЗОВОГО АВТОМАТИЗАЦІЙНОГО РІШЕННЯ </w:t>
       </w:r>
       <w:r>
         <w:rPr>
@@ -542,7 +544,7 @@
           <w:sz w:val="28"/>
           <w:szCs w:val="28"/>
         </w:rPr>
-        <w:t>навчитися створювати тести для перевірки користувацьких сценаріїв, розібратися в існуючих інструментах для створення тестів для перевірки користувацьких сценаріїв та навчитися їх обирати.</w:t>
+        <w:t>зрозуміти та навчитися будувати прості базові автоматизовані рішення.</w:t>
       </w:r>
     </w:p>
     <w:p>
@@ -607,7 +609,7 @@
           <w:sz w:val="28"/>
           <w:szCs w:val="28"/>
         </w:rPr>
-        <w:t xml:space="preserve">Оберіть ресурс який буде </w:t>
+        <w:t xml:space="preserve">Відносно обраного в попередній роботі сайту розробити </w:t>
       </w:r>
       <w:proofErr w:type="spellStart"/>
       <w:r>
@@ -616,7 +618,7 @@
           <w:sz w:val="28"/>
           <w:szCs w:val="28"/>
         </w:rPr>
-        <w:t>протестовано</w:t>
+        <w:t>автоматизаційне</w:t>
       </w:r>
       <w:proofErr w:type="spellEnd"/>
       <w:r>
@@ -625,7 +627,79 @@
           <w:sz w:val="28"/>
           <w:szCs w:val="28"/>
         </w:rPr>
-        <w:t>. Можна використовувати власно написані ресурси, але прохання надати посилання на репозиторій, для попереднього налаштування тестового середовища, щоб перевірити роботу написаного тестового рішення.</w:t>
+        <w:t xml:space="preserve"> рішення яке включатиме у себе </w:t>
+      </w:r>
+      <w:proofErr w:type="spellStart"/>
+      <w:r>
+        <w:rPr>
+          <w:color w:val="000000"/>
+          <w:sz w:val="28"/>
+          <w:szCs w:val="28"/>
+        </w:rPr>
+        <w:t>unit</w:t>
+      </w:r>
+      <w:proofErr w:type="spellEnd"/>
+      <w:r>
+        <w:rPr>
+          <w:color w:val="000000"/>
+          <w:sz w:val="28"/>
+          <w:szCs w:val="28"/>
+        </w:rPr>
+        <w:t xml:space="preserve">, </w:t>
+      </w:r>
+      <w:proofErr w:type="spellStart"/>
+      <w:r>
+        <w:rPr>
+          <w:color w:val="000000"/>
+          <w:sz w:val="28"/>
+          <w:szCs w:val="28"/>
+        </w:rPr>
+        <w:t>ui</w:t>
+      </w:r>
+      <w:proofErr w:type="spellEnd"/>
+      <w:r>
+        <w:rPr>
+          <w:color w:val="000000"/>
+          <w:sz w:val="28"/>
+          <w:szCs w:val="28"/>
+        </w:rPr>
+        <w:t xml:space="preserve">, </w:t>
+      </w:r>
+      <w:proofErr w:type="spellStart"/>
+      <w:r>
+        <w:rPr>
+          <w:color w:val="000000"/>
+          <w:sz w:val="28"/>
+          <w:szCs w:val="28"/>
+        </w:rPr>
+        <w:t>api</w:t>
+      </w:r>
+      <w:proofErr w:type="spellEnd"/>
+      <w:r>
+        <w:rPr>
+          <w:color w:val="000000"/>
+          <w:sz w:val="28"/>
+          <w:szCs w:val="28"/>
+        </w:rPr>
+        <w:t xml:space="preserve">, та е2е тестування. Структура рішення може бути довільна, але разом з тим логічна. Стосовно тестів: е2е можна скопіювати з попередньої роботи, оскільки це найгроміздкіша частина і на її розробку пішло б багато часу. Для решти тестів оберіть одну сторінку і пропрацюйте над її тестуванням. Щодо обсягу кожного з видів – хоча б по </w:t>
+      </w:r>
+      <w:proofErr w:type="spellStart"/>
+      <w:r>
+        <w:rPr>
+          <w:color w:val="000000"/>
+          <w:sz w:val="28"/>
+          <w:szCs w:val="28"/>
+        </w:rPr>
+        <w:t>пʼять</w:t>
+      </w:r>
+      <w:proofErr w:type="spellEnd"/>
+      <w:r>
+        <w:rPr>
+          <w:color w:val="000000"/>
+          <w:sz w:val="28"/>
+          <w:szCs w:val="28"/>
+        </w:rPr>
+        <w:t xml:space="preserve"> тестів для кожного типу. Для функцій, які ви розробите в межах оптимізації тестів створіть компонентні тести. При роботі послуговуйтесь підходами KISS та DRY</w:t>
       </w:r>
     </w:p>
     <w:p>
@@ -648,7 +722,27 @@
           <w:sz w:val="28"/>
           <w:szCs w:val="28"/>
         </w:rPr>
-        <w:t xml:space="preserve">Завдання друге: </w:t>
+        <w:t xml:space="preserve">Завдання </w:t>
+      </w:r>
+      <w:r>
+        <w:rPr>
+          <w:b/>
+          <w:bCs/>
+          <w:color w:val="000000"/>
+          <w:sz w:val="28"/>
+          <w:szCs w:val="28"/>
+        </w:rPr>
+        <w:t>друге</w:t>
+      </w:r>
+      <w:r>
+        <w:rPr>
+          <w:b/>
+          <w:bCs/>
+          <w:color w:val="000000"/>
+          <w:sz w:val="28"/>
+          <w:szCs w:val="28"/>
+        </w:rPr>
+        <w:t xml:space="preserve">: </w:t>
       </w:r>
     </w:p>
     <w:p>
@@ -667,7 +761,25 @@
           <w:sz w:val="28"/>
           <w:szCs w:val="28"/>
         </w:rPr>
-        <w:t xml:space="preserve">Написати реалізацію трьох користувацьких сценарії до обраного ресурсу. Прохання, коротко перед реалізацією опишіть, що ви перевірятимете даним тестом. Це можна зробити у вигляді списку, як подано вище, оскільки в реалізації буде видно як саме ви проводите саме тестування. </w:t>
+        <w:t xml:space="preserve">Завантажити код на власний/навчальний репозиторій </w:t>
+      </w:r>
+      <w:proofErr w:type="spellStart"/>
+      <w:r>
+        <w:rPr>
+          <w:color w:val="000000"/>
+          <w:sz w:val="28"/>
+          <w:szCs w:val="28"/>
+        </w:rPr>
+        <w:t>GitHub</w:t>
+      </w:r>
+      <w:proofErr w:type="spellEnd"/>
+      <w:r>
+        <w:rPr>
+          <w:color w:val="000000"/>
+          <w:sz w:val="28"/>
+          <w:szCs w:val="28"/>
+        </w:rPr>
+        <w:t>, або інший схожий ресурс та поділитися посиланням.</w:t>
       </w:r>
     </w:p>
     <w:p>
@@ -675,6 +787,17 @@
         <w:pStyle w:val="a3"/>
         <w:spacing w:before="0" w:beforeAutospacing="0" w:after="0" w:afterAutospacing="0"/>
         <w:rPr>
+          <w:color w:val="000000"/>
+          <w:sz w:val="28"/>
+          <w:szCs w:val="28"/>
+        </w:rPr>
+      </w:pPr>
+    </w:p>
+    <w:p>
+      <w:pPr>
+        <w:pStyle w:val="a3"/>
+        <w:spacing w:before="0" w:beforeAutospacing="0" w:after="0" w:afterAutospacing="0"/>
+        <w:rPr>
           <w:b/>
           <w:bCs/>
           <w:color w:val="000000"/>
@@ -690,7 +813,7 @@
           <w:sz w:val="28"/>
           <w:szCs w:val="28"/>
         </w:rPr>
-        <w:t xml:space="preserve">Завдання третє: </w:t>
+        <w:t>Виконання:</w:t>
       </w:r>
     </w:p>
     <w:p>
@@ -698,36 +821,22 @@
         <w:pStyle w:val="a3"/>
         <w:spacing w:before="0" w:beforeAutospacing="0" w:after="0" w:afterAutospacing="0"/>
         <w:rPr>
-          <w:color w:val="000000"/>
-          <w:sz w:val="28"/>
-          <w:szCs w:val="28"/>
-        </w:rPr>
-      </w:pPr>
-      <w:r>
-        <w:rPr>
-          <w:color w:val="000000"/>
-          <w:sz w:val="28"/>
-          <w:szCs w:val="28"/>
-        </w:rPr>
-        <w:t xml:space="preserve">Завантажити код на власний/навчальний репозиторій </w:t>
-      </w:r>
-      <w:proofErr w:type="spellStart"/>
-      <w:r>
-        <w:rPr>
-          <w:color w:val="000000"/>
-          <w:sz w:val="28"/>
-          <w:szCs w:val="28"/>
-        </w:rPr>
-        <w:t>GitHub</w:t>
-      </w:r>
-      <w:proofErr w:type="spellEnd"/>
-      <w:r>
-        <w:rPr>
-          <w:color w:val="000000"/>
-          <w:sz w:val="28"/>
-          <w:szCs w:val="28"/>
-        </w:rPr>
-        <w:t>, або інший схожий ресурс та поділитися посиланням.</w:t>
+          <w:b/>
+          <w:bCs/>
+          <w:color w:val="000000"/>
+          <w:sz w:val="28"/>
+          <w:szCs w:val="28"/>
+        </w:rPr>
+      </w:pPr>
+      <w:r>
+        <w:rPr>
+          <w:b/>
+          <w:bCs/>
+          <w:color w:val="000000"/>
+          <w:sz w:val="28"/>
+          <w:szCs w:val="28"/>
+        </w:rPr>
+        <w:t>Завдання перше:</w:t>
       </w:r>
     </w:p>
     <w:p>
@@ -740,11 +849,15 @@
           <w:szCs w:val="28"/>
         </w:rPr>
       </w:pPr>
-    </w:p>
-    <w:p>
-      <w:pPr>
-        <w:pStyle w:val="a3"/>
-        <w:spacing w:before="0" w:beforeAutospacing="0" w:after="0" w:afterAutospacing="0"/>
+      <w:r>
+        <w:rPr>
+          <w:color w:val="000000"/>
+          <w:sz w:val="28"/>
+          <w:szCs w:val="28"/>
+        </w:rPr>
+        <w:t xml:space="preserve">Тестуємо сайт: </w:t>
+      </w:r>
+      <w:r>
         <w:rPr>
           <w:b/>
           <w:bCs/>
@@ -752,7 +865,9 @@
           <w:sz w:val="28"/>
           <w:szCs w:val="28"/>
         </w:rPr>
-      </w:pPr>
+        <w:t xml:space="preserve">DOU </w:t>
+      </w:r>
+      <w:proofErr w:type="spellStart"/>
       <w:r>
         <w:rPr>
           <w:b/>
@@ -761,74 +876,13 @@
           <w:sz w:val="28"/>
           <w:szCs w:val="28"/>
         </w:rPr>
-        <w:t>Виконання:</w:t>
-      </w:r>
-    </w:p>
-    <w:p>
-      <w:pPr>
-        <w:pStyle w:val="a3"/>
-        <w:spacing w:before="0" w:beforeAutospacing="0" w:after="0" w:afterAutospacing="0"/>
+        <w:t>Jobs</w:t>
+      </w:r>
+      <w:proofErr w:type="spellEnd"/>
+      <w:r>
         <w:rPr>
           <w:b/>
           <w:bCs/>
-          <w:color w:val="000000"/>
-          <w:sz w:val="28"/>
-          <w:szCs w:val="28"/>
-        </w:rPr>
-      </w:pPr>
-      <w:r>
-        <w:rPr>
-          <w:b/>
-          <w:bCs/>
-          <w:color w:val="000000"/>
-          <w:sz w:val="28"/>
-          <w:szCs w:val="28"/>
-        </w:rPr>
-        <w:t>Завдання перше:</w:t>
-      </w:r>
-    </w:p>
-    <w:p>
-      <w:pPr>
-        <w:pStyle w:val="a3"/>
-        <w:spacing w:before="0" w:beforeAutospacing="0" w:after="0" w:afterAutospacing="0"/>
-        <w:rPr>
-          <w:color w:val="000000"/>
-          <w:sz w:val="28"/>
-          <w:szCs w:val="28"/>
-        </w:rPr>
-      </w:pPr>
-      <w:r>
-        <w:rPr>
-          <w:color w:val="000000"/>
-          <w:sz w:val="28"/>
-          <w:szCs w:val="28"/>
-        </w:rPr>
-        <w:t xml:space="preserve">Тестуємо сайт: </w:t>
-      </w:r>
-      <w:r>
-        <w:rPr>
-          <w:b/>
-          <w:bCs/>
-          <w:color w:val="000000"/>
-          <w:sz w:val="28"/>
-          <w:szCs w:val="28"/>
-        </w:rPr>
-        <w:t xml:space="preserve">DOU </w:t>
-      </w:r>
-      <w:proofErr w:type="spellStart"/>
-      <w:r>
-        <w:rPr>
-          <w:b/>
-          <w:bCs/>
-          <w:color w:val="000000"/>
-          <w:sz w:val="28"/>
-          <w:szCs w:val="28"/>
-        </w:rPr>
-        <w:t>Jobs</w:t>
-      </w:r>
-      <w:proofErr w:type="spellEnd"/>
-      <w:r>
-        <w:rPr>
           <w:color w:val="000000"/>
           <w:sz w:val="28"/>
           <w:szCs w:val="28"/>
@@ -862,6 +916,115 @@
         <w:pStyle w:val="a3"/>
         <w:spacing w:before="0" w:beforeAutospacing="0" w:after="0" w:afterAutospacing="0"/>
         <w:rPr>
+          <w:color w:val="000000"/>
+          <w:sz w:val="28"/>
+          <w:szCs w:val="28"/>
+        </w:rPr>
+      </w:pPr>
+      <w:r>
+        <w:rPr>
+          <w:color w:val="000000"/>
+          <w:sz w:val="28"/>
+          <w:szCs w:val="28"/>
+        </w:rPr>
+        <w:t xml:space="preserve">У межах виконання першого завдання було розроблено комплексне </w:t>
+      </w:r>
+      <w:proofErr w:type="spellStart"/>
+      <w:r>
+        <w:rPr>
+          <w:color w:val="000000"/>
+          <w:sz w:val="28"/>
+          <w:szCs w:val="28"/>
+        </w:rPr>
+        <w:t>автоматизаційне</w:t>
+      </w:r>
+      <w:proofErr w:type="spellEnd"/>
+      <w:r>
+        <w:rPr>
+          <w:color w:val="000000"/>
+          <w:sz w:val="28"/>
+          <w:szCs w:val="28"/>
+        </w:rPr>
+        <w:t xml:space="preserve"> тестове рішення на основі C#, </w:t>
+      </w:r>
+      <w:proofErr w:type="spellStart"/>
+      <w:r>
+        <w:rPr>
+          <w:color w:val="000000"/>
+          <w:sz w:val="28"/>
+          <w:szCs w:val="28"/>
+        </w:rPr>
+        <w:t>xUnit</w:t>
+      </w:r>
+      <w:proofErr w:type="spellEnd"/>
+      <w:r>
+        <w:rPr>
+          <w:color w:val="000000"/>
+          <w:sz w:val="28"/>
+          <w:szCs w:val="28"/>
+        </w:rPr>
+        <w:t xml:space="preserve"> та Microsoft </w:t>
+      </w:r>
+      <w:proofErr w:type="spellStart"/>
+      <w:r>
+        <w:rPr>
+          <w:color w:val="000000"/>
+          <w:sz w:val="28"/>
+          <w:szCs w:val="28"/>
+        </w:rPr>
+        <w:t>Playwright</w:t>
+      </w:r>
+      <w:proofErr w:type="spellEnd"/>
+      <w:r>
+        <w:rPr>
+          <w:color w:val="000000"/>
+          <w:sz w:val="28"/>
+          <w:szCs w:val="28"/>
+        </w:rPr>
+        <w:t xml:space="preserve"> для веб-ресурсу jobs.dou.ua. Основною метою було створення структурованого фреймворку, який охоплює всі основні рівні тестування: </w:t>
+      </w:r>
+      <w:proofErr w:type="spellStart"/>
+      <w:r>
+        <w:rPr>
+          <w:color w:val="000000"/>
+          <w:sz w:val="28"/>
+          <w:szCs w:val="28"/>
+        </w:rPr>
+        <w:t>unit</w:t>
+      </w:r>
+      <w:proofErr w:type="spellEnd"/>
+      <w:r>
+        <w:rPr>
+          <w:color w:val="000000"/>
+          <w:sz w:val="28"/>
+          <w:szCs w:val="28"/>
+        </w:rPr>
+        <w:t xml:space="preserve">, API, UI та </w:t>
+      </w:r>
+      <w:proofErr w:type="spellStart"/>
+      <w:r>
+        <w:rPr>
+          <w:color w:val="000000"/>
+          <w:sz w:val="28"/>
+          <w:szCs w:val="28"/>
+        </w:rPr>
+        <w:t>end-to-end</w:t>
+      </w:r>
+      <w:proofErr w:type="spellEnd"/>
+      <w:r>
+        <w:rPr>
+          <w:color w:val="000000"/>
+          <w:sz w:val="28"/>
+          <w:szCs w:val="28"/>
+        </w:rPr>
+        <w:t xml:space="preserve"> (E2E), з дотриманням принципів KISS та DRY.</w:t>
+      </w:r>
+    </w:p>
+    <w:p>
+      <w:pPr>
+        <w:pStyle w:val="a3"/>
+        <w:spacing w:before="0" w:beforeAutospacing="0" w:after="0" w:afterAutospacing="0"/>
+        <w:rPr>
           <w:b/>
           <w:bCs/>
           <w:color w:val="000000"/>
@@ -877,8 +1040,7 @@
           <w:sz w:val="28"/>
           <w:szCs w:val="28"/>
         </w:rPr>
-        <w:br/>
-        <w:t>Завдання друге:</w:t>
+        <w:t>Архітектура рішення</w:t>
       </w:r>
     </w:p>
     <w:p>
@@ -886,45 +1048,36 @@
         <w:pStyle w:val="a3"/>
         <w:spacing w:before="0" w:beforeAutospacing="0" w:after="0" w:afterAutospacing="0"/>
         <w:rPr>
-          <w:b/>
-          <w:bCs/>
-          <w:color w:val="000000"/>
-          <w:sz w:val="28"/>
-          <w:szCs w:val="28"/>
-        </w:rPr>
-      </w:pPr>
-      <w:r>
-        <w:rPr>
-          <w:b/>
-          <w:bCs/>
-          <w:color w:val="000000"/>
-          <w:sz w:val="28"/>
-          <w:szCs w:val="28"/>
-        </w:rPr>
-        <w:t>Сценарії тестування</w:t>
-      </w:r>
-    </w:p>
-    <w:p>
-      <w:pPr>
-        <w:pStyle w:val="a3"/>
-        <w:spacing w:before="0" w:beforeAutospacing="0" w:after="0" w:afterAutospacing="0"/>
-        <w:rPr>
-          <w:b/>
-          <w:bCs/>
-          <w:color w:val="000000"/>
-          <w:sz w:val="28"/>
-          <w:szCs w:val="28"/>
-        </w:rPr>
-      </w:pPr>
-      <w:r>
-        <w:rPr>
-          <w:b/>
-          <w:bCs/>
-          <w:color w:val="000000"/>
-          <w:sz w:val="28"/>
-          <w:szCs w:val="28"/>
-        </w:rPr>
-        <w:t>1. Пошук вакансії QA</w:t>
+          <w:color w:val="000000"/>
+          <w:sz w:val="28"/>
+          <w:szCs w:val="28"/>
+        </w:rPr>
+      </w:pPr>
+      <w:r>
+        <w:rPr>
+          <w:color w:val="000000"/>
+          <w:sz w:val="28"/>
+          <w:szCs w:val="28"/>
+        </w:rPr>
+        <w:t xml:space="preserve">Було реалізовано багаторівневу архітектуру </w:t>
+      </w:r>
+      <w:proofErr w:type="spellStart"/>
+      <w:r>
+        <w:rPr>
+          <w:color w:val="000000"/>
+          <w:sz w:val="28"/>
+          <w:szCs w:val="28"/>
+        </w:rPr>
+        <w:t>проєкту</w:t>
+      </w:r>
+      <w:proofErr w:type="spellEnd"/>
+      <w:r>
+        <w:rPr>
+          <w:color w:val="000000"/>
+          <w:sz w:val="28"/>
+          <w:szCs w:val="28"/>
+        </w:rPr>
+        <w:t>, яка поділена на логічні шари:</w:t>
       </w:r>
     </w:p>
     <w:p>
@@ -932,7 +1085,7 @@
         <w:pStyle w:val="a3"/>
         <w:numPr>
           <w:ilvl w:val="0"/>
-          <w:numId w:val="41"/>
+          <w:numId w:val="44"/>
         </w:numPr>
         <w:spacing w:before="0" w:beforeAutospacing="0" w:after="0" w:afterAutospacing="0"/>
         <w:rPr>
@@ -941,13 +1094,65 @@
           <w:szCs w:val="28"/>
         </w:rPr>
       </w:pPr>
-      <w:r>
-        <w:rPr>
-          <w:color w:val="000000"/>
-          <w:sz w:val="28"/>
-          <w:szCs w:val="28"/>
-        </w:rPr>
-        <w:t xml:space="preserve">користувач заходить на сайт </w:t>
+      <w:proofErr w:type="spellStart"/>
+      <w:r>
+        <w:rPr>
+          <w:b/>
+          <w:bCs/>
+          <w:color w:val="000000"/>
+          <w:sz w:val="28"/>
+          <w:szCs w:val="28"/>
+        </w:rPr>
+        <w:t>Core</w:t>
+      </w:r>
+      <w:proofErr w:type="spellEnd"/>
+      <w:r>
+        <w:rPr>
+          <w:b/>
+          <w:bCs/>
+          <w:color w:val="000000"/>
+          <w:sz w:val="28"/>
+          <w:szCs w:val="28"/>
+        </w:rPr>
+        <w:t xml:space="preserve"> </w:t>
+      </w:r>
+      <w:proofErr w:type="spellStart"/>
+      <w:r>
+        <w:rPr>
+          <w:b/>
+          <w:bCs/>
+          <w:color w:val="000000"/>
+          <w:sz w:val="28"/>
+          <w:szCs w:val="28"/>
+        </w:rPr>
+        <w:t>layer</w:t>
+      </w:r>
+      <w:proofErr w:type="spellEnd"/>
+      <w:r>
+        <w:rPr>
+          <w:color w:val="000000"/>
+          <w:sz w:val="28"/>
+          <w:szCs w:val="28"/>
+        </w:rPr>
+        <w:t xml:space="preserve"> — містить базові класи ініціалізації тестового середовища (</w:t>
+      </w:r>
+      <w:proofErr w:type="spellStart"/>
+      <w:r>
+        <w:rPr>
+          <w:color w:val="000000"/>
+          <w:sz w:val="28"/>
+          <w:szCs w:val="28"/>
+        </w:rPr>
+        <w:t>BaseTest</w:t>
+      </w:r>
+      <w:proofErr w:type="spellEnd"/>
+      <w:r>
+        <w:rPr>
+          <w:color w:val="000000"/>
+          <w:sz w:val="28"/>
+          <w:szCs w:val="28"/>
+        </w:rPr>
+        <w:t xml:space="preserve">), налаштування браузера та життєвий цикл тестів. </w:t>
       </w:r>
     </w:p>
     <w:p>
@@ -955,7 +1160,7 @@
         <w:pStyle w:val="a3"/>
         <w:numPr>
           <w:ilvl w:val="0"/>
-          <w:numId w:val="41"/>
+          <w:numId w:val="44"/>
         </w:numPr>
         <w:spacing w:before="0" w:beforeAutospacing="0" w:after="0" w:afterAutospacing="0"/>
         <w:rPr>
@@ -964,13 +1169,147 @@
           <w:szCs w:val="28"/>
         </w:rPr>
       </w:pPr>
-      <w:r>
-        <w:rPr>
-          <w:color w:val="000000"/>
-          <w:sz w:val="28"/>
-          <w:szCs w:val="28"/>
-        </w:rPr>
-        <w:t xml:space="preserve">вводить "QA" </w:t>
+      <w:proofErr w:type="spellStart"/>
+      <w:r>
+        <w:rPr>
+          <w:b/>
+          <w:bCs/>
+          <w:color w:val="000000"/>
+          <w:sz w:val="28"/>
+          <w:szCs w:val="28"/>
+        </w:rPr>
+        <w:t>Pages</w:t>
+      </w:r>
+      <w:proofErr w:type="spellEnd"/>
+      <w:r>
+        <w:rPr>
+          <w:b/>
+          <w:bCs/>
+          <w:color w:val="000000"/>
+          <w:sz w:val="28"/>
+          <w:szCs w:val="28"/>
+        </w:rPr>
+        <w:t xml:space="preserve"> </w:t>
+      </w:r>
+      <w:proofErr w:type="spellStart"/>
+      <w:r>
+        <w:rPr>
+          <w:b/>
+          <w:bCs/>
+          <w:color w:val="000000"/>
+          <w:sz w:val="28"/>
+          <w:szCs w:val="28"/>
+        </w:rPr>
+        <w:t>layer</w:t>
+      </w:r>
+      <w:proofErr w:type="spellEnd"/>
+      <w:r>
+        <w:rPr>
+          <w:b/>
+          <w:bCs/>
+          <w:color w:val="000000"/>
+          <w:sz w:val="28"/>
+          <w:szCs w:val="28"/>
+        </w:rPr>
+        <w:t xml:space="preserve"> (POM)</w:t>
+      </w:r>
+      <w:r>
+        <w:rPr>
+          <w:color w:val="000000"/>
+          <w:sz w:val="28"/>
+          <w:szCs w:val="28"/>
+        </w:rPr>
+        <w:t xml:space="preserve"> — реалізовано </w:t>
+      </w:r>
+      <w:proofErr w:type="spellStart"/>
+      <w:r>
+        <w:rPr>
+          <w:color w:val="000000"/>
+          <w:sz w:val="28"/>
+          <w:szCs w:val="28"/>
+        </w:rPr>
+        <w:t>Page</w:t>
+      </w:r>
+      <w:proofErr w:type="spellEnd"/>
+      <w:r>
+        <w:rPr>
+          <w:color w:val="000000"/>
+          <w:sz w:val="28"/>
+          <w:szCs w:val="28"/>
+        </w:rPr>
+        <w:t xml:space="preserve"> </w:t>
+      </w:r>
+      <w:proofErr w:type="spellStart"/>
+      <w:r>
+        <w:rPr>
+          <w:color w:val="000000"/>
+          <w:sz w:val="28"/>
+          <w:szCs w:val="28"/>
+        </w:rPr>
+        <w:t>Object</w:t>
+      </w:r>
+      <w:proofErr w:type="spellEnd"/>
+      <w:r>
+        <w:rPr>
+          <w:color w:val="000000"/>
+          <w:sz w:val="28"/>
+          <w:szCs w:val="28"/>
+        </w:rPr>
+        <w:t xml:space="preserve"> </w:t>
+      </w:r>
+      <w:proofErr w:type="spellStart"/>
+      <w:r>
+        <w:rPr>
+          <w:color w:val="000000"/>
+          <w:sz w:val="28"/>
+          <w:szCs w:val="28"/>
+        </w:rPr>
+        <w:t>Model</w:t>
+      </w:r>
+      <w:proofErr w:type="spellEnd"/>
+      <w:r>
+        <w:rPr>
+          <w:color w:val="000000"/>
+          <w:sz w:val="28"/>
+          <w:szCs w:val="28"/>
+        </w:rPr>
+        <w:t xml:space="preserve"> через клас </w:t>
+      </w:r>
+      <w:proofErr w:type="spellStart"/>
+      <w:r>
+        <w:rPr>
+          <w:color w:val="000000"/>
+          <w:sz w:val="28"/>
+          <w:szCs w:val="28"/>
+        </w:rPr>
+        <w:t>JobsPage</w:t>
+      </w:r>
+      <w:proofErr w:type="spellEnd"/>
+      <w:r>
+        <w:rPr>
+          <w:color w:val="000000"/>
+          <w:sz w:val="28"/>
+          <w:szCs w:val="28"/>
+        </w:rPr>
+        <w:t xml:space="preserve">, який </w:t>
+      </w:r>
+      <w:proofErr w:type="spellStart"/>
+      <w:r>
+        <w:rPr>
+          <w:color w:val="000000"/>
+          <w:sz w:val="28"/>
+          <w:szCs w:val="28"/>
+        </w:rPr>
+        <w:t>інкапсулює</w:t>
+      </w:r>
+      <w:proofErr w:type="spellEnd"/>
+      <w:r>
+        <w:rPr>
+          <w:color w:val="000000"/>
+          <w:sz w:val="28"/>
+          <w:szCs w:val="28"/>
+        </w:rPr>
+        <w:t xml:space="preserve"> роботу з елементами сторінки вакансій та містить методи для отримання даних зі сторінки. </w:t>
       </w:r>
     </w:p>
     <w:p>
@@ -978,7 +1317,7 @@
         <w:pStyle w:val="a3"/>
         <w:numPr>
           <w:ilvl w:val="0"/>
-          <w:numId w:val="41"/>
+          <w:numId w:val="44"/>
         </w:numPr>
         <w:spacing w:before="0" w:beforeAutospacing="0" w:after="0" w:afterAutospacing="0"/>
         <w:rPr>
@@ -987,18 +1326,201 @@
           <w:szCs w:val="28"/>
         </w:rPr>
       </w:pPr>
-      <w:r>
-        <w:rPr>
-          <w:color w:val="000000"/>
-          <w:sz w:val="28"/>
-          <w:szCs w:val="28"/>
-        </w:rPr>
-        <w:t xml:space="preserve">отримує список вакансій </w:t>
+      <w:proofErr w:type="spellStart"/>
+      <w:r>
+        <w:rPr>
+          <w:b/>
+          <w:bCs/>
+          <w:color w:val="000000"/>
+          <w:sz w:val="28"/>
+          <w:szCs w:val="28"/>
+        </w:rPr>
+        <w:t>Tests</w:t>
+      </w:r>
+      <w:proofErr w:type="spellEnd"/>
+      <w:r>
+        <w:rPr>
+          <w:b/>
+          <w:bCs/>
+          <w:color w:val="000000"/>
+          <w:sz w:val="28"/>
+          <w:szCs w:val="28"/>
+        </w:rPr>
+        <w:t xml:space="preserve"> </w:t>
+      </w:r>
+      <w:proofErr w:type="spellStart"/>
+      <w:r>
+        <w:rPr>
+          <w:b/>
+          <w:bCs/>
+          <w:color w:val="000000"/>
+          <w:sz w:val="28"/>
+          <w:szCs w:val="28"/>
+        </w:rPr>
+        <w:t>layer</w:t>
+      </w:r>
+      <w:proofErr w:type="spellEnd"/>
+      <w:r>
+        <w:rPr>
+          <w:color w:val="000000"/>
+          <w:sz w:val="28"/>
+          <w:szCs w:val="28"/>
+        </w:rPr>
+        <w:t xml:space="preserve"> — поділений на підрівні: </w:t>
       </w:r>
     </w:p>
     <w:p>
       <w:pPr>
         <w:pStyle w:val="a3"/>
+        <w:numPr>
+          <w:ilvl w:val="1"/>
+          <w:numId w:val="44"/>
+        </w:numPr>
+        <w:spacing w:before="0" w:beforeAutospacing="0" w:after="0" w:afterAutospacing="0"/>
+        <w:rPr>
+          <w:color w:val="000000"/>
+          <w:sz w:val="28"/>
+          <w:szCs w:val="28"/>
+        </w:rPr>
+      </w:pPr>
+      <w:proofErr w:type="spellStart"/>
+      <w:r>
+        <w:rPr>
+          <w:color w:val="000000"/>
+          <w:sz w:val="28"/>
+          <w:szCs w:val="28"/>
+        </w:rPr>
+        <w:t>Unit</w:t>
+      </w:r>
+      <w:proofErr w:type="spellEnd"/>
+      <w:r>
+        <w:rPr>
+          <w:color w:val="000000"/>
+          <w:sz w:val="28"/>
+          <w:szCs w:val="28"/>
+        </w:rPr>
+        <w:t xml:space="preserve"> тести </w:t>
+      </w:r>
+    </w:p>
+    <w:p>
+      <w:pPr>
+        <w:pStyle w:val="a3"/>
+        <w:numPr>
+          <w:ilvl w:val="1"/>
+          <w:numId w:val="44"/>
+        </w:numPr>
+        <w:spacing w:before="0" w:beforeAutospacing="0" w:after="0" w:afterAutospacing="0"/>
+        <w:rPr>
+          <w:color w:val="000000"/>
+          <w:sz w:val="28"/>
+          <w:szCs w:val="28"/>
+        </w:rPr>
+      </w:pPr>
+      <w:r>
+        <w:rPr>
+          <w:color w:val="000000"/>
+          <w:sz w:val="28"/>
+          <w:szCs w:val="28"/>
+        </w:rPr>
+        <w:t xml:space="preserve">API тести </w:t>
+      </w:r>
+    </w:p>
+    <w:p>
+      <w:pPr>
+        <w:pStyle w:val="a3"/>
+        <w:numPr>
+          <w:ilvl w:val="1"/>
+          <w:numId w:val="44"/>
+        </w:numPr>
+        <w:spacing w:before="0" w:beforeAutospacing="0" w:after="0" w:afterAutospacing="0"/>
+        <w:rPr>
+          <w:color w:val="000000"/>
+          <w:sz w:val="28"/>
+          <w:szCs w:val="28"/>
+        </w:rPr>
+      </w:pPr>
+      <w:r>
+        <w:rPr>
+          <w:color w:val="000000"/>
+          <w:sz w:val="28"/>
+          <w:szCs w:val="28"/>
+        </w:rPr>
+        <w:t xml:space="preserve">UI тести </w:t>
+      </w:r>
+    </w:p>
+    <w:p>
+      <w:pPr>
+        <w:pStyle w:val="a3"/>
+        <w:numPr>
+          <w:ilvl w:val="1"/>
+          <w:numId w:val="44"/>
+        </w:numPr>
+        <w:spacing w:before="0" w:beforeAutospacing="0" w:after="0" w:afterAutospacing="0"/>
+        <w:rPr>
+          <w:color w:val="000000"/>
+          <w:sz w:val="28"/>
+          <w:szCs w:val="28"/>
+        </w:rPr>
+      </w:pPr>
+      <w:r>
+        <w:rPr>
+          <w:color w:val="000000"/>
+          <w:sz w:val="28"/>
+          <w:szCs w:val="28"/>
+        </w:rPr>
+        <w:t xml:space="preserve">E2E тести </w:t>
+      </w:r>
+    </w:p>
+    <w:p>
+      <w:pPr>
+        <w:pStyle w:val="a3"/>
+        <w:spacing w:before="0" w:beforeAutospacing="0" w:after="0" w:afterAutospacing="0"/>
+        <w:rPr>
+          <w:color w:val="000000"/>
+          <w:sz w:val="28"/>
+          <w:szCs w:val="28"/>
+        </w:rPr>
+      </w:pPr>
+      <w:r>
+        <w:rPr>
+          <w:color w:val="000000"/>
+          <w:sz w:val="28"/>
+          <w:szCs w:val="28"/>
+        </w:rPr>
+        <w:t xml:space="preserve">Такий підхід забезпечує чітке розділення відповідальності між компонентами системи та підвищує </w:t>
+      </w:r>
+      <w:proofErr w:type="spellStart"/>
+      <w:r>
+        <w:rPr>
+          <w:color w:val="000000"/>
+          <w:sz w:val="28"/>
+          <w:szCs w:val="28"/>
+        </w:rPr>
+        <w:t>підтримуваність</w:t>
+      </w:r>
+      <w:proofErr w:type="spellEnd"/>
+      <w:r>
+        <w:rPr>
+          <w:color w:val="000000"/>
+          <w:sz w:val="28"/>
+          <w:szCs w:val="28"/>
+        </w:rPr>
+        <w:t xml:space="preserve"> коду.</w:t>
+      </w:r>
+    </w:p>
+    <w:p>
+      <w:pPr>
+        <w:pStyle w:val="a3"/>
+        <w:rPr>
+          <w:color w:val="000000"/>
+          <w:sz w:val="28"/>
+          <w:szCs w:val="28"/>
+        </w:rPr>
+      </w:pPr>
+    </w:p>
+    <w:p>
+      <w:pPr>
+        <w:pStyle w:val="a3"/>
         <w:spacing w:before="0" w:beforeAutospacing="0" w:after="0" w:afterAutospacing="0"/>
         <w:rPr>
           <w:b/>
@@ -1016,7 +1538,154 @@
           <w:sz w:val="28"/>
           <w:szCs w:val="28"/>
         </w:rPr>
-        <w:t>2. Перехід у вакансію</w:t>
+        <w:t xml:space="preserve">Реалізація </w:t>
+      </w:r>
+      <w:proofErr w:type="spellStart"/>
+      <w:r>
+        <w:rPr>
+          <w:b/>
+          <w:bCs/>
+          <w:color w:val="000000"/>
+          <w:sz w:val="28"/>
+          <w:szCs w:val="28"/>
+        </w:rPr>
+        <w:t>unit</w:t>
+      </w:r>
+      <w:proofErr w:type="spellEnd"/>
+      <w:r>
+        <w:rPr>
+          <w:b/>
+          <w:bCs/>
+          <w:color w:val="000000"/>
+          <w:sz w:val="28"/>
+          <w:szCs w:val="28"/>
+        </w:rPr>
+        <w:t xml:space="preserve"> тестів</w:t>
+      </w:r>
+    </w:p>
+    <w:p>
+      <w:pPr>
+        <w:pStyle w:val="a3"/>
+        <w:spacing w:before="0" w:beforeAutospacing="0" w:after="0" w:afterAutospacing="0"/>
+        <w:rPr>
+          <w:color w:val="000000"/>
+          <w:sz w:val="28"/>
+          <w:szCs w:val="28"/>
+        </w:rPr>
+      </w:pPr>
+      <w:r>
+        <w:rPr>
+          <w:color w:val="000000"/>
+          <w:sz w:val="28"/>
+          <w:szCs w:val="28"/>
+        </w:rPr>
+        <w:t xml:space="preserve">Було створено щонайменше п’ять </w:t>
+      </w:r>
+      <w:proofErr w:type="spellStart"/>
+      <w:r>
+        <w:rPr>
+          <w:color w:val="000000"/>
+          <w:sz w:val="28"/>
+          <w:szCs w:val="28"/>
+        </w:rPr>
+        <w:t>unit</w:t>
+      </w:r>
+      <w:proofErr w:type="spellEnd"/>
+      <w:r>
+        <w:rPr>
+          <w:color w:val="000000"/>
+          <w:sz w:val="28"/>
+          <w:szCs w:val="28"/>
+        </w:rPr>
+        <w:t>-тестів, які перевіряють базову логіку програмних операцій (арифметичні та логічні перевірки). Основна мета цього рівня — перевірка ізольованих функцій без залежності від зовнішніх систем.</w:t>
+      </w:r>
+    </w:p>
+    <w:p>
+      <w:pPr>
+        <w:pStyle w:val="a3"/>
+        <w:rPr>
+          <w:color w:val="000000"/>
+          <w:sz w:val="28"/>
+          <w:szCs w:val="28"/>
+        </w:rPr>
+      </w:pPr>
+    </w:p>
+    <w:p>
+      <w:pPr>
+        <w:pStyle w:val="a3"/>
+        <w:spacing w:before="0" w:beforeAutospacing="0" w:after="0" w:afterAutospacing="0"/>
+        <w:rPr>
+          <w:b/>
+          <w:bCs/>
+          <w:color w:val="000000"/>
+          <w:sz w:val="28"/>
+          <w:szCs w:val="28"/>
+        </w:rPr>
+      </w:pPr>
+      <w:r>
+        <w:rPr>
+          <w:b/>
+          <w:bCs/>
+          <w:color w:val="000000"/>
+          <w:sz w:val="28"/>
+          <w:szCs w:val="28"/>
+        </w:rPr>
+        <w:t>Реалізація API тестів</w:t>
+      </w:r>
+    </w:p>
+    <w:p>
+      <w:pPr>
+        <w:pStyle w:val="a3"/>
+        <w:spacing w:before="0" w:beforeAutospacing="0" w:after="0" w:afterAutospacing="0"/>
+        <w:rPr>
+          <w:color w:val="000000"/>
+          <w:sz w:val="28"/>
+          <w:szCs w:val="28"/>
+        </w:rPr>
+      </w:pPr>
+      <w:r>
+        <w:rPr>
+          <w:color w:val="000000"/>
+          <w:sz w:val="28"/>
+          <w:szCs w:val="28"/>
+        </w:rPr>
+        <w:t xml:space="preserve">Для API тестування було використано </w:t>
+      </w:r>
+      <w:proofErr w:type="spellStart"/>
+      <w:r>
+        <w:rPr>
+          <w:color w:val="000000"/>
+          <w:sz w:val="28"/>
+          <w:szCs w:val="28"/>
+        </w:rPr>
+        <w:t>HttpClient</w:t>
+      </w:r>
+      <w:proofErr w:type="spellEnd"/>
+      <w:r>
+        <w:rPr>
+          <w:color w:val="000000"/>
+          <w:sz w:val="28"/>
+          <w:szCs w:val="28"/>
+        </w:rPr>
+        <w:t xml:space="preserve"> із зверненням до публічного тестового сервісу </w:t>
+      </w:r>
+      <w:proofErr w:type="spellStart"/>
+      <w:r>
+        <w:rPr>
+          <w:color w:val="000000"/>
+          <w:sz w:val="28"/>
+          <w:szCs w:val="28"/>
+        </w:rPr>
+        <w:t>JSONPlaceholder</w:t>
+      </w:r>
+      <w:proofErr w:type="spellEnd"/>
+      <w:r>
+        <w:rPr>
+          <w:color w:val="000000"/>
+          <w:sz w:val="28"/>
+          <w:szCs w:val="28"/>
+        </w:rPr>
+        <w:t>. Було реалізовано п’ять тестів, які перевіряють:</w:t>
       </w:r>
     </w:p>
     <w:p>
@@ -1024,7 +1693,7 @@
         <w:pStyle w:val="a3"/>
         <w:numPr>
           <w:ilvl w:val="0"/>
-          <w:numId w:val="42"/>
+          <w:numId w:val="45"/>
         </w:numPr>
         <w:spacing w:before="0" w:beforeAutospacing="0" w:after="0" w:afterAutospacing="0"/>
         <w:rPr>
@@ -1039,7 +1708,7 @@
           <w:sz w:val="28"/>
           <w:szCs w:val="28"/>
         </w:rPr>
-        <w:t xml:space="preserve">відкриває першу вакансію зі списку </w:t>
+        <w:t xml:space="preserve">отримання списку ресурсів (GET) </w:t>
       </w:r>
     </w:p>
     <w:p>
@@ -1047,7 +1716,7 @@
         <w:pStyle w:val="a3"/>
         <w:numPr>
           <w:ilvl w:val="0"/>
-          <w:numId w:val="42"/>
+          <w:numId w:val="45"/>
         </w:numPr>
         <w:spacing w:before="0" w:beforeAutospacing="0" w:after="0" w:afterAutospacing="0"/>
         <w:rPr>
@@ -1062,30 +1731,43 @@
           <w:sz w:val="28"/>
           <w:szCs w:val="28"/>
         </w:rPr>
-        <w:t xml:space="preserve">перевіряє, що сторінка відкрилась </w:t>
-      </w:r>
-    </w:p>
-    <w:p>
-      <w:pPr>
-        <w:pStyle w:val="a3"/>
-        <w:spacing w:before="0" w:beforeAutospacing="0" w:after="0" w:afterAutospacing="0"/>
-        <w:rPr>
-          <w:b/>
-          <w:bCs/>
-          <w:color w:val="000000"/>
-          <w:sz w:val="28"/>
-          <w:szCs w:val="28"/>
-        </w:rPr>
-      </w:pPr>
-      <w:r>
-        <w:rPr>
-          <w:b/>
-          <w:bCs/>
-          <w:color w:val="000000"/>
-          <w:sz w:val="28"/>
-          <w:szCs w:val="28"/>
-        </w:rPr>
-        <w:t>3. Перевірка фільтра категорії</w:t>
+        <w:t xml:space="preserve">отримання конкретного запису (GET </w:t>
+      </w:r>
+      <w:proofErr w:type="spellStart"/>
+      <w:r>
+        <w:rPr>
+          <w:color w:val="000000"/>
+          <w:sz w:val="28"/>
+          <w:szCs w:val="28"/>
+        </w:rPr>
+        <w:t>by</w:t>
+      </w:r>
+      <w:proofErr w:type="spellEnd"/>
+      <w:r>
+        <w:rPr>
+          <w:color w:val="000000"/>
+          <w:sz w:val="28"/>
+          <w:szCs w:val="28"/>
+        </w:rPr>
+        <w:t xml:space="preserve"> </w:t>
+      </w:r>
+      <w:proofErr w:type="spellStart"/>
+      <w:r>
+        <w:rPr>
+          <w:color w:val="000000"/>
+          <w:sz w:val="28"/>
+          <w:szCs w:val="28"/>
+        </w:rPr>
+        <w:t>id</w:t>
+      </w:r>
+      <w:proofErr w:type="spellEnd"/>
+      <w:r>
+        <w:rPr>
+          <w:color w:val="000000"/>
+          <w:sz w:val="28"/>
+          <w:szCs w:val="28"/>
+        </w:rPr>
+        <w:t xml:space="preserve">) </w:t>
       </w:r>
     </w:p>
     <w:p>
@@ -1093,7 +1775,7 @@
         <w:pStyle w:val="a3"/>
         <w:numPr>
           <w:ilvl w:val="0"/>
-          <w:numId w:val="43"/>
+          <w:numId w:val="45"/>
         </w:numPr>
         <w:spacing w:before="0" w:beforeAutospacing="0" w:after="0" w:afterAutospacing="0"/>
         <w:rPr>
@@ -1108,25 +1790,7 @@
           <w:sz w:val="28"/>
           <w:szCs w:val="28"/>
         </w:rPr>
-        <w:t xml:space="preserve">відкриває QA </w:t>
-      </w:r>
-      <w:proofErr w:type="spellStart"/>
-      <w:r>
-        <w:rPr>
-          <w:color w:val="000000"/>
-          <w:sz w:val="28"/>
-          <w:szCs w:val="28"/>
-        </w:rPr>
-        <w:t>category</w:t>
-      </w:r>
-      <w:proofErr w:type="spellEnd"/>
-      <w:r>
-        <w:rPr>
-          <w:color w:val="000000"/>
-          <w:sz w:val="28"/>
-          <w:szCs w:val="28"/>
-        </w:rPr>
-        <w:t xml:space="preserve"> </w:t>
+        <w:t xml:space="preserve">створення ресурсу (POST) </w:t>
       </w:r>
     </w:p>
     <w:p>
@@ -1134,7 +1798,7 @@
         <w:pStyle w:val="a3"/>
         <w:numPr>
           <w:ilvl w:val="0"/>
-          <w:numId w:val="43"/>
+          <w:numId w:val="45"/>
         </w:numPr>
         <w:spacing w:before="0" w:beforeAutospacing="0" w:after="0" w:afterAutospacing="0"/>
         <w:rPr>
@@ -1149,12 +1813,16 @@
           <w:sz w:val="28"/>
           <w:szCs w:val="28"/>
         </w:rPr>
-        <w:t>перевіряє що вакансії відображаються</w:t>
+        <w:t xml:space="preserve">оновлення ресурсу (PUT) </w:t>
       </w:r>
     </w:p>
     <w:p>
       <w:pPr>
         <w:pStyle w:val="a3"/>
+        <w:numPr>
+          <w:ilvl w:val="0"/>
+          <w:numId w:val="45"/>
+        </w:numPr>
         <w:spacing w:before="0" w:beforeAutospacing="0" w:after="0" w:afterAutospacing="0"/>
         <w:rPr>
           <w:color w:val="000000"/>
@@ -1162,6 +1830,14 @@
           <w:szCs w:val="28"/>
         </w:rPr>
       </w:pPr>
+      <w:r>
+        <w:rPr>
+          <w:color w:val="000000"/>
+          <w:sz w:val="28"/>
+          <w:szCs w:val="28"/>
+        </w:rPr>
+        <w:t xml:space="preserve">видалення ресурсу (DELETE) </w:t>
+      </w:r>
     </w:p>
     <w:p>
       <w:pPr>
@@ -1173,31 +1849,1074 @@
           <w:szCs w:val="28"/>
         </w:rPr>
       </w:pPr>
+      <w:r>
+        <w:rPr>
+          <w:color w:val="000000"/>
+          <w:sz w:val="28"/>
+          <w:szCs w:val="28"/>
+        </w:rPr>
+        <w:t>Цей рівень тестування дозволив перевірити коректність роботи HTTP-запитів та обробки відповідей.</w:t>
+      </w:r>
     </w:p>
     <w:p>
       <w:pPr>
         <w:pStyle w:val="a3"/>
-        <w:spacing w:before="0" w:beforeAutospacing="0" w:after="0" w:afterAutospacing="0"/>
-        <w:rPr>
-          <w:color w:val="000000"/>
-          <w:sz w:val="28"/>
-          <w:szCs w:val="28"/>
-        </w:rPr>
-      </w:pPr>
-      <w:r>
-        <w:rPr>
-          <w:color w:val="000000"/>
-          <w:sz w:val="28"/>
-          <w:szCs w:val="28"/>
-        </w:rPr>
-        <w:t>Результат:</w:t>
-      </w:r>
+        <w:rPr>
+          <w:color w:val="000000"/>
+          <w:sz w:val="28"/>
+          <w:szCs w:val="28"/>
+        </w:rPr>
+      </w:pPr>
     </w:p>
     <w:p>
       <w:pPr>
         <w:pStyle w:val="a3"/>
         <w:spacing w:before="0" w:beforeAutospacing="0" w:after="0" w:afterAutospacing="0"/>
         <w:rPr>
+          <w:b/>
+          <w:bCs/>
+          <w:color w:val="000000"/>
+          <w:sz w:val="28"/>
+          <w:szCs w:val="28"/>
+        </w:rPr>
+      </w:pPr>
+      <w:r>
+        <w:rPr>
+          <w:b/>
+          <w:bCs/>
+          <w:color w:val="000000"/>
+          <w:sz w:val="28"/>
+          <w:szCs w:val="28"/>
+        </w:rPr>
+        <w:t>Реалізація UI тестів</w:t>
+      </w:r>
+    </w:p>
+    <w:p>
+      <w:pPr>
+        <w:pStyle w:val="a3"/>
+        <w:spacing w:before="0" w:beforeAutospacing="0" w:after="0" w:afterAutospacing="0"/>
+        <w:rPr>
+          <w:color w:val="000000"/>
+          <w:sz w:val="28"/>
+          <w:szCs w:val="28"/>
+        </w:rPr>
+      </w:pPr>
+      <w:r>
+        <w:rPr>
+          <w:color w:val="000000"/>
+          <w:sz w:val="28"/>
+          <w:szCs w:val="28"/>
+        </w:rPr>
+        <w:t xml:space="preserve">UI тести були реалізовані з використанням Microsoft </w:t>
+      </w:r>
+      <w:proofErr w:type="spellStart"/>
+      <w:r>
+        <w:rPr>
+          <w:color w:val="000000"/>
+          <w:sz w:val="28"/>
+          <w:szCs w:val="28"/>
+        </w:rPr>
+        <w:t>Playwright</w:t>
+      </w:r>
+      <w:proofErr w:type="spellEnd"/>
+      <w:r>
+        <w:rPr>
+          <w:color w:val="000000"/>
+          <w:sz w:val="28"/>
+          <w:szCs w:val="28"/>
+        </w:rPr>
+        <w:t>. Основні перевірки виконувались на сторінці вакансій:</w:t>
+      </w:r>
+    </w:p>
+    <w:p>
+      <w:pPr>
+        <w:pStyle w:val="a3"/>
+        <w:numPr>
+          <w:ilvl w:val="0"/>
+          <w:numId w:val="46"/>
+        </w:numPr>
+        <w:spacing w:before="0" w:beforeAutospacing="0" w:after="0" w:afterAutospacing="0"/>
+        <w:rPr>
+          <w:color w:val="000000"/>
+          <w:sz w:val="28"/>
+          <w:szCs w:val="28"/>
+        </w:rPr>
+      </w:pPr>
+      <w:r>
+        <w:rPr>
+          <w:color w:val="000000"/>
+          <w:sz w:val="28"/>
+          <w:szCs w:val="28"/>
+        </w:rPr>
+        <w:t xml:space="preserve">перевірка заголовка сторінки </w:t>
+      </w:r>
+    </w:p>
+    <w:p>
+      <w:pPr>
+        <w:pStyle w:val="a3"/>
+        <w:numPr>
+          <w:ilvl w:val="0"/>
+          <w:numId w:val="46"/>
+        </w:numPr>
+        <w:spacing w:before="0" w:beforeAutospacing="0" w:after="0" w:afterAutospacing="0"/>
+        <w:rPr>
+          <w:color w:val="000000"/>
+          <w:sz w:val="28"/>
+          <w:szCs w:val="28"/>
+        </w:rPr>
+      </w:pPr>
+      <w:r>
+        <w:rPr>
+          <w:color w:val="000000"/>
+          <w:sz w:val="28"/>
+          <w:szCs w:val="28"/>
+        </w:rPr>
+        <w:t xml:space="preserve">перевірка наявності вакансій </w:t>
+      </w:r>
+    </w:p>
+    <w:p>
+      <w:pPr>
+        <w:pStyle w:val="a3"/>
+        <w:numPr>
+          <w:ilvl w:val="0"/>
+          <w:numId w:val="46"/>
+        </w:numPr>
+        <w:spacing w:before="0" w:beforeAutospacing="0" w:after="0" w:afterAutospacing="0"/>
+        <w:rPr>
+          <w:color w:val="000000"/>
+          <w:sz w:val="28"/>
+          <w:szCs w:val="28"/>
+        </w:rPr>
+      </w:pPr>
+      <w:r>
+        <w:rPr>
+          <w:color w:val="000000"/>
+          <w:sz w:val="28"/>
+          <w:szCs w:val="28"/>
+        </w:rPr>
+        <w:t xml:space="preserve">перевірка кількості елементів вакансій </w:t>
+      </w:r>
+    </w:p>
+    <w:p>
+      <w:pPr>
+        <w:pStyle w:val="a3"/>
+        <w:numPr>
+          <w:ilvl w:val="0"/>
+          <w:numId w:val="46"/>
+        </w:numPr>
+        <w:spacing w:before="0" w:beforeAutospacing="0" w:after="0" w:afterAutospacing="0"/>
+        <w:rPr>
+          <w:color w:val="000000"/>
+          <w:sz w:val="28"/>
+          <w:szCs w:val="28"/>
+        </w:rPr>
+      </w:pPr>
+      <w:r>
+        <w:rPr>
+          <w:color w:val="000000"/>
+          <w:sz w:val="28"/>
+          <w:szCs w:val="28"/>
+        </w:rPr>
+        <w:t xml:space="preserve">перевірка роботи пошуку </w:t>
+      </w:r>
+    </w:p>
+    <w:p>
+      <w:pPr>
+        <w:pStyle w:val="a3"/>
+        <w:numPr>
+          <w:ilvl w:val="0"/>
+          <w:numId w:val="46"/>
+        </w:numPr>
+        <w:spacing w:before="0" w:beforeAutospacing="0" w:after="0" w:afterAutospacing="0"/>
+        <w:rPr>
+          <w:color w:val="000000"/>
+          <w:sz w:val="28"/>
+          <w:szCs w:val="28"/>
+        </w:rPr>
+      </w:pPr>
+      <w:r>
+        <w:rPr>
+          <w:color w:val="000000"/>
+          <w:sz w:val="28"/>
+          <w:szCs w:val="28"/>
+        </w:rPr>
+        <w:t xml:space="preserve">перевірка фільтрації вакансій </w:t>
+      </w:r>
+    </w:p>
+    <w:p>
+      <w:pPr>
+        <w:pStyle w:val="a3"/>
+        <w:spacing w:before="0" w:beforeAutospacing="0" w:after="0" w:afterAutospacing="0"/>
+        <w:rPr>
+          <w:color w:val="000000"/>
+          <w:sz w:val="28"/>
+          <w:szCs w:val="28"/>
+        </w:rPr>
+      </w:pPr>
+      <w:r>
+        <w:rPr>
+          <w:color w:val="000000"/>
+          <w:sz w:val="28"/>
+          <w:szCs w:val="28"/>
+        </w:rPr>
+        <w:t xml:space="preserve">Для UI тестів активно використовувався </w:t>
+      </w:r>
+      <w:proofErr w:type="spellStart"/>
+      <w:r>
+        <w:rPr>
+          <w:color w:val="000000"/>
+          <w:sz w:val="28"/>
+          <w:szCs w:val="28"/>
+        </w:rPr>
+        <w:t>Page</w:t>
+      </w:r>
+      <w:proofErr w:type="spellEnd"/>
+      <w:r>
+        <w:rPr>
+          <w:color w:val="000000"/>
+          <w:sz w:val="28"/>
+          <w:szCs w:val="28"/>
+        </w:rPr>
+        <w:t xml:space="preserve"> </w:t>
+      </w:r>
+      <w:proofErr w:type="spellStart"/>
+      <w:r>
+        <w:rPr>
+          <w:color w:val="000000"/>
+          <w:sz w:val="28"/>
+          <w:szCs w:val="28"/>
+        </w:rPr>
+        <w:t>Object</w:t>
+      </w:r>
+      <w:proofErr w:type="spellEnd"/>
+      <w:r>
+        <w:rPr>
+          <w:color w:val="000000"/>
+          <w:sz w:val="28"/>
+          <w:szCs w:val="28"/>
+        </w:rPr>
+        <w:t xml:space="preserve"> </w:t>
+      </w:r>
+      <w:proofErr w:type="spellStart"/>
+      <w:r>
+        <w:rPr>
+          <w:color w:val="000000"/>
+          <w:sz w:val="28"/>
+          <w:szCs w:val="28"/>
+        </w:rPr>
+        <w:t>Model</w:t>
+      </w:r>
+      <w:proofErr w:type="spellEnd"/>
+      <w:r>
+        <w:rPr>
+          <w:color w:val="000000"/>
+          <w:sz w:val="28"/>
+          <w:szCs w:val="28"/>
+        </w:rPr>
+        <w:t xml:space="preserve"> через клас </w:t>
+      </w:r>
+      <w:proofErr w:type="spellStart"/>
+      <w:r>
+        <w:rPr>
+          <w:color w:val="000000"/>
+          <w:sz w:val="28"/>
+          <w:szCs w:val="28"/>
+        </w:rPr>
+        <w:t>JobsPage</w:t>
+      </w:r>
+      <w:proofErr w:type="spellEnd"/>
+      <w:r>
+        <w:rPr>
+          <w:color w:val="000000"/>
+          <w:sz w:val="28"/>
+          <w:szCs w:val="28"/>
+        </w:rPr>
+        <w:t>, що дозволило винести селектори та UI-логіку з тестів у окремий шар.</w:t>
+      </w:r>
+    </w:p>
+    <w:p>
+      <w:pPr>
+        <w:pStyle w:val="a3"/>
+        <w:rPr>
+          <w:color w:val="000000"/>
+          <w:sz w:val="28"/>
+          <w:szCs w:val="28"/>
+        </w:rPr>
+      </w:pPr>
+    </w:p>
+    <w:p>
+      <w:pPr>
+        <w:pStyle w:val="a3"/>
+        <w:spacing w:before="0" w:beforeAutospacing="0" w:after="0" w:afterAutospacing="0"/>
+        <w:rPr>
+          <w:b/>
+          <w:bCs/>
+          <w:color w:val="000000"/>
+          <w:sz w:val="28"/>
+          <w:szCs w:val="28"/>
+        </w:rPr>
+      </w:pPr>
+      <w:r>
+        <w:rPr>
+          <w:b/>
+          <w:bCs/>
+          <w:color w:val="000000"/>
+          <w:sz w:val="28"/>
+          <w:szCs w:val="28"/>
+        </w:rPr>
+        <w:t>Реалізація E2E тестів</w:t>
+      </w:r>
+    </w:p>
+    <w:p>
+      <w:pPr>
+        <w:pStyle w:val="a3"/>
+        <w:spacing w:before="0" w:beforeAutospacing="0" w:after="0" w:afterAutospacing="0"/>
+        <w:rPr>
+          <w:color w:val="000000"/>
+          <w:sz w:val="28"/>
+          <w:szCs w:val="28"/>
+        </w:rPr>
+      </w:pPr>
+      <w:r>
+        <w:rPr>
+          <w:color w:val="000000"/>
+          <w:sz w:val="28"/>
+          <w:szCs w:val="28"/>
+        </w:rPr>
+        <w:t>E2E тести моделюють поведінку реального користувача на сайті jobs.dou.ua. Було реалізовано сценарії:</w:t>
+      </w:r>
+    </w:p>
+    <w:p>
+      <w:pPr>
+        <w:pStyle w:val="a3"/>
+        <w:numPr>
+          <w:ilvl w:val="0"/>
+          <w:numId w:val="47"/>
+        </w:numPr>
+        <w:spacing w:before="0" w:beforeAutospacing="0" w:after="0" w:afterAutospacing="0"/>
+        <w:rPr>
+          <w:color w:val="000000"/>
+          <w:sz w:val="28"/>
+          <w:szCs w:val="28"/>
+        </w:rPr>
+      </w:pPr>
+      <w:r>
+        <w:rPr>
+          <w:color w:val="000000"/>
+          <w:sz w:val="28"/>
+          <w:szCs w:val="28"/>
+        </w:rPr>
+        <w:t xml:space="preserve">пошук вакансій за ключовим словом </w:t>
+      </w:r>
+    </w:p>
+    <w:p>
+      <w:pPr>
+        <w:pStyle w:val="a3"/>
+        <w:numPr>
+          <w:ilvl w:val="0"/>
+          <w:numId w:val="47"/>
+        </w:numPr>
+        <w:spacing w:before="0" w:beforeAutospacing="0" w:after="0" w:afterAutospacing="0"/>
+        <w:rPr>
+          <w:color w:val="000000"/>
+          <w:sz w:val="28"/>
+          <w:szCs w:val="28"/>
+        </w:rPr>
+      </w:pPr>
+      <w:r>
+        <w:rPr>
+          <w:color w:val="000000"/>
+          <w:sz w:val="28"/>
+          <w:szCs w:val="28"/>
+        </w:rPr>
+        <w:t xml:space="preserve">відкриття першої вакансії зі списку </w:t>
+      </w:r>
+    </w:p>
+    <w:p>
+      <w:pPr>
+        <w:pStyle w:val="a3"/>
+        <w:numPr>
+          <w:ilvl w:val="0"/>
+          <w:numId w:val="47"/>
+        </w:numPr>
+        <w:spacing w:before="0" w:beforeAutospacing="0" w:after="0" w:afterAutospacing="0"/>
+        <w:rPr>
+          <w:color w:val="000000"/>
+          <w:sz w:val="28"/>
+          <w:szCs w:val="28"/>
+        </w:rPr>
+      </w:pPr>
+      <w:r>
+        <w:rPr>
+          <w:color w:val="000000"/>
+          <w:sz w:val="28"/>
+          <w:szCs w:val="28"/>
+        </w:rPr>
+        <w:t xml:space="preserve">перевірка сторінки категорії QA </w:t>
+      </w:r>
+    </w:p>
+    <w:p>
+      <w:pPr>
+        <w:pStyle w:val="a3"/>
+        <w:spacing w:before="0" w:beforeAutospacing="0" w:after="0" w:afterAutospacing="0"/>
+        <w:rPr>
+          <w:color w:val="000000"/>
+          <w:sz w:val="28"/>
+          <w:szCs w:val="28"/>
+        </w:rPr>
+      </w:pPr>
+      <w:r>
+        <w:rPr>
+          <w:color w:val="000000"/>
+          <w:sz w:val="28"/>
+          <w:szCs w:val="28"/>
+        </w:rPr>
+        <w:t>Ці тести перевіряють повний користувацький сценарій від входу на сайт до взаємодії з результатами пошуку.</w:t>
+      </w:r>
+    </w:p>
+    <w:p>
+      <w:pPr>
+        <w:pStyle w:val="a3"/>
+        <w:rPr>
+          <w:color w:val="000000"/>
+          <w:sz w:val="28"/>
+          <w:szCs w:val="28"/>
+        </w:rPr>
+      </w:pPr>
+    </w:p>
+    <w:p>
+      <w:pPr>
+        <w:pStyle w:val="a3"/>
+        <w:spacing w:before="0" w:beforeAutospacing="0" w:after="0" w:afterAutospacing="0"/>
+        <w:rPr>
+          <w:b/>
+          <w:bCs/>
+          <w:color w:val="000000"/>
+          <w:sz w:val="28"/>
+          <w:szCs w:val="28"/>
+        </w:rPr>
+      </w:pPr>
+      <w:r>
+        <w:rPr>
+          <w:b/>
+          <w:bCs/>
+          <w:color w:val="000000"/>
+          <w:sz w:val="28"/>
+          <w:szCs w:val="28"/>
+        </w:rPr>
+        <w:t>Оптимізація та застосовані принципи</w:t>
+      </w:r>
+    </w:p>
+    <w:p>
+      <w:pPr>
+        <w:pStyle w:val="a3"/>
+        <w:spacing w:before="0" w:beforeAutospacing="0" w:after="0" w:afterAutospacing="0"/>
+        <w:rPr>
+          <w:color w:val="000000"/>
+          <w:sz w:val="28"/>
+          <w:szCs w:val="28"/>
+        </w:rPr>
+      </w:pPr>
+      <w:r>
+        <w:rPr>
+          <w:color w:val="000000"/>
+          <w:sz w:val="28"/>
+          <w:szCs w:val="28"/>
+        </w:rPr>
+        <w:t>Під час розробки рішення були застосовані наступні підходи:</w:t>
+      </w:r>
+    </w:p>
+    <w:p>
+      <w:pPr>
+        <w:pStyle w:val="a3"/>
+        <w:numPr>
+          <w:ilvl w:val="0"/>
+          <w:numId w:val="48"/>
+        </w:numPr>
+        <w:spacing w:before="0" w:beforeAutospacing="0" w:after="0" w:afterAutospacing="0"/>
+        <w:rPr>
+          <w:color w:val="000000"/>
+          <w:sz w:val="28"/>
+          <w:szCs w:val="28"/>
+        </w:rPr>
+      </w:pPr>
+      <w:r>
+        <w:rPr>
+          <w:b/>
+          <w:bCs/>
+          <w:color w:val="000000"/>
+          <w:sz w:val="28"/>
+          <w:szCs w:val="28"/>
+        </w:rPr>
+        <w:t>DRY (</w:t>
+      </w:r>
+      <w:proofErr w:type="spellStart"/>
+      <w:r>
+        <w:rPr>
+          <w:b/>
+          <w:bCs/>
+          <w:color w:val="000000"/>
+          <w:sz w:val="28"/>
+          <w:szCs w:val="28"/>
+        </w:rPr>
+        <w:t>Don’t</w:t>
+      </w:r>
+      <w:proofErr w:type="spellEnd"/>
+      <w:r>
+        <w:rPr>
+          <w:b/>
+          <w:bCs/>
+          <w:color w:val="000000"/>
+          <w:sz w:val="28"/>
+          <w:szCs w:val="28"/>
+        </w:rPr>
+        <w:t xml:space="preserve"> </w:t>
+      </w:r>
+      <w:proofErr w:type="spellStart"/>
+      <w:r>
+        <w:rPr>
+          <w:b/>
+          <w:bCs/>
+          <w:color w:val="000000"/>
+          <w:sz w:val="28"/>
+          <w:szCs w:val="28"/>
+        </w:rPr>
+        <w:t>Repeat</w:t>
+      </w:r>
+      <w:proofErr w:type="spellEnd"/>
+      <w:r>
+        <w:rPr>
+          <w:b/>
+          <w:bCs/>
+          <w:color w:val="000000"/>
+          <w:sz w:val="28"/>
+          <w:szCs w:val="28"/>
+        </w:rPr>
+        <w:t xml:space="preserve"> </w:t>
+      </w:r>
+      <w:proofErr w:type="spellStart"/>
+      <w:r>
+        <w:rPr>
+          <w:b/>
+          <w:bCs/>
+          <w:color w:val="000000"/>
+          <w:sz w:val="28"/>
+          <w:szCs w:val="28"/>
+        </w:rPr>
+        <w:t>Yourself</w:t>
+      </w:r>
+      <w:proofErr w:type="spellEnd"/>
+      <w:r>
+        <w:rPr>
+          <w:b/>
+          <w:bCs/>
+          <w:color w:val="000000"/>
+          <w:sz w:val="28"/>
+          <w:szCs w:val="28"/>
+        </w:rPr>
+        <w:t>)</w:t>
+      </w:r>
+      <w:r>
+        <w:rPr>
+          <w:color w:val="000000"/>
+          <w:sz w:val="28"/>
+          <w:szCs w:val="28"/>
+        </w:rPr>
+        <w:t xml:space="preserve"> — винесення повторюваної логіки в </w:t>
+      </w:r>
+      <w:proofErr w:type="spellStart"/>
+      <w:r>
+        <w:rPr>
+          <w:color w:val="000000"/>
+          <w:sz w:val="28"/>
+          <w:szCs w:val="28"/>
+        </w:rPr>
+        <w:t>Page</w:t>
+      </w:r>
+      <w:proofErr w:type="spellEnd"/>
+      <w:r>
+        <w:rPr>
+          <w:color w:val="000000"/>
+          <w:sz w:val="28"/>
+          <w:szCs w:val="28"/>
+        </w:rPr>
+        <w:t xml:space="preserve"> </w:t>
+      </w:r>
+      <w:proofErr w:type="spellStart"/>
+      <w:r>
+        <w:rPr>
+          <w:color w:val="000000"/>
+          <w:sz w:val="28"/>
+          <w:szCs w:val="28"/>
+        </w:rPr>
+        <w:t>Object</w:t>
+      </w:r>
+      <w:proofErr w:type="spellEnd"/>
+      <w:r>
+        <w:rPr>
+          <w:color w:val="000000"/>
+          <w:sz w:val="28"/>
+          <w:szCs w:val="28"/>
+        </w:rPr>
+        <w:t xml:space="preserve"> (</w:t>
+      </w:r>
+      <w:proofErr w:type="spellStart"/>
+      <w:r>
+        <w:rPr>
+          <w:color w:val="000000"/>
+          <w:sz w:val="28"/>
+          <w:szCs w:val="28"/>
+        </w:rPr>
+        <w:t>JobsPage</w:t>
+      </w:r>
+      <w:proofErr w:type="spellEnd"/>
+      <w:r>
+        <w:rPr>
+          <w:color w:val="000000"/>
+          <w:sz w:val="28"/>
+          <w:szCs w:val="28"/>
+        </w:rPr>
+        <w:t xml:space="preserve">) </w:t>
+      </w:r>
+    </w:p>
+    <w:p>
+      <w:pPr>
+        <w:pStyle w:val="a3"/>
+        <w:numPr>
+          <w:ilvl w:val="0"/>
+          <w:numId w:val="48"/>
+        </w:numPr>
+        <w:spacing w:before="0" w:beforeAutospacing="0" w:after="0" w:afterAutospacing="0"/>
+        <w:rPr>
+          <w:color w:val="000000"/>
+          <w:sz w:val="28"/>
+          <w:szCs w:val="28"/>
+        </w:rPr>
+      </w:pPr>
+      <w:r>
+        <w:rPr>
+          <w:b/>
+          <w:bCs/>
+          <w:color w:val="000000"/>
+          <w:sz w:val="28"/>
+          <w:szCs w:val="28"/>
+        </w:rPr>
+        <w:t>KISS (</w:t>
+      </w:r>
+      <w:proofErr w:type="spellStart"/>
+      <w:r>
+        <w:rPr>
+          <w:b/>
+          <w:bCs/>
+          <w:color w:val="000000"/>
+          <w:sz w:val="28"/>
+          <w:szCs w:val="28"/>
+        </w:rPr>
+        <w:t>Keep</w:t>
+      </w:r>
+      <w:proofErr w:type="spellEnd"/>
+      <w:r>
+        <w:rPr>
+          <w:b/>
+          <w:bCs/>
+          <w:color w:val="000000"/>
+          <w:sz w:val="28"/>
+          <w:szCs w:val="28"/>
+        </w:rPr>
+        <w:t xml:space="preserve"> </w:t>
+      </w:r>
+      <w:proofErr w:type="spellStart"/>
+      <w:r>
+        <w:rPr>
+          <w:b/>
+          <w:bCs/>
+          <w:color w:val="000000"/>
+          <w:sz w:val="28"/>
+          <w:szCs w:val="28"/>
+        </w:rPr>
+        <w:t>It</w:t>
+      </w:r>
+      <w:proofErr w:type="spellEnd"/>
+      <w:r>
+        <w:rPr>
+          <w:b/>
+          <w:bCs/>
+          <w:color w:val="000000"/>
+          <w:sz w:val="28"/>
+          <w:szCs w:val="28"/>
+        </w:rPr>
+        <w:t xml:space="preserve"> </w:t>
+      </w:r>
+      <w:proofErr w:type="spellStart"/>
+      <w:r>
+        <w:rPr>
+          <w:b/>
+          <w:bCs/>
+          <w:color w:val="000000"/>
+          <w:sz w:val="28"/>
+          <w:szCs w:val="28"/>
+        </w:rPr>
+        <w:t>Simple</w:t>
+      </w:r>
+      <w:proofErr w:type="spellEnd"/>
+      <w:r>
+        <w:rPr>
+          <w:b/>
+          <w:bCs/>
+          <w:color w:val="000000"/>
+          <w:sz w:val="28"/>
+          <w:szCs w:val="28"/>
+        </w:rPr>
+        <w:t xml:space="preserve">, </w:t>
+      </w:r>
+      <w:proofErr w:type="spellStart"/>
+      <w:r>
+        <w:rPr>
+          <w:b/>
+          <w:bCs/>
+          <w:color w:val="000000"/>
+          <w:sz w:val="28"/>
+          <w:szCs w:val="28"/>
+        </w:rPr>
+        <w:t>Stupid</w:t>
+      </w:r>
+      <w:proofErr w:type="spellEnd"/>
+      <w:r>
+        <w:rPr>
+          <w:b/>
+          <w:bCs/>
+          <w:color w:val="000000"/>
+          <w:sz w:val="28"/>
+          <w:szCs w:val="28"/>
+        </w:rPr>
+        <w:t>)</w:t>
+      </w:r>
+      <w:r>
+        <w:rPr>
+          <w:color w:val="000000"/>
+          <w:sz w:val="28"/>
+          <w:szCs w:val="28"/>
+        </w:rPr>
+        <w:t xml:space="preserve"> — мінімізація складності тестів </w:t>
+      </w:r>
+    </w:p>
+    <w:p>
+      <w:pPr>
+        <w:pStyle w:val="a3"/>
+        <w:numPr>
+          <w:ilvl w:val="0"/>
+          <w:numId w:val="48"/>
+        </w:numPr>
+        <w:spacing w:before="0" w:beforeAutospacing="0" w:after="0" w:afterAutospacing="0"/>
+        <w:rPr>
+          <w:color w:val="000000"/>
+          <w:sz w:val="28"/>
+          <w:szCs w:val="28"/>
+        </w:rPr>
+      </w:pPr>
+      <w:r>
+        <w:rPr>
+          <w:b/>
+          <w:bCs/>
+          <w:color w:val="000000"/>
+          <w:sz w:val="28"/>
+          <w:szCs w:val="28"/>
+        </w:rPr>
+        <w:t>POM (</w:t>
+      </w:r>
+      <w:proofErr w:type="spellStart"/>
+      <w:r>
+        <w:rPr>
+          <w:b/>
+          <w:bCs/>
+          <w:color w:val="000000"/>
+          <w:sz w:val="28"/>
+          <w:szCs w:val="28"/>
+        </w:rPr>
+        <w:t>Page</w:t>
+      </w:r>
+      <w:proofErr w:type="spellEnd"/>
+      <w:r>
+        <w:rPr>
+          <w:b/>
+          <w:bCs/>
+          <w:color w:val="000000"/>
+          <w:sz w:val="28"/>
+          <w:szCs w:val="28"/>
+        </w:rPr>
+        <w:t xml:space="preserve"> </w:t>
+      </w:r>
+      <w:proofErr w:type="spellStart"/>
+      <w:r>
+        <w:rPr>
+          <w:b/>
+          <w:bCs/>
+          <w:color w:val="000000"/>
+          <w:sz w:val="28"/>
+          <w:szCs w:val="28"/>
+        </w:rPr>
+        <w:t>Object</w:t>
+      </w:r>
+      <w:proofErr w:type="spellEnd"/>
+      <w:r>
+        <w:rPr>
+          <w:b/>
+          <w:bCs/>
+          <w:color w:val="000000"/>
+          <w:sz w:val="28"/>
+          <w:szCs w:val="28"/>
+        </w:rPr>
+        <w:t xml:space="preserve"> </w:t>
+      </w:r>
+      <w:proofErr w:type="spellStart"/>
+      <w:r>
+        <w:rPr>
+          <w:b/>
+          <w:bCs/>
+          <w:color w:val="000000"/>
+          <w:sz w:val="28"/>
+          <w:szCs w:val="28"/>
+        </w:rPr>
+        <w:t>Model</w:t>
+      </w:r>
+      <w:proofErr w:type="spellEnd"/>
+      <w:r>
+        <w:rPr>
+          <w:b/>
+          <w:bCs/>
+          <w:color w:val="000000"/>
+          <w:sz w:val="28"/>
+          <w:szCs w:val="28"/>
+        </w:rPr>
+        <w:t>)</w:t>
+      </w:r>
+      <w:r>
+        <w:rPr>
+          <w:color w:val="000000"/>
+          <w:sz w:val="28"/>
+          <w:szCs w:val="28"/>
+        </w:rPr>
+        <w:t xml:space="preserve"> — абстракція UI-елементів </w:t>
+      </w:r>
+    </w:p>
+    <w:p>
+      <w:pPr>
+        <w:pStyle w:val="a3"/>
+        <w:numPr>
+          <w:ilvl w:val="0"/>
+          <w:numId w:val="48"/>
+        </w:numPr>
+        <w:spacing w:before="0" w:beforeAutospacing="0" w:after="0" w:afterAutospacing="0"/>
+        <w:rPr>
+          <w:color w:val="000000"/>
+          <w:sz w:val="28"/>
+          <w:szCs w:val="28"/>
+        </w:rPr>
+      </w:pPr>
+      <w:r>
+        <w:rPr>
+          <w:b/>
+          <w:bCs/>
+          <w:color w:val="000000"/>
+          <w:sz w:val="28"/>
+          <w:szCs w:val="28"/>
+        </w:rPr>
+        <w:t>Модульність</w:t>
+      </w:r>
+      <w:r>
+        <w:rPr>
+          <w:color w:val="000000"/>
+          <w:sz w:val="28"/>
+          <w:szCs w:val="28"/>
+        </w:rPr>
+        <w:t xml:space="preserve"> — розділення тестів за рівнями </w:t>
+      </w:r>
+    </w:p>
+    <w:p>
+      <w:pPr>
+        <w:pStyle w:val="a3"/>
+        <w:spacing w:before="0" w:beforeAutospacing="0" w:after="0" w:afterAutospacing="0"/>
+        <w:rPr>
+          <w:color w:val="000000"/>
+          <w:sz w:val="28"/>
+          <w:szCs w:val="28"/>
+        </w:rPr>
+      </w:pPr>
+      <w:r>
+        <w:rPr>
+          <w:color w:val="000000"/>
+          <w:sz w:val="28"/>
+          <w:szCs w:val="28"/>
+        </w:rPr>
+        <w:t>Також було враховано можливість повторного використання компонентів у майбутніх тестах.</w:t>
+      </w:r>
+    </w:p>
+    <w:p>
+      <w:pPr>
+        <w:pStyle w:val="a3"/>
+        <w:spacing w:before="0" w:beforeAutospacing="0" w:after="0" w:afterAutospacing="0"/>
+        <w:rPr>
+          <w:color w:val="000000"/>
+          <w:sz w:val="28"/>
+          <w:szCs w:val="28"/>
+        </w:rPr>
+      </w:pPr>
+    </w:p>
+    <w:p>
+      <w:pPr>
+        <w:pStyle w:val="a3"/>
+        <w:spacing w:before="0" w:beforeAutospacing="0" w:after="0" w:afterAutospacing="0"/>
+        <w:rPr>
+          <w:b/>
+          <w:bCs/>
+          <w:color w:val="000000"/>
+          <w:sz w:val="28"/>
+          <w:szCs w:val="28"/>
+        </w:rPr>
+      </w:pPr>
+      <w:r>
+        <w:rPr>
+          <w:b/>
+          <w:bCs/>
+          <w:color w:val="000000"/>
+          <w:sz w:val="28"/>
+          <w:szCs w:val="28"/>
+        </w:rPr>
+        <w:t>Загальний результат</w:t>
+      </w:r>
+    </w:p>
+    <w:p>
+      <w:pPr>
+        <w:pStyle w:val="a3"/>
+        <w:spacing w:before="0" w:beforeAutospacing="0" w:after="0" w:afterAutospacing="0"/>
+        <w:rPr>
+          <w:color w:val="000000"/>
+          <w:sz w:val="28"/>
+          <w:szCs w:val="28"/>
+        </w:rPr>
+      </w:pPr>
+      <w:r>
+        <w:rPr>
+          <w:color w:val="000000"/>
+          <w:sz w:val="28"/>
+          <w:szCs w:val="28"/>
+        </w:rPr>
+        <w:t xml:space="preserve">У результаті було створено повноцінне </w:t>
+      </w:r>
+      <w:proofErr w:type="spellStart"/>
+      <w:r>
+        <w:rPr>
+          <w:color w:val="000000"/>
+          <w:sz w:val="28"/>
+          <w:szCs w:val="28"/>
+        </w:rPr>
+        <w:t>автоматизаційне</w:t>
+      </w:r>
+      <w:proofErr w:type="spellEnd"/>
+      <w:r>
+        <w:rPr>
+          <w:color w:val="000000"/>
+          <w:sz w:val="28"/>
+          <w:szCs w:val="28"/>
+        </w:rPr>
+        <w:t xml:space="preserve"> тестове рішення, яке включає всі основні типи тестування (</w:t>
+      </w:r>
+      <w:proofErr w:type="spellStart"/>
+      <w:r>
+        <w:rPr>
+          <w:color w:val="000000"/>
+          <w:sz w:val="28"/>
+          <w:szCs w:val="28"/>
+        </w:rPr>
+        <w:t>unit</w:t>
+      </w:r>
+      <w:proofErr w:type="spellEnd"/>
+      <w:r>
+        <w:rPr>
+          <w:color w:val="000000"/>
+          <w:sz w:val="28"/>
+          <w:szCs w:val="28"/>
+        </w:rPr>
+        <w:t xml:space="preserve">, API, UI, E2E) та побудоване на основі модульної архітектури. Рішення є масштабованим, легко підтримуваним та може бути розширене для використання в реальних </w:t>
+      </w:r>
+      <w:proofErr w:type="spellStart"/>
+      <w:r>
+        <w:rPr>
+          <w:color w:val="000000"/>
+          <w:sz w:val="28"/>
+          <w:szCs w:val="28"/>
+        </w:rPr>
+        <w:t>проєктах</w:t>
+      </w:r>
+      <w:proofErr w:type="spellEnd"/>
+      <w:r>
+        <w:rPr>
+          <w:color w:val="000000"/>
+          <w:sz w:val="28"/>
+          <w:szCs w:val="28"/>
+        </w:rPr>
+        <w:t xml:space="preserve"> автоматизації тестування.</w:t>
+      </w:r>
+    </w:p>
+    <w:p>
+      <w:pPr>
+        <w:pStyle w:val="a3"/>
+        <w:spacing w:before="0" w:beforeAutospacing="0" w:after="0" w:afterAutospacing="0"/>
+        <w:rPr>
+          <w:color w:val="000000"/>
+          <w:sz w:val="28"/>
+          <w:szCs w:val="28"/>
+        </w:rPr>
+      </w:pPr>
+    </w:p>
+    <w:p>
+      <w:pPr>
+        <w:pStyle w:val="a3"/>
+        <w:spacing w:before="0" w:beforeAutospacing="0" w:after="0" w:afterAutospacing="0"/>
+        <w:rPr>
+          <w:b/>
+          <w:bCs/>
+          <w:color w:val="000000"/>
+          <w:sz w:val="28"/>
+          <w:szCs w:val="28"/>
+        </w:rPr>
+      </w:pPr>
+      <w:r>
+        <w:rPr>
+          <w:b/>
+          <w:bCs/>
+          <w:color w:val="000000"/>
+          <w:sz w:val="28"/>
+          <w:szCs w:val="28"/>
+        </w:rPr>
+        <w:t xml:space="preserve">Завдання </w:t>
+      </w:r>
+      <w:r>
+        <w:rPr>
+          <w:b/>
+          <w:bCs/>
+          <w:color w:val="000000"/>
+          <w:sz w:val="28"/>
+          <w:szCs w:val="28"/>
+        </w:rPr>
+        <w:t>друге</w:t>
+      </w:r>
+      <w:r>
+        <w:rPr>
+          <w:b/>
+          <w:bCs/>
+          <w:color w:val="000000"/>
+          <w:sz w:val="28"/>
+          <w:szCs w:val="28"/>
+        </w:rPr>
+        <w:t>:</w:t>
+      </w:r>
+    </w:p>
+    <w:p>
+      <w:pPr>
+        <w:pStyle w:val="a3"/>
+        <w:spacing w:before="240" w:beforeAutospacing="0" w:after="240" w:afterAutospacing="0"/>
+        <w:rPr>
           <w:color w:val="000000"/>
           <w:sz w:val="28"/>
           <w:szCs w:val="28"/>
@@ -1210,12 +2929,39 @@
           <w:sz w:val="28"/>
           <w:szCs w:val="28"/>
         </w:rPr>
-        <w:lastRenderedPageBreak/>
+        <w:t xml:space="preserve">Готову лабораторну роботу опубліковую на </w:t>
+      </w:r>
+      <w:r>
+        <w:rPr>
+          <w:color w:val="000000"/>
+          <w:sz w:val="28"/>
+          <w:szCs w:val="28"/>
+          <w:lang w:val="en-US"/>
+        </w:rPr>
+        <w:t>GitHub</w:t>
+      </w:r>
+    </w:p>
+    <w:p>
+      <w:pPr>
+        <w:pStyle w:val="a3"/>
+        <w:spacing w:before="240" w:beforeAutospacing="0" w:after="240" w:afterAutospacing="0"/>
+        <w:rPr>
+          <w:color w:val="000000"/>
+          <w:sz w:val="28"/>
+          <w:szCs w:val="28"/>
+        </w:rPr>
+      </w:pPr>
+      <w:r>
+        <w:rPr>
+          <w:color w:val="000000"/>
+          <w:sz w:val="28"/>
+          <w:szCs w:val="28"/>
+        </w:rPr>
         <w:drawing>
-          <wp:inline distT="0" distB="0" distL="0" distR="0" wp14:anchorId="300FB437" wp14:editId="69567028">
-            <wp:extent cx="5940425" cy="1401445"/>
-            <wp:effectExtent l="0" t="0" r="3175" b="8255"/>
-            <wp:docPr id="1961810953" name="Рисунок 1"/>
+          <wp:inline distT="0" distB="0" distL="0" distR="0" wp14:anchorId="202882FF" wp14:editId="49C23009">
+            <wp:extent cx="5356860" cy="3830828"/>
+            <wp:effectExtent l="0" t="0" r="0" b="0"/>
+            <wp:docPr id="494134203" name="Рисунок 1"/>
             <wp:cNvGraphicFramePr>
               <a:graphicFrameLocks xmlns:a="http://schemas.openxmlformats.org/drawingml/2006/main" noChangeAspect="1"/>
             </wp:cNvGraphicFramePr>
@@ -1223,7 +2969,7 @@
               <a:graphicData uri="http://schemas.openxmlformats.org/drawingml/2006/picture">
                 <pic:pic xmlns:pic="http://schemas.openxmlformats.org/drawingml/2006/picture">
                   <pic:nvPicPr>
-                    <pic:cNvPr id="1961810953" name=""/>
+                    <pic:cNvPr id="494134203" name=""/>
                     <pic:cNvPicPr/>
                   </pic:nvPicPr>
                   <pic:blipFill>
@@ -1235,7 +2981,7 @@
                   <pic:spPr>
                     <a:xfrm>
                       <a:off x="0" y="0"/>
-                      <a:ext cx="5940425" cy="1401445"/>
+                      <a:ext cx="5361216" cy="3833943"/>
                     </a:xfrm>
                     <a:prstGeom prst="rect">
                       <a:avLst/>
@@ -1251,18 +2997,48 @@
     <w:p>
       <w:pPr>
         <w:pStyle w:val="a3"/>
-        <w:spacing w:before="0" w:beforeAutospacing="0" w:after="0" w:afterAutospacing="0"/>
-        <w:rPr>
-          <w:color w:val="000000"/>
-          <w:sz w:val="28"/>
-          <w:szCs w:val="28"/>
-        </w:rPr>
-      </w:pPr>
+        <w:spacing w:before="240" w:beforeAutospacing="0" w:after="240" w:afterAutospacing="0"/>
+        <w:rPr>
+          <w:color w:val="000000"/>
+          <w:sz w:val="28"/>
+          <w:szCs w:val="28"/>
+        </w:rPr>
+      </w:pPr>
+      <w:r>
+        <w:rPr>
+          <w:color w:val="000000"/>
+          <w:sz w:val="28"/>
+          <w:szCs w:val="28"/>
+          <w:lang w:val="en-US"/>
+        </w:rPr>
+        <w:t>GitHub:</w:t>
+      </w:r>
+      <w:r>
+        <w:t xml:space="preserve"> </w:t>
+      </w:r>
+      <w:r>
+        <w:rPr>
+          <w:color w:val="000000"/>
+          <w:sz w:val="28"/>
+          <w:szCs w:val="28"/>
+          <w:lang w:val="en-US"/>
+        </w:rPr>
+        <w:t>https://github.com/RostikB0dnar/Fundamentals-of-Automated-Testing/tree/lab</w:t>
+      </w:r>
+      <w:r>
+        <w:rPr>
+          <w:color w:val="000000"/>
+          <w:sz w:val="28"/>
+          <w:szCs w:val="28"/>
+          <w:lang w:val="en-US"/>
+        </w:rPr>
+        <w:t>7</w:t>
+      </w:r>
     </w:p>
     <w:p>
       <w:pPr>
         <w:pStyle w:val="a3"/>
-        <w:spacing w:before="0" w:beforeAutospacing="0" w:after="0" w:afterAutospacing="0"/>
+        <w:spacing w:before="0" w:beforeAutospacing="0" w:after="240" w:afterAutospacing="0"/>
         <w:rPr>
           <w:b/>
           <w:bCs/>
@@ -1279,257 +3055,275 @@
           <w:sz w:val="28"/>
           <w:szCs w:val="28"/>
         </w:rPr>
-        <w:t>Завдання третє:</w:t>
+        <w:lastRenderedPageBreak/>
+        <w:t>Висновок</w:t>
       </w:r>
     </w:p>
     <w:p>
       <w:pPr>
         <w:pStyle w:val="a3"/>
-        <w:spacing w:before="240" w:beforeAutospacing="0" w:after="240" w:afterAutospacing="0"/>
-        <w:rPr>
-          <w:color w:val="000000"/>
-          <w:sz w:val="28"/>
-          <w:szCs w:val="28"/>
-          <w:lang w:val="en-US"/>
-        </w:rPr>
-      </w:pPr>
-      <w:r>
-        <w:rPr>
-          <w:color w:val="000000"/>
-          <w:sz w:val="28"/>
-          <w:szCs w:val="28"/>
-        </w:rPr>
-        <w:t xml:space="preserve">Готову лабораторну роботу опубліковую на </w:t>
-      </w:r>
-      <w:r>
-        <w:rPr>
-          <w:color w:val="000000"/>
-          <w:sz w:val="28"/>
-          <w:szCs w:val="28"/>
-          <w:lang w:val="en-US"/>
-        </w:rPr>
-        <w:t>GitHub</w:t>
+        <w:spacing w:before="0" w:beforeAutospacing="0" w:after="240" w:afterAutospacing="0"/>
+        <w:rPr>
+          <w:color w:val="000000"/>
+          <w:sz w:val="28"/>
+          <w:szCs w:val="28"/>
+        </w:rPr>
+      </w:pPr>
+      <w:r>
+        <w:rPr>
+          <w:color w:val="000000"/>
+          <w:sz w:val="28"/>
+          <w:szCs w:val="28"/>
+        </w:rPr>
+        <w:t xml:space="preserve">У ході виконання лабораторної роботи №7 було розроблено базове автоматизоване тестове рішення з використанням C#, </w:t>
+      </w:r>
+      <w:proofErr w:type="spellStart"/>
+      <w:r>
+        <w:rPr>
+          <w:color w:val="000000"/>
+          <w:sz w:val="28"/>
+          <w:szCs w:val="28"/>
+        </w:rPr>
+        <w:t>xUnit</w:t>
+      </w:r>
+      <w:proofErr w:type="spellEnd"/>
+      <w:r>
+        <w:rPr>
+          <w:color w:val="000000"/>
+          <w:sz w:val="28"/>
+          <w:szCs w:val="28"/>
+        </w:rPr>
+        <w:t xml:space="preserve"> та Microsoft </w:t>
+      </w:r>
+      <w:proofErr w:type="spellStart"/>
+      <w:r>
+        <w:rPr>
+          <w:color w:val="000000"/>
+          <w:sz w:val="28"/>
+          <w:szCs w:val="28"/>
+        </w:rPr>
+        <w:t>Playwright</w:t>
+      </w:r>
+      <w:proofErr w:type="spellEnd"/>
+      <w:r>
+        <w:rPr>
+          <w:color w:val="000000"/>
+          <w:sz w:val="28"/>
+          <w:szCs w:val="28"/>
+        </w:rPr>
+        <w:t xml:space="preserve">. Побудована архітектура </w:t>
+      </w:r>
+      <w:proofErr w:type="spellStart"/>
+      <w:r>
+        <w:rPr>
+          <w:color w:val="000000"/>
+          <w:sz w:val="28"/>
+          <w:szCs w:val="28"/>
+        </w:rPr>
+        <w:t>проєкту</w:t>
+      </w:r>
+      <w:proofErr w:type="spellEnd"/>
+      <w:r>
+        <w:rPr>
+          <w:color w:val="000000"/>
+          <w:sz w:val="28"/>
+          <w:szCs w:val="28"/>
+        </w:rPr>
+        <w:t xml:space="preserve"> відповідає принципам багаторівневої організації, що включає </w:t>
+      </w:r>
+      <w:proofErr w:type="spellStart"/>
+      <w:r>
+        <w:rPr>
+          <w:color w:val="000000"/>
+          <w:sz w:val="28"/>
+          <w:szCs w:val="28"/>
+        </w:rPr>
+        <w:t>Core</w:t>
+      </w:r>
+      <w:proofErr w:type="spellEnd"/>
+      <w:r>
+        <w:rPr>
+          <w:color w:val="000000"/>
+          <w:sz w:val="28"/>
+          <w:szCs w:val="28"/>
+        </w:rPr>
+        <w:t xml:space="preserve">-рівень для базової конфігурації та ініціалізації браузера, </w:t>
+      </w:r>
+      <w:proofErr w:type="spellStart"/>
+      <w:r>
+        <w:rPr>
+          <w:color w:val="000000"/>
+          <w:sz w:val="28"/>
+          <w:szCs w:val="28"/>
+        </w:rPr>
+        <w:t>Pages</w:t>
+      </w:r>
+      <w:proofErr w:type="spellEnd"/>
+      <w:r>
+        <w:rPr>
+          <w:color w:val="000000"/>
+          <w:sz w:val="28"/>
+          <w:szCs w:val="28"/>
+        </w:rPr>
+        <w:t xml:space="preserve">-рівень із реалізацією </w:t>
+      </w:r>
+      <w:proofErr w:type="spellStart"/>
+      <w:r>
+        <w:rPr>
+          <w:color w:val="000000"/>
+          <w:sz w:val="28"/>
+          <w:szCs w:val="28"/>
+        </w:rPr>
+        <w:t>Page</w:t>
+      </w:r>
+      <w:proofErr w:type="spellEnd"/>
+      <w:r>
+        <w:rPr>
+          <w:color w:val="000000"/>
+          <w:sz w:val="28"/>
+          <w:szCs w:val="28"/>
+        </w:rPr>
+        <w:t xml:space="preserve"> </w:t>
+      </w:r>
+      <w:proofErr w:type="spellStart"/>
+      <w:r>
+        <w:rPr>
+          <w:color w:val="000000"/>
+          <w:sz w:val="28"/>
+          <w:szCs w:val="28"/>
+        </w:rPr>
+        <w:t>Object</w:t>
+      </w:r>
+      <w:proofErr w:type="spellEnd"/>
+      <w:r>
+        <w:rPr>
+          <w:color w:val="000000"/>
+          <w:sz w:val="28"/>
+          <w:szCs w:val="28"/>
+        </w:rPr>
+        <w:t xml:space="preserve"> </w:t>
+      </w:r>
+      <w:proofErr w:type="spellStart"/>
+      <w:r>
+        <w:rPr>
+          <w:color w:val="000000"/>
+          <w:sz w:val="28"/>
+          <w:szCs w:val="28"/>
+        </w:rPr>
+        <w:t>Model</w:t>
+      </w:r>
+      <w:proofErr w:type="spellEnd"/>
+      <w:r>
+        <w:rPr>
+          <w:color w:val="000000"/>
+          <w:sz w:val="28"/>
+          <w:szCs w:val="28"/>
+        </w:rPr>
+        <w:t>, а також тестові рівні для різних типів тестування (</w:t>
+      </w:r>
+      <w:proofErr w:type="spellStart"/>
+      <w:r>
+        <w:rPr>
+          <w:color w:val="000000"/>
+          <w:sz w:val="28"/>
+          <w:szCs w:val="28"/>
+        </w:rPr>
+        <w:t>unit</w:t>
+      </w:r>
+      <w:proofErr w:type="spellEnd"/>
+      <w:r>
+        <w:rPr>
+          <w:color w:val="000000"/>
+          <w:sz w:val="28"/>
+          <w:szCs w:val="28"/>
+        </w:rPr>
+        <w:t>, API, UI та E2E).</w:t>
       </w:r>
     </w:p>
     <w:p>
       <w:pPr>
         <w:pStyle w:val="a3"/>
-        <w:spacing w:before="240" w:beforeAutospacing="0" w:after="240" w:afterAutospacing="0"/>
-        <w:rPr>
-          <w:color w:val="000000"/>
-          <w:sz w:val="28"/>
-          <w:szCs w:val="28"/>
-        </w:rPr>
-      </w:pPr>
-      <w:r>
-        <w:rPr>
-          <w:color w:val="000000"/>
-          <w:sz w:val="28"/>
-          <w:szCs w:val="28"/>
-        </w:rPr>
-        <w:drawing>
-          <wp:inline distT="0" distB="0" distL="0" distR="0" wp14:anchorId="6B7576D3" wp14:editId="3D611092">
-            <wp:extent cx="5940425" cy="4227830"/>
-            <wp:effectExtent l="0" t="0" r="3175" b="1270"/>
-            <wp:docPr id="1024199544" name="Рисунок 1"/>
-            <wp:cNvGraphicFramePr>
-              <a:graphicFrameLocks xmlns:a="http://schemas.openxmlformats.org/drawingml/2006/main" noChangeAspect="1"/>
-            </wp:cNvGraphicFramePr>
-            <a:graphic xmlns:a="http://schemas.openxmlformats.org/drawingml/2006/main">
-              <a:graphicData uri="http://schemas.openxmlformats.org/drawingml/2006/picture">
-                <pic:pic xmlns:pic="http://schemas.openxmlformats.org/drawingml/2006/picture">
-                  <pic:nvPicPr>
-                    <pic:cNvPr id="1024199544" name=""/>
-                    <pic:cNvPicPr/>
-                  </pic:nvPicPr>
-                  <pic:blipFill>
-                    <a:blip r:embed="rId7"/>
-                    <a:stretch>
-                      <a:fillRect/>
-                    </a:stretch>
-                  </pic:blipFill>
-                  <pic:spPr>
-                    <a:xfrm>
-                      <a:off x="0" y="0"/>
-                      <a:ext cx="5940425" cy="4227830"/>
-                    </a:xfrm>
-                    <a:prstGeom prst="rect">
-                      <a:avLst/>
-                    </a:prstGeom>
-                  </pic:spPr>
-                </pic:pic>
-              </a:graphicData>
-            </a:graphic>
-          </wp:inline>
-        </w:drawing>
+        <w:spacing w:before="0" w:beforeAutospacing="0" w:after="240" w:afterAutospacing="0"/>
+        <w:rPr>
+          <w:color w:val="000000"/>
+          <w:sz w:val="28"/>
+          <w:szCs w:val="28"/>
+        </w:rPr>
+      </w:pPr>
+      <w:r>
+        <w:rPr>
+          <w:color w:val="000000"/>
+          <w:sz w:val="28"/>
+          <w:szCs w:val="28"/>
+        </w:rPr>
+        <w:t xml:space="preserve">У межах роботи було реалізовано модульний підхід до структурування тестів, що дозволило зменшити дублювання коду та підвищити його читабельність і </w:t>
+      </w:r>
+      <w:proofErr w:type="spellStart"/>
+      <w:r>
+        <w:rPr>
+          <w:color w:val="000000"/>
+          <w:sz w:val="28"/>
+          <w:szCs w:val="28"/>
+        </w:rPr>
+        <w:t>підтримуваність</w:t>
+      </w:r>
+      <w:proofErr w:type="spellEnd"/>
+      <w:r>
+        <w:rPr>
+          <w:color w:val="000000"/>
+          <w:sz w:val="28"/>
+          <w:szCs w:val="28"/>
+        </w:rPr>
+        <w:t xml:space="preserve">. Використання POM забезпечило інкапсуляцію UI-логіки, а також спростило подальше масштабування тестових сценаріїв. Окремі типи тестування були </w:t>
+      </w:r>
+      <w:proofErr w:type="spellStart"/>
+      <w:r>
+        <w:rPr>
+          <w:color w:val="000000"/>
+          <w:sz w:val="28"/>
+          <w:szCs w:val="28"/>
+        </w:rPr>
+        <w:t>логічно</w:t>
+      </w:r>
+      <w:proofErr w:type="spellEnd"/>
+      <w:r>
+        <w:rPr>
+          <w:color w:val="000000"/>
+          <w:sz w:val="28"/>
+          <w:szCs w:val="28"/>
+        </w:rPr>
+        <w:t xml:space="preserve"> розділені, що відповідає принципам SOLID, DRY та KISS.</w:t>
       </w:r>
     </w:p>
     <w:p>
       <w:pPr>
         <w:pStyle w:val="a3"/>
-        <w:spacing w:before="240" w:beforeAutospacing="0" w:after="240" w:afterAutospacing="0"/>
-        <w:rPr>
-          <w:color w:val="000000"/>
-          <w:sz w:val="28"/>
-          <w:szCs w:val="28"/>
-          <w:lang w:val="en-US"/>
-        </w:rPr>
-      </w:pPr>
-      <w:r>
-        <w:rPr>
-          <w:color w:val="000000"/>
-          <w:sz w:val="28"/>
-          <w:szCs w:val="28"/>
-          <w:lang w:val="en-US"/>
-        </w:rPr>
-        <w:t>GitHub:</w:t>
-      </w:r>
-      <w:r>
-        <w:t xml:space="preserve"> </w:t>
-      </w:r>
-      <w:r>
-        <w:rPr>
-          <w:color w:val="000000"/>
-          <w:sz w:val="28"/>
-          <w:szCs w:val="28"/>
-          <w:lang w:val="en-US"/>
-        </w:rPr>
-        <w:t>https://github.com/RostikB0dnar/Fundamentals-of-Automated-Testing/tree/lab</w:t>
-      </w:r>
-      <w:r>
-        <w:rPr>
-          <w:color w:val="000000"/>
-          <w:sz w:val="28"/>
-          <w:szCs w:val="28"/>
-          <w:lang w:val="en-US"/>
-        </w:rPr>
-        <w:t>6</w:t>
+        <w:spacing w:before="0" w:beforeAutospacing="0" w:after="240" w:afterAutospacing="0"/>
+        <w:rPr>
+          <w:color w:val="000000"/>
+          <w:sz w:val="28"/>
+          <w:szCs w:val="28"/>
+        </w:rPr>
+      </w:pPr>
+      <w:r>
+        <w:rPr>
+          <w:color w:val="000000"/>
+          <w:sz w:val="28"/>
+          <w:szCs w:val="28"/>
+        </w:rPr>
+        <w:t>Результатом виконання роботи є функціональний прототип тестового фреймворку, який можна розширювати та використовувати як основу для побудови більш складних автоматизованих систем тестування.</w:t>
       </w:r>
     </w:p>
     <w:p>
       <w:pPr>
         <w:pStyle w:val="a3"/>
-        <w:spacing w:before="0" w:beforeAutospacing="0" w:after="0" w:afterAutospacing="0"/>
-        <w:rPr>
-          <w:color w:val="000000"/>
-          <w:sz w:val="28"/>
-          <w:szCs w:val="28"/>
-        </w:rPr>
-      </w:pPr>
-    </w:p>
-    <w:p>
-      <w:pPr>
-        <w:pStyle w:val="a3"/>
         <w:spacing w:before="0" w:beforeAutospacing="0" w:after="240" w:afterAutospacing="0"/>
         <w:rPr>
-          <w:b/>
-          <w:bCs/>
-          <w:color w:val="000000"/>
-          <w:sz w:val="28"/>
-          <w:szCs w:val="28"/>
-        </w:rPr>
-      </w:pPr>
-      <w:r>
-        <w:rPr>
-          <w:b/>
-          <w:bCs/>
-          <w:color w:val="000000"/>
-          <w:sz w:val="28"/>
-          <w:szCs w:val="28"/>
-        </w:rPr>
-        <w:t>Висновок</w:t>
-      </w:r>
-    </w:p>
-    <w:p>
-      <w:pPr>
-        <w:pStyle w:val="a3"/>
-        <w:spacing w:before="0" w:beforeAutospacing="0" w:after="240" w:afterAutospacing="0"/>
-        <w:rPr>
-          <w:color w:val="000000"/>
-          <w:sz w:val="28"/>
-          <w:szCs w:val="28"/>
-        </w:rPr>
-      </w:pPr>
-      <w:r>
-        <w:rPr>
-          <w:color w:val="000000"/>
-          <w:sz w:val="28"/>
-          <w:szCs w:val="28"/>
-        </w:rPr>
-        <w:t xml:space="preserve">Реалізовано </w:t>
-      </w:r>
-      <w:proofErr w:type="spellStart"/>
-      <w:r>
-        <w:rPr>
-          <w:color w:val="000000"/>
-          <w:sz w:val="28"/>
-          <w:szCs w:val="28"/>
-        </w:rPr>
-        <w:t>end-to-end</w:t>
-      </w:r>
-      <w:proofErr w:type="spellEnd"/>
-      <w:r>
-        <w:rPr>
-          <w:color w:val="000000"/>
-          <w:sz w:val="28"/>
-          <w:szCs w:val="28"/>
-        </w:rPr>
-        <w:t xml:space="preserve"> тестування користувацьких сценаріїв на сайті DOU </w:t>
-      </w:r>
-      <w:proofErr w:type="spellStart"/>
-      <w:r>
-        <w:rPr>
-          <w:color w:val="000000"/>
-          <w:sz w:val="28"/>
-          <w:szCs w:val="28"/>
-        </w:rPr>
-        <w:t>Jobs</w:t>
-      </w:r>
-      <w:proofErr w:type="spellEnd"/>
-      <w:r>
-        <w:rPr>
-          <w:color w:val="000000"/>
-          <w:sz w:val="28"/>
-          <w:szCs w:val="28"/>
-        </w:rPr>
-        <w:t>.</w:t>
-      </w:r>
-      <w:r>
-        <w:rPr>
-          <w:color w:val="000000"/>
-          <w:sz w:val="28"/>
-          <w:szCs w:val="28"/>
-        </w:rPr>
-        <w:br/>
-        <w:t>Тести імітують реальні дії користувача: пошук вакансій, відкриття сторінки вакансії та фільтрацію за категорією QA.</w:t>
-      </w:r>
-      <w:r>
-        <w:rPr>
-          <w:color w:val="000000"/>
-          <w:sz w:val="28"/>
-          <w:szCs w:val="28"/>
-        </w:rPr>
-        <w:br/>
-        <w:t xml:space="preserve">Використано </w:t>
-      </w:r>
-      <w:proofErr w:type="spellStart"/>
-      <w:r>
-        <w:rPr>
-          <w:color w:val="000000"/>
-          <w:sz w:val="28"/>
-          <w:szCs w:val="28"/>
-        </w:rPr>
-        <w:t>Playwright</w:t>
-      </w:r>
-      <w:proofErr w:type="spellEnd"/>
-      <w:r>
-        <w:rPr>
-          <w:color w:val="000000"/>
-          <w:sz w:val="28"/>
-          <w:szCs w:val="28"/>
-        </w:rPr>
-        <w:t xml:space="preserve"> для браузерної автоматизації.</w:t>
-      </w:r>
+          <w:color w:val="000000"/>
+          <w:sz w:val="28"/>
+          <w:szCs w:val="28"/>
+        </w:rPr>
+      </w:pPr>
     </w:p>
     <w:sectPr>
       <w:pgSz w:w="11906" w:h="16838"/>
@@ -3229,6 +5023,155 @@
     </w:lvl>
   </w:abstractNum>
   <w:abstractNum w:abstractNumId="13" w15:restartNumberingAfterBreak="0">
+    <w:nsid w:val="251713D9"/>
+    <w:multiLevelType w:val="multilevel"/>
+    <w:tmpl w:val="1EF2ABD0"/>
+    <w:lvl w:ilvl="0">
+      <w:start w:val="1"/>
+      <w:numFmt w:val="bullet"/>
+      <w:lvlText w:val=""/>
+      <w:lvlJc w:val="left"/>
+      <w:pPr>
+        <w:tabs>
+          <w:tab w:val="num" w:pos="720"/>
+        </w:tabs>
+        <w:ind w:left="720" w:hanging="360"/>
+      </w:pPr>
+      <w:rPr>
+        <w:rFonts w:ascii="Symbol" w:hAnsi="Symbol" w:hint="default"/>
+        <w:sz w:val="20"/>
+      </w:rPr>
+    </w:lvl>
+    <w:lvl w:ilvl="1" w:tentative="1">
+      <w:start w:val="1"/>
+      <w:numFmt w:val="bullet"/>
+      <w:lvlText w:val="o"/>
+      <w:lvlJc w:val="left"/>
+      <w:pPr>
+        <w:tabs>
+          <w:tab w:val="num" w:pos="1440"/>
+        </w:tabs>
+        <w:ind w:left="1440" w:hanging="360"/>
+      </w:pPr>
+      <w:rPr>
+        <w:rFonts w:ascii="Courier New" w:hAnsi="Courier New" w:hint="default"/>
+        <w:sz w:val="20"/>
+      </w:rPr>
+    </w:lvl>
+    <w:lvl w:ilvl="2" w:tentative="1">
+      <w:start w:val="1"/>
+      <w:numFmt w:val="bullet"/>
+      <w:lvlText w:val=""/>
+      <w:lvlJc w:val="left"/>
+      <w:pPr>
+        <w:tabs>
+          <w:tab w:val="num" w:pos="2160"/>
+        </w:tabs>
+        <w:ind w:left="2160" w:hanging="360"/>
+      </w:pPr>
+      <w:rPr>
+        <w:rFonts w:ascii="Wingdings" w:hAnsi="Wingdings" w:hint="default"/>
+        <w:sz w:val="20"/>
+      </w:rPr>
+    </w:lvl>
+    <w:lvl w:ilvl="3" w:tentative="1">
+      <w:start w:val="1"/>
+      <w:numFmt w:val="bullet"/>
+      <w:lvlText w:val=""/>
+      <w:lvlJc w:val="left"/>
+      <w:pPr>
+        <w:tabs>
+          <w:tab w:val="num" w:pos="2880"/>
+        </w:tabs>
+        <w:ind w:left="2880" w:hanging="360"/>
+      </w:pPr>
+      <w:rPr>
+        <w:rFonts w:ascii="Wingdings" w:hAnsi="Wingdings" w:hint="default"/>
+        <w:sz w:val="20"/>
+      </w:rPr>
+    </w:lvl>
+    <w:lvl w:ilvl="4" w:tentative="1">
+      <w:start w:val="1"/>
+      <w:numFmt w:val="bullet"/>
+      <w:lvlText w:val=""/>
+      <w:lvlJc w:val="left"/>
+      <w:pPr>
+        <w:tabs>
+          <w:tab w:val="num" w:pos="3600"/>
+        </w:tabs>
+        <w:ind w:left="3600" w:hanging="360"/>
+      </w:pPr>
+      <w:rPr>
+        <w:rFonts w:ascii="Wingdings" w:hAnsi="Wingdings" w:hint="default"/>
+        <w:sz w:val="20"/>
+      </w:rPr>
+    </w:lvl>
+    <w:lvl w:ilvl="5" w:tentative="1">
+      <w:start w:val="1"/>
+      <w:numFmt w:val="bullet"/>
+      <w:lvlText w:val=""/>
+      <w:lvlJc w:val="left"/>
+      <w:pPr>
+        <w:tabs>
+          <w:tab w:val="num" w:pos="4320"/>
+        </w:tabs>
+        <w:ind w:left="4320" w:hanging="360"/>
+      </w:pPr>
+      <w:rPr>
+        <w:rFonts w:ascii="Wingdings" w:hAnsi="Wingdings" w:hint="default"/>
+        <w:sz w:val="20"/>
+      </w:rPr>
+    </w:lvl>
+    <w:lvl w:ilvl="6" w:tentative="1">
+      <w:start w:val="1"/>
+      <w:numFmt w:val="bullet"/>
+      <w:lvlText w:val=""/>
+      <w:lvlJc w:val="left"/>
+      <w:pPr>
+        <w:tabs>
+          <w:tab w:val="num" w:pos="5040"/>
+        </w:tabs>
+        <w:ind w:left="5040" w:hanging="360"/>
+      </w:pPr>
+      <w:rPr>
+        <w:rFonts w:ascii="Wingdings" w:hAnsi="Wingdings" w:hint="default"/>
+        <w:sz w:val="20"/>
+      </w:rPr>
+    </w:lvl>
+    <w:lvl w:ilvl="7" w:tentative="1">
+      <w:start w:val="1"/>
+      <w:numFmt w:val="bullet"/>
+      <w:lvlText w:val=""/>
+      <w:lvlJc w:val="left"/>
+      <w:pPr>
+        <w:tabs>
+          <w:tab w:val="num" w:pos="5760"/>
+        </w:tabs>
+        <w:ind w:left="5760" w:hanging="360"/>
+      </w:pPr>
+      <w:rPr>
+        <w:rFonts w:ascii="Wingdings" w:hAnsi="Wingdings" w:hint="default"/>
+        <w:sz w:val="20"/>
+      </w:rPr>
+    </w:lvl>
+    <w:lvl w:ilvl="8" w:tentative="1">
+      <w:start w:val="1"/>
+      <w:numFmt w:val="bullet"/>
+      <w:lvlText w:val=""/>
+      <w:lvlJc w:val="left"/>
+      <w:pPr>
+        <w:tabs>
+          <w:tab w:val="num" w:pos="6480"/>
+        </w:tabs>
+        <w:ind w:left="6480" w:hanging="360"/>
+      </w:pPr>
+      <w:rPr>
+        <w:rFonts w:ascii="Wingdings" w:hAnsi="Wingdings" w:hint="default"/>
+        <w:sz w:val="20"/>
+      </w:rPr>
+    </w:lvl>
+  </w:abstractNum>
+  <w:abstractNum w:abstractNumId="14" w15:restartNumberingAfterBreak="0">
     <w:nsid w:val="264E47EF"/>
     <w:multiLevelType w:val="multilevel"/>
     <w:tmpl w:val="B51C7008"/>
@@ -3377,7 +5320,7 @@
       </w:rPr>
     </w:lvl>
   </w:abstractNum>
-  <w:abstractNum w:abstractNumId="14" w15:restartNumberingAfterBreak="0">
+  <w:abstractNum w:abstractNumId="15" w15:restartNumberingAfterBreak="0">
     <w:nsid w:val="277B5D44"/>
     <w:multiLevelType w:val="hybridMultilevel"/>
     <w:tmpl w:val="A426C2FC"/>
@@ -3490,7 +5433,7 @@
       </w:rPr>
     </w:lvl>
   </w:abstractNum>
-  <w:abstractNum w:abstractNumId="15" w15:restartNumberingAfterBreak="0">
+  <w:abstractNum w:abstractNumId="16" w15:restartNumberingAfterBreak="0">
     <w:nsid w:val="2C143C85"/>
     <w:multiLevelType w:val="hybridMultilevel"/>
     <w:tmpl w:val="E536C6B0"/>
@@ -3603,7 +5546,7 @@
       </w:rPr>
     </w:lvl>
   </w:abstractNum>
-  <w:abstractNum w:abstractNumId="16" w15:restartNumberingAfterBreak="0">
+  <w:abstractNum w:abstractNumId="17" w15:restartNumberingAfterBreak="0">
     <w:nsid w:val="2C1562CE"/>
     <w:multiLevelType w:val="multilevel"/>
     <w:tmpl w:val="8F0891C2"/>
@@ -3752,7 +5695,7 @@
       </w:rPr>
     </w:lvl>
   </w:abstractNum>
-  <w:abstractNum w:abstractNumId="17" w15:restartNumberingAfterBreak="0">
+  <w:abstractNum w:abstractNumId="18" w15:restartNumberingAfterBreak="0">
     <w:nsid w:val="2C9762E8"/>
     <w:multiLevelType w:val="hybridMultilevel"/>
     <w:tmpl w:val="64F2ED82"/>
@@ -3865,7 +5808,7 @@
       </w:rPr>
     </w:lvl>
   </w:abstractNum>
-  <w:abstractNum w:abstractNumId="18" w15:restartNumberingAfterBreak="0">
+  <w:abstractNum w:abstractNumId="19" w15:restartNumberingAfterBreak="0">
     <w:nsid w:val="3204735B"/>
     <w:multiLevelType w:val="hybridMultilevel"/>
     <w:tmpl w:val="6F00C14E"/>
@@ -3978,7 +5921,7 @@
       </w:rPr>
     </w:lvl>
   </w:abstractNum>
-  <w:abstractNum w:abstractNumId="19" w15:restartNumberingAfterBreak="0">
+  <w:abstractNum w:abstractNumId="20" w15:restartNumberingAfterBreak="0">
     <w:nsid w:val="338C482C"/>
     <w:multiLevelType w:val="multilevel"/>
     <w:tmpl w:val="295AEDD2"/>
@@ -4091,7 +6034,156 @@
       </w:pPr>
     </w:lvl>
   </w:abstractNum>
-  <w:abstractNum w:abstractNumId="20" w15:restartNumberingAfterBreak="0">
+  <w:abstractNum w:abstractNumId="21" w15:restartNumberingAfterBreak="0">
+    <w:nsid w:val="3C890F4A"/>
+    <w:multiLevelType w:val="multilevel"/>
+    <w:tmpl w:val="5F40A93E"/>
+    <w:lvl w:ilvl="0">
+      <w:start w:val="1"/>
+      <w:numFmt w:val="bullet"/>
+      <w:lvlText w:val=""/>
+      <w:lvlJc w:val="left"/>
+      <w:pPr>
+        <w:tabs>
+          <w:tab w:val="num" w:pos="720"/>
+        </w:tabs>
+        <w:ind w:left="720" w:hanging="360"/>
+      </w:pPr>
+      <w:rPr>
+        <w:rFonts w:ascii="Symbol" w:hAnsi="Symbol" w:hint="default"/>
+        <w:sz w:val="20"/>
+      </w:rPr>
+    </w:lvl>
+    <w:lvl w:ilvl="1" w:tentative="1">
+      <w:start w:val="1"/>
+      <w:numFmt w:val="bullet"/>
+      <w:lvlText w:val="o"/>
+      <w:lvlJc w:val="left"/>
+      <w:pPr>
+        <w:tabs>
+          <w:tab w:val="num" w:pos="1440"/>
+        </w:tabs>
+        <w:ind w:left="1440" w:hanging="360"/>
+      </w:pPr>
+      <w:rPr>
+        <w:rFonts w:ascii="Courier New" w:hAnsi="Courier New" w:hint="default"/>
+        <w:sz w:val="20"/>
+      </w:rPr>
+    </w:lvl>
+    <w:lvl w:ilvl="2" w:tentative="1">
+      <w:start w:val="1"/>
+      <w:numFmt w:val="bullet"/>
+      <w:lvlText w:val=""/>
+      <w:lvlJc w:val="left"/>
+      <w:pPr>
+        <w:tabs>
+          <w:tab w:val="num" w:pos="2160"/>
+        </w:tabs>
+        <w:ind w:left="2160" w:hanging="360"/>
+      </w:pPr>
+      <w:rPr>
+        <w:rFonts w:ascii="Wingdings" w:hAnsi="Wingdings" w:hint="default"/>
+        <w:sz w:val="20"/>
+      </w:rPr>
+    </w:lvl>
+    <w:lvl w:ilvl="3" w:tentative="1">
+      <w:start w:val="1"/>
+      <w:numFmt w:val="bullet"/>
+      <w:lvlText w:val=""/>
+      <w:lvlJc w:val="left"/>
+      <w:pPr>
+        <w:tabs>
+          <w:tab w:val="num" w:pos="2880"/>
+        </w:tabs>
+        <w:ind w:left="2880" w:hanging="360"/>
+      </w:pPr>
+      <w:rPr>
+        <w:rFonts w:ascii="Wingdings" w:hAnsi="Wingdings" w:hint="default"/>
+        <w:sz w:val="20"/>
+      </w:rPr>
+    </w:lvl>
+    <w:lvl w:ilvl="4" w:tentative="1">
+      <w:start w:val="1"/>
+      <w:numFmt w:val="bullet"/>
+      <w:lvlText w:val=""/>
+      <w:lvlJc w:val="left"/>
+      <w:pPr>
+        <w:tabs>
+          <w:tab w:val="num" w:pos="3600"/>
+        </w:tabs>
+        <w:ind w:left="3600" w:hanging="360"/>
+      </w:pPr>
+      <w:rPr>
+        <w:rFonts w:ascii="Wingdings" w:hAnsi="Wingdings" w:hint="default"/>
+        <w:sz w:val="20"/>
+      </w:rPr>
+    </w:lvl>
+    <w:lvl w:ilvl="5" w:tentative="1">
+      <w:start w:val="1"/>
+      <w:numFmt w:val="bullet"/>
+      <w:lvlText w:val=""/>
+      <w:lvlJc w:val="left"/>
+      <w:pPr>
+        <w:tabs>
+          <w:tab w:val="num" w:pos="4320"/>
+        </w:tabs>
+        <w:ind w:left="4320" w:hanging="360"/>
+      </w:pPr>
+      <w:rPr>
+        <w:rFonts w:ascii="Wingdings" w:hAnsi="Wingdings" w:hint="default"/>
+        <w:sz w:val="20"/>
+      </w:rPr>
+    </w:lvl>
+    <w:lvl w:ilvl="6" w:tentative="1">
+      <w:start w:val="1"/>
+      <w:numFmt w:val="bullet"/>
+      <w:lvlText w:val=""/>
+      <w:lvlJc w:val="left"/>
+      <w:pPr>
+        <w:tabs>
+          <w:tab w:val="num" w:pos="5040"/>
+        </w:tabs>
+        <w:ind w:left="5040" w:hanging="360"/>
+      </w:pPr>
+      <w:rPr>
+        <w:rFonts w:ascii="Wingdings" w:hAnsi="Wingdings" w:hint="default"/>
+        <w:sz w:val="20"/>
+      </w:rPr>
+    </w:lvl>
+    <w:lvl w:ilvl="7" w:tentative="1">
+      <w:start w:val="1"/>
+      <w:numFmt w:val="bullet"/>
+      <w:lvlText w:val=""/>
+      <w:lvlJc w:val="left"/>
+      <w:pPr>
+        <w:tabs>
+          <w:tab w:val="num" w:pos="5760"/>
+        </w:tabs>
+        <w:ind w:left="5760" w:hanging="360"/>
+      </w:pPr>
+      <w:rPr>
+        <w:rFonts w:ascii="Wingdings" w:hAnsi="Wingdings" w:hint="default"/>
+        <w:sz w:val="20"/>
+      </w:rPr>
+    </w:lvl>
+    <w:lvl w:ilvl="8" w:tentative="1">
+      <w:start w:val="1"/>
+      <w:numFmt w:val="bullet"/>
+      <w:lvlText w:val=""/>
+      <w:lvlJc w:val="left"/>
+      <w:pPr>
+        <w:tabs>
+          <w:tab w:val="num" w:pos="6480"/>
+        </w:tabs>
+        <w:ind w:left="6480" w:hanging="360"/>
+      </w:pPr>
+      <w:rPr>
+        <w:rFonts w:ascii="Wingdings" w:hAnsi="Wingdings" w:hint="default"/>
+        <w:sz w:val="20"/>
+      </w:rPr>
+    </w:lvl>
+  </w:abstractNum>
+  <w:abstractNum w:abstractNumId="22" w15:restartNumberingAfterBreak="0">
     <w:nsid w:val="3DE2598C"/>
     <w:multiLevelType w:val="multilevel"/>
     <w:tmpl w:val="3E22F52E"/>
@@ -4240,7 +6332,7 @@
       </w:rPr>
     </w:lvl>
   </w:abstractNum>
-  <w:abstractNum w:abstractNumId="21" w15:restartNumberingAfterBreak="0">
+  <w:abstractNum w:abstractNumId="23" w15:restartNumberingAfterBreak="0">
     <w:nsid w:val="3EA61714"/>
     <w:multiLevelType w:val="multilevel"/>
     <w:tmpl w:val="143824D2"/>
@@ -4389,7 +6481,7 @@
       </w:rPr>
     </w:lvl>
   </w:abstractNum>
-  <w:abstractNum w:abstractNumId="22" w15:restartNumberingAfterBreak="0">
+  <w:abstractNum w:abstractNumId="24" w15:restartNumberingAfterBreak="0">
     <w:nsid w:val="40857F5A"/>
     <w:multiLevelType w:val="hybridMultilevel"/>
     <w:tmpl w:val="D7522396"/>
@@ -4502,7 +6594,7 @@
       </w:rPr>
     </w:lvl>
   </w:abstractNum>
-  <w:abstractNum w:abstractNumId="23" w15:restartNumberingAfterBreak="0">
+  <w:abstractNum w:abstractNumId="25" w15:restartNumberingAfterBreak="0">
     <w:nsid w:val="419E10AA"/>
     <w:multiLevelType w:val="hybridMultilevel"/>
     <w:tmpl w:val="1396C882"/>
@@ -4615,7 +6707,156 @@
       </w:rPr>
     </w:lvl>
   </w:abstractNum>
-  <w:abstractNum w:abstractNumId="24" w15:restartNumberingAfterBreak="0">
+  <w:abstractNum w:abstractNumId="26" w15:restartNumberingAfterBreak="0">
+    <w:nsid w:val="420F73C9"/>
+    <w:multiLevelType w:val="multilevel"/>
+    <w:tmpl w:val="51D84A52"/>
+    <w:lvl w:ilvl="0">
+      <w:start w:val="1"/>
+      <w:numFmt w:val="bullet"/>
+      <w:lvlText w:val=""/>
+      <w:lvlJc w:val="left"/>
+      <w:pPr>
+        <w:tabs>
+          <w:tab w:val="num" w:pos="720"/>
+        </w:tabs>
+        <w:ind w:left="720" w:hanging="360"/>
+      </w:pPr>
+      <w:rPr>
+        <w:rFonts w:ascii="Symbol" w:hAnsi="Symbol" w:hint="default"/>
+        <w:sz w:val="20"/>
+      </w:rPr>
+    </w:lvl>
+    <w:lvl w:ilvl="1">
+      <w:start w:val="1"/>
+      <w:numFmt w:val="bullet"/>
+      <w:lvlText w:val="o"/>
+      <w:lvlJc w:val="left"/>
+      <w:pPr>
+        <w:tabs>
+          <w:tab w:val="num" w:pos="1440"/>
+        </w:tabs>
+        <w:ind w:left="1440" w:hanging="360"/>
+      </w:pPr>
+      <w:rPr>
+        <w:rFonts w:ascii="Courier New" w:hAnsi="Courier New" w:hint="default"/>
+        <w:sz w:val="20"/>
+      </w:rPr>
+    </w:lvl>
+    <w:lvl w:ilvl="2" w:tentative="1">
+      <w:start w:val="1"/>
+      <w:numFmt w:val="bullet"/>
+      <w:lvlText w:val=""/>
+      <w:lvlJc w:val="left"/>
+      <w:pPr>
+        <w:tabs>
+          <w:tab w:val="num" w:pos="2160"/>
+        </w:tabs>
+        <w:ind w:left="2160" w:hanging="360"/>
+      </w:pPr>
+      <w:rPr>
+        <w:rFonts w:ascii="Wingdings" w:hAnsi="Wingdings" w:hint="default"/>
+        <w:sz w:val="20"/>
+      </w:rPr>
+    </w:lvl>
+    <w:lvl w:ilvl="3" w:tentative="1">
+      <w:start w:val="1"/>
+      <w:numFmt w:val="bullet"/>
+      <w:lvlText w:val=""/>
+      <w:lvlJc w:val="left"/>
+      <w:pPr>
+        <w:tabs>
+          <w:tab w:val="num" w:pos="2880"/>
+        </w:tabs>
+        <w:ind w:left="2880" w:hanging="360"/>
+      </w:pPr>
+      <w:rPr>
+        <w:rFonts w:ascii="Wingdings" w:hAnsi="Wingdings" w:hint="default"/>
+        <w:sz w:val="20"/>
+      </w:rPr>
+    </w:lvl>
+    <w:lvl w:ilvl="4" w:tentative="1">
+      <w:start w:val="1"/>
+      <w:numFmt w:val="bullet"/>
+      <w:lvlText w:val=""/>
+      <w:lvlJc w:val="left"/>
+      <w:pPr>
+        <w:tabs>
+          <w:tab w:val="num" w:pos="3600"/>
+        </w:tabs>
+        <w:ind w:left="3600" w:hanging="360"/>
+      </w:pPr>
+      <w:rPr>
+        <w:rFonts w:ascii="Wingdings" w:hAnsi="Wingdings" w:hint="default"/>
+        <w:sz w:val="20"/>
+      </w:rPr>
+    </w:lvl>
+    <w:lvl w:ilvl="5" w:tentative="1">
+      <w:start w:val="1"/>
+      <w:numFmt w:val="bullet"/>
+      <w:lvlText w:val=""/>
+      <w:lvlJc w:val="left"/>
+      <w:pPr>
+        <w:tabs>
+          <w:tab w:val="num" w:pos="4320"/>
+        </w:tabs>
+        <w:ind w:left="4320" w:hanging="360"/>
+      </w:pPr>
+      <w:rPr>
+        <w:rFonts w:ascii="Wingdings" w:hAnsi="Wingdings" w:hint="default"/>
+        <w:sz w:val="20"/>
+      </w:rPr>
+    </w:lvl>
+    <w:lvl w:ilvl="6" w:tentative="1">
+      <w:start w:val="1"/>
+      <w:numFmt w:val="bullet"/>
+      <w:lvlText w:val=""/>
+      <w:lvlJc w:val="left"/>
+      <w:pPr>
+        <w:tabs>
+          <w:tab w:val="num" w:pos="5040"/>
+        </w:tabs>
+        <w:ind w:left="5040" w:hanging="360"/>
+      </w:pPr>
+      <w:rPr>
+        <w:rFonts w:ascii="Wingdings" w:hAnsi="Wingdings" w:hint="default"/>
+        <w:sz w:val="20"/>
+      </w:rPr>
+    </w:lvl>
+    <w:lvl w:ilvl="7" w:tentative="1">
+      <w:start w:val="1"/>
+      <w:numFmt w:val="bullet"/>
+      <w:lvlText w:val=""/>
+      <w:lvlJc w:val="left"/>
+      <w:pPr>
+        <w:tabs>
+          <w:tab w:val="num" w:pos="5760"/>
+        </w:tabs>
+        <w:ind w:left="5760" w:hanging="360"/>
+      </w:pPr>
+      <w:rPr>
+        <w:rFonts w:ascii="Wingdings" w:hAnsi="Wingdings" w:hint="default"/>
+        <w:sz w:val="20"/>
+      </w:rPr>
+    </w:lvl>
+    <w:lvl w:ilvl="8" w:tentative="1">
+      <w:start w:val="1"/>
+      <w:numFmt w:val="bullet"/>
+      <w:lvlText w:val=""/>
+      <w:lvlJc w:val="left"/>
+      <w:pPr>
+        <w:tabs>
+          <w:tab w:val="num" w:pos="6480"/>
+        </w:tabs>
+        <w:ind w:left="6480" w:hanging="360"/>
+      </w:pPr>
+      <w:rPr>
+        <w:rFonts w:ascii="Wingdings" w:hAnsi="Wingdings" w:hint="default"/>
+        <w:sz w:val="20"/>
+      </w:rPr>
+    </w:lvl>
+  </w:abstractNum>
+  <w:abstractNum w:abstractNumId="27" w15:restartNumberingAfterBreak="0">
     <w:nsid w:val="485E1414"/>
     <w:multiLevelType w:val="multilevel"/>
     <w:tmpl w:val="F5AE991A"/>
@@ -4764,7 +7005,7 @@
       </w:rPr>
     </w:lvl>
   </w:abstractNum>
-  <w:abstractNum w:abstractNumId="25" w15:restartNumberingAfterBreak="0">
+  <w:abstractNum w:abstractNumId="28" w15:restartNumberingAfterBreak="0">
     <w:nsid w:val="4D684422"/>
     <w:multiLevelType w:val="hybridMultilevel"/>
     <w:tmpl w:val="F870A0DA"/>
@@ -4877,7 +7118,7 @@
       </w:rPr>
     </w:lvl>
   </w:abstractNum>
-  <w:abstractNum w:abstractNumId="26" w15:restartNumberingAfterBreak="0">
+  <w:abstractNum w:abstractNumId="29" w15:restartNumberingAfterBreak="0">
     <w:nsid w:val="521C52EF"/>
     <w:multiLevelType w:val="multilevel"/>
     <w:tmpl w:val="B9AA21E6"/>
@@ -5026,7 +7267,7 @@
       </w:rPr>
     </w:lvl>
   </w:abstractNum>
-  <w:abstractNum w:abstractNumId="27" w15:restartNumberingAfterBreak="0">
+  <w:abstractNum w:abstractNumId="30" w15:restartNumberingAfterBreak="0">
     <w:nsid w:val="59073134"/>
     <w:multiLevelType w:val="hybridMultilevel"/>
     <w:tmpl w:val="8E5E41EC"/>
@@ -5139,7 +7380,7 @@
       </w:rPr>
     </w:lvl>
   </w:abstractNum>
-  <w:abstractNum w:abstractNumId="28" w15:restartNumberingAfterBreak="0">
+  <w:abstractNum w:abstractNumId="31" w15:restartNumberingAfterBreak="0">
     <w:nsid w:val="5CD221D8"/>
     <w:multiLevelType w:val="multilevel"/>
     <w:tmpl w:val="3FB8C1E8"/>
@@ -5288,7 +7529,7 @@
       </w:rPr>
     </w:lvl>
   </w:abstractNum>
-  <w:abstractNum w:abstractNumId="29" w15:restartNumberingAfterBreak="0">
+  <w:abstractNum w:abstractNumId="32" w15:restartNumberingAfterBreak="0">
     <w:nsid w:val="5E4660EB"/>
     <w:multiLevelType w:val="hybridMultilevel"/>
     <w:tmpl w:val="DA42D02A"/>
@@ -5401,7 +7642,156 @@
       </w:rPr>
     </w:lvl>
   </w:abstractNum>
-  <w:abstractNum w:abstractNumId="30" w15:restartNumberingAfterBreak="0">
+  <w:abstractNum w:abstractNumId="33" w15:restartNumberingAfterBreak="0">
+    <w:nsid w:val="5EB74C09"/>
+    <w:multiLevelType w:val="multilevel"/>
+    <w:tmpl w:val="82F6A222"/>
+    <w:lvl w:ilvl="0">
+      <w:start w:val="1"/>
+      <w:numFmt w:val="bullet"/>
+      <w:lvlText w:val=""/>
+      <w:lvlJc w:val="left"/>
+      <w:pPr>
+        <w:tabs>
+          <w:tab w:val="num" w:pos="720"/>
+        </w:tabs>
+        <w:ind w:left="720" w:hanging="360"/>
+      </w:pPr>
+      <w:rPr>
+        <w:rFonts w:ascii="Symbol" w:hAnsi="Symbol" w:hint="default"/>
+        <w:sz w:val="20"/>
+      </w:rPr>
+    </w:lvl>
+    <w:lvl w:ilvl="1" w:tentative="1">
+      <w:start w:val="1"/>
+      <w:numFmt w:val="bullet"/>
+      <w:lvlText w:val="o"/>
+      <w:lvlJc w:val="left"/>
+      <w:pPr>
+        <w:tabs>
+          <w:tab w:val="num" w:pos="1440"/>
+        </w:tabs>
+        <w:ind w:left="1440" w:hanging="360"/>
+      </w:pPr>
+      <w:rPr>
+        <w:rFonts w:ascii="Courier New" w:hAnsi="Courier New" w:hint="default"/>
+        <w:sz w:val="20"/>
+      </w:rPr>
+    </w:lvl>
+    <w:lvl w:ilvl="2" w:tentative="1">
+      <w:start w:val="1"/>
+      <w:numFmt w:val="bullet"/>
+      <w:lvlText w:val=""/>
+      <w:lvlJc w:val="left"/>
+      <w:pPr>
+        <w:tabs>
+          <w:tab w:val="num" w:pos="2160"/>
+        </w:tabs>
+        <w:ind w:left="2160" w:hanging="360"/>
+      </w:pPr>
+      <w:rPr>
+        <w:rFonts w:ascii="Wingdings" w:hAnsi="Wingdings" w:hint="default"/>
+        <w:sz w:val="20"/>
+      </w:rPr>
+    </w:lvl>
+    <w:lvl w:ilvl="3" w:tentative="1">
+      <w:start w:val="1"/>
+      <w:numFmt w:val="bullet"/>
+      <w:lvlText w:val=""/>
+      <w:lvlJc w:val="left"/>
+      <w:pPr>
+        <w:tabs>
+          <w:tab w:val="num" w:pos="2880"/>
+        </w:tabs>
+        <w:ind w:left="2880" w:hanging="360"/>
+      </w:pPr>
+      <w:rPr>
+        <w:rFonts w:ascii="Wingdings" w:hAnsi="Wingdings" w:hint="default"/>
+        <w:sz w:val="20"/>
+      </w:rPr>
+    </w:lvl>
+    <w:lvl w:ilvl="4" w:tentative="1">
+      <w:start w:val="1"/>
+      <w:numFmt w:val="bullet"/>
+      <w:lvlText w:val=""/>
+      <w:lvlJc w:val="left"/>
+      <w:pPr>
+        <w:tabs>
+          <w:tab w:val="num" w:pos="3600"/>
+        </w:tabs>
+        <w:ind w:left="3600" w:hanging="360"/>
+      </w:pPr>
+      <w:rPr>
+        <w:rFonts w:ascii="Wingdings" w:hAnsi="Wingdings" w:hint="default"/>
+        <w:sz w:val="20"/>
+      </w:rPr>
+    </w:lvl>
+    <w:lvl w:ilvl="5" w:tentative="1">
+      <w:start w:val="1"/>
+      <w:numFmt w:val="bullet"/>
+      <w:lvlText w:val=""/>
+      <w:lvlJc w:val="left"/>
+      <w:pPr>
+        <w:tabs>
+          <w:tab w:val="num" w:pos="4320"/>
+        </w:tabs>
+        <w:ind w:left="4320" w:hanging="360"/>
+      </w:pPr>
+      <w:rPr>
+        <w:rFonts w:ascii="Wingdings" w:hAnsi="Wingdings" w:hint="default"/>
+        <w:sz w:val="20"/>
+      </w:rPr>
+    </w:lvl>
+    <w:lvl w:ilvl="6" w:tentative="1">
+      <w:start w:val="1"/>
+      <w:numFmt w:val="bullet"/>
+      <w:lvlText w:val=""/>
+      <w:lvlJc w:val="left"/>
+      <w:pPr>
+        <w:tabs>
+          <w:tab w:val="num" w:pos="5040"/>
+        </w:tabs>
+        <w:ind w:left="5040" w:hanging="360"/>
+      </w:pPr>
+      <w:rPr>
+        <w:rFonts w:ascii="Wingdings" w:hAnsi="Wingdings" w:hint="default"/>
+        <w:sz w:val="20"/>
+      </w:rPr>
+    </w:lvl>
+    <w:lvl w:ilvl="7" w:tentative="1">
+      <w:start w:val="1"/>
+      <w:numFmt w:val="bullet"/>
+      <w:lvlText w:val=""/>
+      <w:lvlJc w:val="left"/>
+      <w:pPr>
+        <w:tabs>
+          <w:tab w:val="num" w:pos="5760"/>
+        </w:tabs>
+        <w:ind w:left="5760" w:hanging="360"/>
+      </w:pPr>
+      <w:rPr>
+        <w:rFonts w:ascii="Wingdings" w:hAnsi="Wingdings" w:hint="default"/>
+        <w:sz w:val="20"/>
+      </w:rPr>
+    </w:lvl>
+    <w:lvl w:ilvl="8" w:tentative="1">
+      <w:start w:val="1"/>
+      <w:numFmt w:val="bullet"/>
+      <w:lvlText w:val=""/>
+      <w:lvlJc w:val="left"/>
+      <w:pPr>
+        <w:tabs>
+          <w:tab w:val="num" w:pos="6480"/>
+        </w:tabs>
+        <w:ind w:left="6480" w:hanging="360"/>
+      </w:pPr>
+      <w:rPr>
+        <w:rFonts w:ascii="Wingdings" w:hAnsi="Wingdings" w:hint="default"/>
+        <w:sz w:val="20"/>
+      </w:rPr>
+    </w:lvl>
+  </w:abstractNum>
+  <w:abstractNum w:abstractNumId="34" w15:restartNumberingAfterBreak="0">
     <w:nsid w:val="5F6C0DEB"/>
     <w:multiLevelType w:val="hybridMultilevel"/>
     <w:tmpl w:val="4CACEBB2"/>
@@ -5514,7 +7904,7 @@
       </w:rPr>
     </w:lvl>
   </w:abstractNum>
-  <w:abstractNum w:abstractNumId="31" w15:restartNumberingAfterBreak="0">
+  <w:abstractNum w:abstractNumId="35" w15:restartNumberingAfterBreak="0">
     <w:nsid w:val="699E1746"/>
     <w:multiLevelType w:val="multilevel"/>
     <w:tmpl w:val="136A399A"/>
@@ -5663,7 +8053,7 @@
       </w:rPr>
     </w:lvl>
   </w:abstractNum>
-  <w:abstractNum w:abstractNumId="32" w15:restartNumberingAfterBreak="0">
+  <w:abstractNum w:abstractNumId="36" w15:restartNumberingAfterBreak="0">
     <w:nsid w:val="6DD540A7"/>
     <w:multiLevelType w:val="multilevel"/>
     <w:tmpl w:val="0D04CB1E"/>
@@ -5812,7 +8202,7 @@
       </w:rPr>
     </w:lvl>
   </w:abstractNum>
-  <w:abstractNum w:abstractNumId="33" w15:restartNumberingAfterBreak="0">
+  <w:abstractNum w:abstractNumId="37" w15:restartNumberingAfterBreak="0">
     <w:nsid w:val="6F2E1843"/>
     <w:multiLevelType w:val="multilevel"/>
     <w:tmpl w:val="CA409768"/>
@@ -5961,7 +8351,7 @@
       </w:rPr>
     </w:lvl>
   </w:abstractNum>
-  <w:abstractNum w:abstractNumId="34" w15:restartNumberingAfterBreak="0">
+  <w:abstractNum w:abstractNumId="38" w15:restartNumberingAfterBreak="0">
     <w:nsid w:val="6FD75DE8"/>
     <w:multiLevelType w:val="multilevel"/>
     <w:tmpl w:val="9D065E10"/>
@@ -6110,7 +8500,7 @@
       </w:rPr>
     </w:lvl>
   </w:abstractNum>
-  <w:abstractNum w:abstractNumId="35" w15:restartNumberingAfterBreak="0">
+  <w:abstractNum w:abstractNumId="39" w15:restartNumberingAfterBreak="0">
     <w:nsid w:val="756F0667"/>
     <w:multiLevelType w:val="multilevel"/>
     <w:tmpl w:val="C06C8ACE"/>
@@ -6259,7 +8649,7 @@
       </w:rPr>
     </w:lvl>
   </w:abstractNum>
-  <w:abstractNum w:abstractNumId="36" w15:restartNumberingAfterBreak="0">
+  <w:abstractNum w:abstractNumId="40" w15:restartNumberingAfterBreak="0">
     <w:nsid w:val="77926655"/>
     <w:multiLevelType w:val="hybridMultilevel"/>
     <w:tmpl w:val="4AE0C1E8"/>
@@ -6372,7 +8762,7 @@
       </w:rPr>
     </w:lvl>
   </w:abstractNum>
-  <w:abstractNum w:abstractNumId="37" w15:restartNumberingAfterBreak="0">
+  <w:abstractNum w:abstractNumId="41" w15:restartNumberingAfterBreak="0">
     <w:nsid w:val="786461AF"/>
     <w:multiLevelType w:val="hybridMultilevel"/>
     <w:tmpl w:val="B636C6FA"/>
@@ -6484,7 +8874,7 @@
       </w:rPr>
     </w:lvl>
   </w:abstractNum>
-  <w:abstractNum w:abstractNumId="38" w15:restartNumberingAfterBreak="0">
+  <w:abstractNum w:abstractNumId="42" w15:restartNumberingAfterBreak="0">
     <w:nsid w:val="78D31888"/>
     <w:multiLevelType w:val="multilevel"/>
     <w:tmpl w:val="A6825DB8"/>
@@ -6633,7 +9023,156 @@
       </w:rPr>
     </w:lvl>
   </w:abstractNum>
-  <w:abstractNum w:abstractNumId="39" w15:restartNumberingAfterBreak="0">
+  <w:abstractNum w:abstractNumId="43" w15:restartNumberingAfterBreak="0">
+    <w:nsid w:val="7ADF08BD"/>
+    <w:multiLevelType w:val="multilevel"/>
+    <w:tmpl w:val="CAAA876E"/>
+    <w:lvl w:ilvl="0">
+      <w:start w:val="1"/>
+      <w:numFmt w:val="bullet"/>
+      <w:lvlText w:val=""/>
+      <w:lvlJc w:val="left"/>
+      <w:pPr>
+        <w:tabs>
+          <w:tab w:val="num" w:pos="720"/>
+        </w:tabs>
+        <w:ind w:left="720" w:hanging="360"/>
+      </w:pPr>
+      <w:rPr>
+        <w:rFonts w:ascii="Symbol" w:hAnsi="Symbol" w:hint="default"/>
+        <w:sz w:val="20"/>
+      </w:rPr>
+    </w:lvl>
+    <w:lvl w:ilvl="1" w:tentative="1">
+      <w:start w:val="1"/>
+      <w:numFmt w:val="bullet"/>
+      <w:lvlText w:val="o"/>
+      <w:lvlJc w:val="left"/>
+      <w:pPr>
+        <w:tabs>
+          <w:tab w:val="num" w:pos="1440"/>
+        </w:tabs>
+        <w:ind w:left="1440" w:hanging="360"/>
+      </w:pPr>
+      <w:rPr>
+        <w:rFonts w:ascii="Courier New" w:hAnsi="Courier New" w:hint="default"/>
+        <w:sz w:val="20"/>
+      </w:rPr>
+    </w:lvl>
+    <w:lvl w:ilvl="2" w:tentative="1">
+      <w:start w:val="1"/>
+      <w:numFmt w:val="bullet"/>
+      <w:lvlText w:val=""/>
+      <w:lvlJc w:val="left"/>
+      <w:pPr>
+        <w:tabs>
+          <w:tab w:val="num" w:pos="2160"/>
+        </w:tabs>
+        <w:ind w:left="2160" w:hanging="360"/>
+      </w:pPr>
+      <w:rPr>
+        <w:rFonts w:ascii="Wingdings" w:hAnsi="Wingdings" w:hint="default"/>
+        <w:sz w:val="20"/>
+      </w:rPr>
+    </w:lvl>
+    <w:lvl w:ilvl="3" w:tentative="1">
+      <w:start w:val="1"/>
+      <w:numFmt w:val="bullet"/>
+      <w:lvlText w:val=""/>
+      <w:lvlJc w:val="left"/>
+      <w:pPr>
+        <w:tabs>
+          <w:tab w:val="num" w:pos="2880"/>
+        </w:tabs>
+        <w:ind w:left="2880" w:hanging="360"/>
+      </w:pPr>
+      <w:rPr>
+        <w:rFonts w:ascii="Wingdings" w:hAnsi="Wingdings" w:hint="default"/>
+        <w:sz w:val="20"/>
+      </w:rPr>
+    </w:lvl>
+    <w:lvl w:ilvl="4" w:tentative="1">
+      <w:start w:val="1"/>
+      <w:numFmt w:val="bullet"/>
+      <w:lvlText w:val=""/>
+      <w:lvlJc w:val="left"/>
+      <w:pPr>
+        <w:tabs>
+          <w:tab w:val="num" w:pos="3600"/>
+        </w:tabs>
+        <w:ind w:left="3600" w:hanging="360"/>
+      </w:pPr>
+      <w:rPr>
+        <w:rFonts w:ascii="Wingdings" w:hAnsi="Wingdings" w:hint="default"/>
+        <w:sz w:val="20"/>
+      </w:rPr>
+    </w:lvl>
+    <w:lvl w:ilvl="5" w:tentative="1">
+      <w:start w:val="1"/>
+      <w:numFmt w:val="bullet"/>
+      <w:lvlText w:val=""/>
+      <w:lvlJc w:val="left"/>
+      <w:pPr>
+        <w:tabs>
+          <w:tab w:val="num" w:pos="4320"/>
+        </w:tabs>
+        <w:ind w:left="4320" w:hanging="360"/>
+      </w:pPr>
+      <w:rPr>
+        <w:rFonts w:ascii="Wingdings" w:hAnsi="Wingdings" w:hint="default"/>
+        <w:sz w:val="20"/>
+      </w:rPr>
+    </w:lvl>
+    <w:lvl w:ilvl="6" w:tentative="1">
+      <w:start w:val="1"/>
+      <w:numFmt w:val="bullet"/>
+      <w:lvlText w:val=""/>
+      <w:lvlJc w:val="left"/>
+      <w:pPr>
+        <w:tabs>
+          <w:tab w:val="num" w:pos="5040"/>
+        </w:tabs>
+        <w:ind w:left="5040" w:hanging="360"/>
+      </w:pPr>
+      <w:rPr>
+        <w:rFonts w:ascii="Wingdings" w:hAnsi="Wingdings" w:hint="default"/>
+        <w:sz w:val="20"/>
+      </w:rPr>
+    </w:lvl>
+    <w:lvl w:ilvl="7" w:tentative="1">
+      <w:start w:val="1"/>
+      <w:numFmt w:val="bullet"/>
+      <w:lvlText w:val=""/>
+      <w:lvlJc w:val="left"/>
+      <w:pPr>
+        <w:tabs>
+          <w:tab w:val="num" w:pos="5760"/>
+        </w:tabs>
+        <w:ind w:left="5760" w:hanging="360"/>
+      </w:pPr>
+      <w:rPr>
+        <w:rFonts w:ascii="Wingdings" w:hAnsi="Wingdings" w:hint="default"/>
+        <w:sz w:val="20"/>
+      </w:rPr>
+    </w:lvl>
+    <w:lvl w:ilvl="8" w:tentative="1">
+      <w:start w:val="1"/>
+      <w:numFmt w:val="bullet"/>
+      <w:lvlText w:val=""/>
+      <w:lvlJc w:val="left"/>
+      <w:pPr>
+        <w:tabs>
+          <w:tab w:val="num" w:pos="6480"/>
+        </w:tabs>
+        <w:ind w:left="6480" w:hanging="360"/>
+      </w:pPr>
+      <w:rPr>
+        <w:rFonts w:ascii="Wingdings" w:hAnsi="Wingdings" w:hint="default"/>
+        <w:sz w:val="20"/>
+      </w:rPr>
+    </w:lvl>
+  </w:abstractNum>
+  <w:abstractNum w:abstractNumId="44" w15:restartNumberingAfterBreak="0">
     <w:nsid w:val="7AE16B51"/>
     <w:multiLevelType w:val="multilevel"/>
     <w:tmpl w:val="91E80264"/>
@@ -6782,7 +9321,7 @@
       </w:rPr>
     </w:lvl>
   </w:abstractNum>
-  <w:abstractNum w:abstractNumId="40" w15:restartNumberingAfterBreak="0">
+  <w:abstractNum w:abstractNumId="45" w15:restartNumberingAfterBreak="0">
     <w:nsid w:val="7B5676F8"/>
     <w:multiLevelType w:val="multilevel"/>
     <w:tmpl w:val="D152DF06"/>
@@ -6931,7 +9470,7 @@
       </w:rPr>
     </w:lvl>
   </w:abstractNum>
-  <w:abstractNum w:abstractNumId="41" w15:restartNumberingAfterBreak="0">
+  <w:abstractNum w:abstractNumId="46" w15:restartNumberingAfterBreak="0">
     <w:nsid w:val="7C326E94"/>
     <w:multiLevelType w:val="multilevel"/>
     <w:tmpl w:val="F34AE466"/>
@@ -7044,7 +9583,7 @@
       </w:pPr>
     </w:lvl>
   </w:abstractNum>
-  <w:abstractNum w:abstractNumId="42" w15:restartNumberingAfterBreak="0">
+  <w:abstractNum w:abstractNumId="47" w15:restartNumberingAfterBreak="0">
     <w:nsid w:val="7CBE5717"/>
     <w:multiLevelType w:val="multilevel"/>
     <w:tmpl w:val="9920DF12"/>
@@ -7194,28 +9733,28 @@
     </w:lvl>
   </w:abstractNum>
   <w:num w:numId="1" w16cid:durableId="209345421">
-    <w:abstractNumId w:val="24"/>
+    <w:abstractNumId w:val="27"/>
   </w:num>
   <w:num w:numId="2" w16cid:durableId="656039230">
     <w:abstractNumId w:val="3"/>
   </w:num>
   <w:num w:numId="3" w16cid:durableId="2100979625">
-    <w:abstractNumId w:val="19"/>
+    <w:abstractNumId w:val="20"/>
   </w:num>
   <w:num w:numId="4" w16cid:durableId="407770336">
     <w:abstractNumId w:val="2"/>
   </w:num>
   <w:num w:numId="5" w16cid:durableId="169027770">
-    <w:abstractNumId w:val="32"/>
+    <w:abstractNumId w:val="36"/>
   </w:num>
   <w:num w:numId="6" w16cid:durableId="1382513263">
-    <w:abstractNumId w:val="39"/>
+    <w:abstractNumId w:val="44"/>
   </w:num>
   <w:num w:numId="7" w16cid:durableId="942036264">
     <w:abstractNumId w:val="5"/>
   </w:num>
   <w:num w:numId="8" w16cid:durableId="1420979649">
-    <w:abstractNumId w:val="42"/>
+    <w:abstractNumId w:val="47"/>
   </w:num>
   <w:num w:numId="9" w16cid:durableId="1749307572">
     <w:abstractNumId w:val="12"/>
@@ -7227,22 +9766,22 @@
     <w:abstractNumId w:val="1"/>
   </w:num>
   <w:num w:numId="12" w16cid:durableId="1066027674">
-    <w:abstractNumId w:val="21"/>
+    <w:abstractNumId w:val="23"/>
   </w:num>
   <w:num w:numId="13" w16cid:durableId="2124105745">
-    <w:abstractNumId w:val="40"/>
+    <w:abstractNumId w:val="45"/>
   </w:num>
   <w:num w:numId="14" w16cid:durableId="1325469468">
-    <w:abstractNumId w:val="26"/>
+    <w:abstractNumId w:val="29"/>
   </w:num>
   <w:num w:numId="15" w16cid:durableId="1864828753">
-    <w:abstractNumId w:val="41"/>
+    <w:abstractNumId w:val="46"/>
   </w:num>
   <w:num w:numId="16" w16cid:durableId="1696543325">
-    <w:abstractNumId w:val="33"/>
+    <w:abstractNumId w:val="37"/>
   </w:num>
   <w:num w:numId="17" w16cid:durableId="711686939">
-    <w:abstractNumId w:val="13"/>
+    <w:abstractNumId w:val="14"/>
   </w:num>
   <w:num w:numId="18" w16cid:durableId="1145703494">
     <w:abstractNumId w:val="8"/>
@@ -7251,76 +9790,91 @@
     <w:abstractNumId w:val="7"/>
   </w:num>
   <w:num w:numId="20" w16cid:durableId="572472058">
-    <w:abstractNumId w:val="23"/>
+    <w:abstractNumId w:val="25"/>
   </w:num>
   <w:num w:numId="21" w16cid:durableId="352998412">
     <w:abstractNumId w:val="4"/>
   </w:num>
   <w:num w:numId="22" w16cid:durableId="1198392672">
-    <w:abstractNumId w:val="30"/>
+    <w:abstractNumId w:val="34"/>
   </w:num>
   <w:num w:numId="23" w16cid:durableId="1552494956">
-    <w:abstractNumId w:val="18"/>
+    <w:abstractNumId w:val="19"/>
   </w:num>
   <w:num w:numId="24" w16cid:durableId="1473869594">
-    <w:abstractNumId w:val="36"/>
+    <w:abstractNumId w:val="40"/>
   </w:num>
   <w:num w:numId="25" w16cid:durableId="423959153">
     <w:abstractNumId w:val="9"/>
   </w:num>
   <w:num w:numId="26" w16cid:durableId="1763069098">
-    <w:abstractNumId w:val="25"/>
+    <w:abstractNumId w:val="28"/>
   </w:num>
   <w:num w:numId="27" w16cid:durableId="1455367742">
-    <w:abstractNumId w:val="27"/>
+    <w:abstractNumId w:val="30"/>
   </w:num>
   <w:num w:numId="28" w16cid:durableId="1431391267">
     <w:abstractNumId w:val="6"/>
   </w:num>
   <w:num w:numId="29" w16cid:durableId="1287849721">
-    <w:abstractNumId w:val="15"/>
+    <w:abstractNumId w:val="16"/>
   </w:num>
   <w:num w:numId="30" w16cid:durableId="1798064484">
-    <w:abstractNumId w:val="22"/>
+    <w:abstractNumId w:val="24"/>
   </w:num>
   <w:num w:numId="31" w16cid:durableId="1694106727">
     <w:abstractNumId w:val="0"/>
   </w:num>
   <w:num w:numId="32" w16cid:durableId="2105029460">
-    <w:abstractNumId w:val="29"/>
+    <w:abstractNumId w:val="32"/>
   </w:num>
   <w:num w:numId="33" w16cid:durableId="1596748194">
-    <w:abstractNumId w:val="14"/>
+    <w:abstractNumId w:val="15"/>
   </w:num>
   <w:num w:numId="34" w16cid:durableId="1482456693">
     <w:abstractNumId w:val="11"/>
   </w:num>
   <w:num w:numId="35" w16cid:durableId="1958683157">
+    <w:abstractNumId w:val="18"/>
+  </w:num>
+  <w:num w:numId="36" w16cid:durableId="608045865">
+    <w:abstractNumId w:val="41"/>
+  </w:num>
+  <w:num w:numId="37" w16cid:durableId="1139034778">
+    <w:abstractNumId w:val="39"/>
+  </w:num>
+  <w:num w:numId="38" w16cid:durableId="667827319">
     <w:abstractNumId w:val="17"/>
   </w:num>
-  <w:num w:numId="36" w16cid:durableId="608045865">
-    <w:abstractNumId w:val="37"/>
-  </w:num>
-  <w:num w:numId="37" w16cid:durableId="1139034778">
+  <w:num w:numId="39" w16cid:durableId="567887933">
     <w:abstractNumId w:val="35"/>
   </w:num>
-  <w:num w:numId="38" w16cid:durableId="667827319">
-    <w:abstractNumId w:val="16"/>
+  <w:num w:numId="40" w16cid:durableId="256134390">
+    <w:abstractNumId w:val="38"/>
   </w:num>
-  <w:num w:numId="39" w16cid:durableId="567887933">
+  <w:num w:numId="41" w16cid:durableId="701588624">
     <w:abstractNumId w:val="31"/>
   </w:num>
-  <w:num w:numId="40" w16cid:durableId="256134390">
-    <w:abstractNumId w:val="34"/>
-  </w:num>
-  <w:num w:numId="41" w16cid:durableId="701588624">
-    <w:abstractNumId w:val="28"/>
-  </w:num>
   <w:num w:numId="42" w16cid:durableId="1206407923">
-    <w:abstractNumId w:val="20"/>
+    <w:abstractNumId w:val="22"/>
   </w:num>
   <w:num w:numId="43" w16cid:durableId="1862891822">
-    <w:abstractNumId w:val="38"/>
+    <w:abstractNumId w:val="42"/>
+  </w:num>
+  <w:num w:numId="44" w16cid:durableId="1543402044">
+    <w:abstractNumId w:val="26"/>
+  </w:num>
+  <w:num w:numId="45" w16cid:durableId="222177803">
+    <w:abstractNumId w:val="21"/>
+  </w:num>
+  <w:num w:numId="46" w16cid:durableId="1606379355">
+    <w:abstractNumId w:val="13"/>
+  </w:num>
+  <w:num w:numId="47" w16cid:durableId="778373573">
+    <w:abstractNumId w:val="33"/>
+  </w:num>
+  <w:num w:numId="48" w16cid:durableId="379792151">
+    <w:abstractNumId w:val="43"/>
   </w:num>
 </w:numbering>
 </file>

--- a/Лабораторна робота №7.docx
+++ b/Лабораторна робота №7.docx
@@ -392,16 +392,14 @@
         </w:rPr>
         <w:t xml:space="preserve">     </w:t>
       </w:r>
-      <w:proofErr w:type="spellStart"/>
       <w:r>
         <w:rPr>
           <w:rFonts w:ascii="Times New Roman" w:hAnsi="Times New Roman" w:cs="Times New Roman"/>
           <w:sz w:val="28"/>
           <w:szCs w:val="28"/>
         </w:rPr>
-        <w:t>Меренько</w:t>
-      </w:r>
-      <w:proofErr w:type="spellEnd"/>
+        <w:t>Храбатин</w:t>
+      </w:r>
       <w:r>
         <w:rPr>
           <w:rFonts w:ascii="Times New Roman" w:hAnsi="Times New Roman" w:cs="Times New Roman"/>
@@ -416,7 +414,7 @@
           <w:sz w:val="28"/>
           <w:szCs w:val="28"/>
         </w:rPr>
-        <w:t>Б. І</w:t>
+        <w:t>Р. І</w:t>
       </w:r>
       <w:r>
         <w:rPr>
@@ -609,97 +607,7 @@
           <w:sz w:val="28"/>
           <w:szCs w:val="28"/>
         </w:rPr>
-        <w:t xml:space="preserve">Відносно обраного в попередній роботі сайту розробити </w:t>
-      </w:r>
-      <w:proofErr w:type="spellStart"/>
-      <w:r>
-        <w:rPr>
-          <w:color w:val="000000"/>
-          <w:sz w:val="28"/>
-          <w:szCs w:val="28"/>
-        </w:rPr>
-        <w:t>автоматизаційне</w:t>
-      </w:r>
-      <w:proofErr w:type="spellEnd"/>
-      <w:r>
-        <w:rPr>
-          <w:color w:val="000000"/>
-          <w:sz w:val="28"/>
-          <w:szCs w:val="28"/>
-        </w:rPr>
-        <w:t xml:space="preserve"> рішення яке включатиме у себе </w:t>
-      </w:r>
-      <w:proofErr w:type="spellStart"/>
-      <w:r>
-        <w:rPr>
-          <w:color w:val="000000"/>
-          <w:sz w:val="28"/>
-          <w:szCs w:val="28"/>
-        </w:rPr>
-        <w:t>unit</w:t>
-      </w:r>
-      <w:proofErr w:type="spellEnd"/>
-      <w:r>
-        <w:rPr>
-          <w:color w:val="000000"/>
-          <w:sz w:val="28"/>
-          <w:szCs w:val="28"/>
-        </w:rPr>
-        <w:t xml:space="preserve">, </w:t>
-      </w:r>
-      <w:proofErr w:type="spellStart"/>
-      <w:r>
-        <w:rPr>
-          <w:color w:val="000000"/>
-          <w:sz w:val="28"/>
-          <w:szCs w:val="28"/>
-        </w:rPr>
-        <w:t>ui</w:t>
-      </w:r>
-      <w:proofErr w:type="spellEnd"/>
-      <w:r>
-        <w:rPr>
-          <w:color w:val="000000"/>
-          <w:sz w:val="28"/>
-          <w:szCs w:val="28"/>
-        </w:rPr>
-        <w:t xml:space="preserve">, </w:t>
-      </w:r>
-      <w:proofErr w:type="spellStart"/>
-      <w:r>
-        <w:rPr>
-          <w:color w:val="000000"/>
-          <w:sz w:val="28"/>
-          <w:szCs w:val="28"/>
-        </w:rPr>
-        <w:t>api</w:t>
-      </w:r>
-      <w:proofErr w:type="spellEnd"/>
-      <w:r>
-        <w:rPr>
-          <w:color w:val="000000"/>
-          <w:sz w:val="28"/>
-          <w:szCs w:val="28"/>
-        </w:rPr>
-        <w:t xml:space="preserve">, та е2е тестування. Структура рішення може бути довільна, але разом з тим логічна. Стосовно тестів: е2е можна скопіювати з попередньої роботи, оскільки це найгроміздкіша частина і на її розробку пішло б багато часу. Для решти тестів оберіть одну сторінку і пропрацюйте над її тестуванням. Щодо обсягу кожного з видів – хоча б по </w:t>
-      </w:r>
-      <w:proofErr w:type="spellStart"/>
-      <w:r>
-        <w:rPr>
-          <w:color w:val="000000"/>
-          <w:sz w:val="28"/>
-          <w:szCs w:val="28"/>
-        </w:rPr>
-        <w:t>пʼять</w:t>
-      </w:r>
-      <w:proofErr w:type="spellEnd"/>
-      <w:r>
-        <w:rPr>
-          <w:color w:val="000000"/>
-          <w:sz w:val="28"/>
-          <w:szCs w:val="28"/>
-        </w:rPr>
-        <w:t xml:space="preserve"> тестів для кожного типу. Для функцій, які ви розробите в межах оптимізації тестів створіть компонентні тести. При роботі послуговуйтесь підходами KISS та DRY</w:t>
+        <w:t>Відносно обраного в попередній роботі сайту розробити автоматизаційне рішення яке включатиме у себе unit, ui, api, та е2е тестування. Структура рішення може бути довільна, але разом з тим логічна. Стосовно тестів: е2е можна скопіювати з попередньої роботи, оскільки це найгроміздкіша частина і на її розробку пішло б багато часу. Для решти тестів оберіть одну сторінку і пропрацюйте над її тестуванням. Щодо обсягу кожного з видів – хоча б по пʼять тестів для кожного типу. Для функцій, які ви розробите в межах оптимізації тестів створіть компонентні тести. При роботі послуговуйтесь підходами KISS та DRY</w:t>
       </w:r>
     </w:p>
     <w:p>
@@ -761,25 +669,7 @@
           <w:sz w:val="28"/>
           <w:szCs w:val="28"/>
         </w:rPr>
-        <w:t xml:space="preserve">Завантажити код на власний/навчальний репозиторій </w:t>
-      </w:r>
-      <w:proofErr w:type="spellStart"/>
-      <w:r>
-        <w:rPr>
-          <w:color w:val="000000"/>
-          <w:sz w:val="28"/>
-          <w:szCs w:val="28"/>
-        </w:rPr>
-        <w:t>GitHub</w:t>
-      </w:r>
-      <w:proofErr w:type="spellEnd"/>
-      <w:r>
-        <w:rPr>
-          <w:color w:val="000000"/>
-          <w:sz w:val="28"/>
-          <w:szCs w:val="28"/>
-        </w:rPr>
-        <w:t>, або інший схожий ресурс та поділитися посиланням.</w:t>
+        <w:t>Завантажити код на власний/навчальний репозиторій GitHub, або інший схожий ресурс та поділитися посиланням.</w:t>
       </w:r>
     </w:p>
     <w:p>
@@ -865,20 +755,8 @@
           <w:sz w:val="28"/>
           <w:szCs w:val="28"/>
         </w:rPr>
-        <w:t xml:space="preserve">DOU </w:t>
-      </w:r>
-      <w:proofErr w:type="spellStart"/>
-      <w:r>
-        <w:rPr>
-          <w:b/>
-          <w:bCs/>
-          <w:color w:val="000000"/>
-          <w:sz w:val="28"/>
-          <w:szCs w:val="28"/>
-        </w:rPr>
-        <w:t>Jobs</w:t>
-      </w:r>
-      <w:proofErr w:type="spellEnd"/>
+        <w:t>DOU Jobs</w:t>
+      </w:r>
       <w:r>
         <w:rPr>
           <w:b/>
@@ -927,97 +805,7 @@
           <w:sz w:val="28"/>
           <w:szCs w:val="28"/>
         </w:rPr>
-        <w:t xml:space="preserve">У межах виконання першого завдання було розроблено комплексне </w:t>
-      </w:r>
-      <w:proofErr w:type="spellStart"/>
-      <w:r>
-        <w:rPr>
-          <w:color w:val="000000"/>
-          <w:sz w:val="28"/>
-          <w:szCs w:val="28"/>
-        </w:rPr>
-        <w:t>автоматизаційне</w:t>
-      </w:r>
-      <w:proofErr w:type="spellEnd"/>
-      <w:r>
-        <w:rPr>
-          <w:color w:val="000000"/>
-          <w:sz w:val="28"/>
-          <w:szCs w:val="28"/>
-        </w:rPr>
-        <w:t xml:space="preserve"> тестове рішення на основі C#, </w:t>
-      </w:r>
-      <w:proofErr w:type="spellStart"/>
-      <w:r>
-        <w:rPr>
-          <w:color w:val="000000"/>
-          <w:sz w:val="28"/>
-          <w:szCs w:val="28"/>
-        </w:rPr>
-        <w:t>xUnit</w:t>
-      </w:r>
-      <w:proofErr w:type="spellEnd"/>
-      <w:r>
-        <w:rPr>
-          <w:color w:val="000000"/>
-          <w:sz w:val="28"/>
-          <w:szCs w:val="28"/>
-        </w:rPr>
-        <w:t xml:space="preserve"> та Microsoft </w:t>
-      </w:r>
-      <w:proofErr w:type="spellStart"/>
-      <w:r>
-        <w:rPr>
-          <w:color w:val="000000"/>
-          <w:sz w:val="28"/>
-          <w:szCs w:val="28"/>
-        </w:rPr>
-        <w:t>Playwright</w:t>
-      </w:r>
-      <w:proofErr w:type="spellEnd"/>
-      <w:r>
-        <w:rPr>
-          <w:color w:val="000000"/>
-          <w:sz w:val="28"/>
-          <w:szCs w:val="28"/>
-        </w:rPr>
-        <w:t xml:space="preserve"> для веб-ресурсу jobs.dou.ua. Основною метою було створення структурованого фреймворку, який охоплює всі основні рівні тестування: </w:t>
-      </w:r>
-      <w:proofErr w:type="spellStart"/>
-      <w:r>
-        <w:rPr>
-          <w:color w:val="000000"/>
-          <w:sz w:val="28"/>
-          <w:szCs w:val="28"/>
-        </w:rPr>
-        <w:t>unit</w:t>
-      </w:r>
-      <w:proofErr w:type="spellEnd"/>
-      <w:r>
-        <w:rPr>
-          <w:color w:val="000000"/>
-          <w:sz w:val="28"/>
-          <w:szCs w:val="28"/>
-        </w:rPr>
-        <w:t xml:space="preserve">, API, UI та </w:t>
-      </w:r>
-      <w:proofErr w:type="spellStart"/>
-      <w:r>
-        <w:rPr>
-          <w:color w:val="000000"/>
-          <w:sz w:val="28"/>
-          <w:szCs w:val="28"/>
-        </w:rPr>
-        <w:t>end-to-end</w:t>
-      </w:r>
-      <w:proofErr w:type="spellEnd"/>
-      <w:r>
-        <w:rPr>
-          <w:color w:val="000000"/>
-          <w:sz w:val="28"/>
-          <w:szCs w:val="28"/>
-        </w:rPr>
-        <w:t xml:space="preserve"> (E2E), з дотриманням принципів KISS та DRY.</w:t>
+        <w:t>У межах виконання першого завдання було розроблено комплексне автоматизаційне тестове рішення на основі C#, xUnit та Microsoft Playwright для веб-ресурсу jobs.dou.ua. Основною метою було створення структурованого фреймворку, який охоплює всі основні рівні тестування: unit, API, UI та end-to-end (E2E), з дотриманням принципів KISS та DRY.</w:t>
       </w:r>
     </w:p>
     <w:p>
@@ -1059,25 +847,7 @@
           <w:sz w:val="28"/>
           <w:szCs w:val="28"/>
         </w:rPr>
-        <w:t xml:space="preserve">Було реалізовано багаторівневу архітектуру </w:t>
-      </w:r>
-      <w:proofErr w:type="spellStart"/>
-      <w:r>
-        <w:rPr>
-          <w:color w:val="000000"/>
-          <w:sz w:val="28"/>
-          <w:szCs w:val="28"/>
-        </w:rPr>
-        <w:t>проєкту</w:t>
-      </w:r>
-      <w:proofErr w:type="spellEnd"/>
-      <w:r>
-        <w:rPr>
-          <w:color w:val="000000"/>
-          <w:sz w:val="28"/>
-          <w:szCs w:val="28"/>
-        </w:rPr>
-        <w:t>, яка поділена на логічні шари:</w:t>
+        <w:t>Було реалізовано багаторівневу архітектуру проєкту, яка поділена на логічні шари:</w:t>
       </w:r>
     </w:p>
     <w:p>
@@ -1094,7 +864,6 @@
           <w:szCs w:val="28"/>
         </w:rPr>
       </w:pPr>
-      <w:proofErr w:type="spellStart"/>
       <w:r>
         <w:rPr>
           <w:b/>
@@ -1103,56 +872,15 @@
           <w:sz w:val="28"/>
           <w:szCs w:val="28"/>
         </w:rPr>
-        <w:t>Core</w:t>
-      </w:r>
-      <w:proofErr w:type="spellEnd"/>
-      <w:r>
-        <w:rPr>
-          <w:b/>
-          <w:bCs/>
-          <w:color w:val="000000"/>
-          <w:sz w:val="28"/>
-          <w:szCs w:val="28"/>
-        </w:rPr>
-        <w:t xml:space="preserve"> </w:t>
-      </w:r>
-      <w:proofErr w:type="spellStart"/>
-      <w:r>
-        <w:rPr>
-          <w:b/>
-          <w:bCs/>
-          <w:color w:val="000000"/>
-          <w:sz w:val="28"/>
-          <w:szCs w:val="28"/>
-        </w:rPr>
-        <w:t>layer</w:t>
-      </w:r>
-      <w:proofErr w:type="spellEnd"/>
-      <w:r>
-        <w:rPr>
-          <w:color w:val="000000"/>
-          <w:sz w:val="28"/>
-          <w:szCs w:val="28"/>
-        </w:rPr>
-        <w:t xml:space="preserve"> — містить базові класи ініціалізації тестового середовища (</w:t>
-      </w:r>
-      <w:proofErr w:type="spellStart"/>
-      <w:r>
-        <w:rPr>
-          <w:color w:val="000000"/>
-          <w:sz w:val="28"/>
-          <w:szCs w:val="28"/>
-        </w:rPr>
-        <w:t>BaseTest</w:t>
-      </w:r>
-      <w:proofErr w:type="spellEnd"/>
-      <w:r>
-        <w:rPr>
-          <w:color w:val="000000"/>
-          <w:sz w:val="28"/>
-          <w:szCs w:val="28"/>
-        </w:rPr>
-        <w:t xml:space="preserve">), налаштування браузера та життєвий цикл тестів. </w:t>
+        <w:t>Core layer</w:t>
+      </w:r>
+      <w:r>
+        <w:rPr>
+          <w:color w:val="000000"/>
+          <w:sz w:val="28"/>
+          <w:szCs w:val="28"/>
+        </w:rPr>
+        <w:t xml:space="preserve"> — містить базові класи ініціалізації тестового середовища (BaseTest), налаштування браузера та життєвий цикл тестів. </w:t>
       </w:r>
     </w:p>
     <w:p>
@@ -1169,7 +897,6 @@
           <w:szCs w:val="28"/>
         </w:rPr>
       </w:pPr>
-      <w:proofErr w:type="spellStart"/>
       <w:r>
         <w:rPr>
           <w:b/>
@@ -1178,138 +905,15 @@
           <w:sz w:val="28"/>
           <w:szCs w:val="28"/>
         </w:rPr>
-        <w:t>Pages</w:t>
-      </w:r>
-      <w:proofErr w:type="spellEnd"/>
-      <w:r>
-        <w:rPr>
-          <w:b/>
-          <w:bCs/>
-          <w:color w:val="000000"/>
-          <w:sz w:val="28"/>
-          <w:szCs w:val="28"/>
-        </w:rPr>
-        <w:t xml:space="preserve"> </w:t>
-      </w:r>
-      <w:proofErr w:type="spellStart"/>
-      <w:r>
-        <w:rPr>
-          <w:b/>
-          <w:bCs/>
-          <w:color w:val="000000"/>
-          <w:sz w:val="28"/>
-          <w:szCs w:val="28"/>
-        </w:rPr>
-        <w:t>layer</w:t>
-      </w:r>
-      <w:proofErr w:type="spellEnd"/>
-      <w:r>
-        <w:rPr>
-          <w:b/>
-          <w:bCs/>
-          <w:color w:val="000000"/>
-          <w:sz w:val="28"/>
-          <w:szCs w:val="28"/>
-        </w:rPr>
-        <w:t xml:space="preserve"> (POM)</w:t>
-      </w:r>
-      <w:r>
-        <w:rPr>
-          <w:color w:val="000000"/>
-          <w:sz w:val="28"/>
-          <w:szCs w:val="28"/>
-        </w:rPr>
-        <w:t xml:space="preserve"> — реалізовано </w:t>
-      </w:r>
-      <w:proofErr w:type="spellStart"/>
-      <w:r>
-        <w:rPr>
-          <w:color w:val="000000"/>
-          <w:sz w:val="28"/>
-          <w:szCs w:val="28"/>
-        </w:rPr>
-        <w:t>Page</w:t>
-      </w:r>
-      <w:proofErr w:type="spellEnd"/>
-      <w:r>
-        <w:rPr>
-          <w:color w:val="000000"/>
-          <w:sz w:val="28"/>
-          <w:szCs w:val="28"/>
-        </w:rPr>
-        <w:t xml:space="preserve"> </w:t>
-      </w:r>
-      <w:proofErr w:type="spellStart"/>
-      <w:r>
-        <w:rPr>
-          <w:color w:val="000000"/>
-          <w:sz w:val="28"/>
-          <w:szCs w:val="28"/>
-        </w:rPr>
-        <w:t>Object</w:t>
-      </w:r>
-      <w:proofErr w:type="spellEnd"/>
-      <w:r>
-        <w:rPr>
-          <w:color w:val="000000"/>
-          <w:sz w:val="28"/>
-          <w:szCs w:val="28"/>
-        </w:rPr>
-        <w:t xml:space="preserve"> </w:t>
-      </w:r>
-      <w:proofErr w:type="spellStart"/>
-      <w:r>
-        <w:rPr>
-          <w:color w:val="000000"/>
-          <w:sz w:val="28"/>
-          <w:szCs w:val="28"/>
-        </w:rPr>
-        <w:t>Model</w:t>
-      </w:r>
-      <w:proofErr w:type="spellEnd"/>
-      <w:r>
-        <w:rPr>
-          <w:color w:val="000000"/>
-          <w:sz w:val="28"/>
-          <w:szCs w:val="28"/>
-        </w:rPr>
-        <w:t xml:space="preserve"> через клас </w:t>
-      </w:r>
-      <w:proofErr w:type="spellStart"/>
-      <w:r>
-        <w:rPr>
-          <w:color w:val="000000"/>
-          <w:sz w:val="28"/>
-          <w:szCs w:val="28"/>
-        </w:rPr>
-        <w:t>JobsPage</w:t>
-      </w:r>
-      <w:proofErr w:type="spellEnd"/>
-      <w:r>
-        <w:rPr>
-          <w:color w:val="000000"/>
-          <w:sz w:val="28"/>
-          <w:szCs w:val="28"/>
-        </w:rPr>
-        <w:t xml:space="preserve">, який </w:t>
-      </w:r>
-      <w:proofErr w:type="spellStart"/>
-      <w:r>
-        <w:rPr>
-          <w:color w:val="000000"/>
-          <w:sz w:val="28"/>
-          <w:szCs w:val="28"/>
-        </w:rPr>
-        <w:t>інкапсулює</w:t>
-      </w:r>
-      <w:proofErr w:type="spellEnd"/>
-      <w:r>
-        <w:rPr>
-          <w:color w:val="000000"/>
-          <w:sz w:val="28"/>
-          <w:szCs w:val="28"/>
-        </w:rPr>
-        <w:t xml:space="preserve"> роботу з елементами сторінки вакансій та містить методи для отримання даних зі сторінки. </w:t>
+        <w:t>Pages layer (POM)</w:t>
+      </w:r>
+      <w:r>
+        <w:rPr>
+          <w:color w:val="000000"/>
+          <w:sz w:val="28"/>
+          <w:szCs w:val="28"/>
+        </w:rPr>
+        <w:t xml:space="preserve"> — реалізовано Page Object Model через клас JobsPage, який інкапсулює роботу з елементами сторінки вакансій та містить методи для отримання даних зі сторінки. </w:t>
       </w:r>
     </w:p>
     <w:p>
@@ -1326,7 +930,6 @@
           <w:szCs w:val="28"/>
         </w:rPr>
       </w:pPr>
-      <w:proofErr w:type="spellStart"/>
       <w:r>
         <w:rPr>
           <w:b/>
@@ -1335,31 +938,8 @@
           <w:sz w:val="28"/>
           <w:szCs w:val="28"/>
         </w:rPr>
-        <w:t>Tests</w:t>
-      </w:r>
-      <w:proofErr w:type="spellEnd"/>
-      <w:r>
-        <w:rPr>
-          <w:b/>
-          <w:bCs/>
-          <w:color w:val="000000"/>
-          <w:sz w:val="28"/>
-          <w:szCs w:val="28"/>
-        </w:rPr>
-        <w:t xml:space="preserve"> </w:t>
-      </w:r>
-      <w:proofErr w:type="spellStart"/>
-      <w:r>
-        <w:rPr>
-          <w:b/>
-          <w:bCs/>
-          <w:color w:val="000000"/>
-          <w:sz w:val="28"/>
-          <w:szCs w:val="28"/>
-        </w:rPr>
-        <w:t>layer</w:t>
-      </w:r>
-      <w:proofErr w:type="spellEnd"/>
+        <w:t>Tests layer</w:t>
+      </w:r>
       <w:r>
         <w:rPr>
           <w:color w:val="000000"/>
@@ -1383,23 +963,13 @@
           <w:szCs w:val="28"/>
         </w:rPr>
       </w:pPr>
-      <w:proofErr w:type="spellStart"/>
-      <w:r>
-        <w:rPr>
-          <w:color w:val="000000"/>
-          <w:sz w:val="28"/>
-          <w:szCs w:val="28"/>
-        </w:rPr>
-        <w:t>Unit</w:t>
-      </w:r>
-      <w:proofErr w:type="spellEnd"/>
-      <w:r>
-        <w:rPr>
-          <w:color w:val="000000"/>
-          <w:sz w:val="28"/>
-          <w:szCs w:val="28"/>
-        </w:rPr>
-        <w:t xml:space="preserve"> тести </w:t>
+      <w:r>
+        <w:rPr>
+          <w:color w:val="000000"/>
+          <w:sz w:val="28"/>
+          <w:szCs w:val="28"/>
+        </w:rPr>
+        <w:t xml:space="preserve">Unit тести </w:t>
       </w:r>
     </w:p>
     <w:p>
@@ -1487,25 +1057,7 @@
           <w:sz w:val="28"/>
           <w:szCs w:val="28"/>
         </w:rPr>
-        <w:t xml:space="preserve">Такий підхід забезпечує чітке розділення відповідальності між компонентами системи та підвищує </w:t>
-      </w:r>
-      <w:proofErr w:type="spellStart"/>
-      <w:r>
-        <w:rPr>
-          <w:color w:val="000000"/>
-          <w:sz w:val="28"/>
-          <w:szCs w:val="28"/>
-        </w:rPr>
-        <w:t>підтримуваність</w:t>
-      </w:r>
-      <w:proofErr w:type="spellEnd"/>
-      <w:r>
-        <w:rPr>
-          <w:color w:val="000000"/>
-          <w:sz w:val="28"/>
-          <w:szCs w:val="28"/>
-        </w:rPr>
-        <w:t xml:space="preserve"> коду.</w:t>
+        <w:t>Такий підхід забезпечує чітке розділення відповідальності між компонентами системи та підвищує підтримуваність коду.</w:t>
       </w:r>
     </w:p>
     <w:p>
@@ -1538,10 +1090,42 @@
           <w:sz w:val="28"/>
           <w:szCs w:val="28"/>
         </w:rPr>
-        <w:t xml:space="preserve">Реалізація </w:t>
-      </w:r>
-      <w:proofErr w:type="spellStart"/>
-      <w:r>
+        <w:t>Реалізація unit тестів</w:t>
+      </w:r>
+    </w:p>
+    <w:p>
+      <w:pPr>
+        <w:pStyle w:val="a3"/>
+        <w:spacing w:before="0" w:beforeAutospacing="0" w:after="0" w:afterAutospacing="0"/>
+        <w:rPr>
+          <w:color w:val="000000"/>
+          <w:sz w:val="28"/>
+          <w:szCs w:val="28"/>
+        </w:rPr>
+      </w:pPr>
+      <w:r>
+        <w:rPr>
+          <w:color w:val="000000"/>
+          <w:sz w:val="28"/>
+          <w:szCs w:val="28"/>
+        </w:rPr>
+        <w:t>Було створено щонайменше п’ять unit-тестів, які перевіряють базову логіку програмних операцій (арифметичні та логічні перевірки). Основна мета цього рівня — перевірка ізольованих функцій без залежності від зовнішніх систем.</w:t>
+      </w:r>
+    </w:p>
+    <w:p>
+      <w:pPr>
+        <w:pStyle w:val="a3"/>
+        <w:rPr>
+          <w:color w:val="000000"/>
+          <w:sz w:val="28"/>
+          <w:szCs w:val="28"/>
+        </w:rPr>
+      </w:pPr>
+    </w:p>
+    <w:p>
+      <w:pPr>
+        <w:pStyle w:val="a3"/>
+        <w:spacing w:before="0" w:beforeAutospacing="0" w:after="0" w:afterAutospacing="0"/>
         <w:rPr>
           <w:b/>
           <w:bCs/>
@@ -1549,9 +1133,7 @@
           <w:sz w:val="28"/>
           <w:szCs w:val="28"/>
         </w:rPr>
-        <w:t>unit</w:t>
-      </w:r>
-      <w:proofErr w:type="spellEnd"/>
+      </w:pPr>
       <w:r>
         <w:rPr>
           <w:b/>
@@ -1560,7 +1142,7 @@
           <w:sz w:val="28"/>
           <w:szCs w:val="28"/>
         </w:rPr>
-        <w:t xml:space="preserve"> тестів</w:t>
+        <w:t>Реалізація API тестів</w:t>
       </w:r>
     </w:p>
     <w:p>
@@ -1579,113 +1161,7 @@
           <w:sz w:val="28"/>
           <w:szCs w:val="28"/>
         </w:rPr>
-        <w:t xml:space="preserve">Було створено щонайменше п’ять </w:t>
-      </w:r>
-      <w:proofErr w:type="spellStart"/>
-      <w:r>
-        <w:rPr>
-          <w:color w:val="000000"/>
-          <w:sz w:val="28"/>
-          <w:szCs w:val="28"/>
-        </w:rPr>
-        <w:t>unit</w:t>
-      </w:r>
-      <w:proofErr w:type="spellEnd"/>
-      <w:r>
-        <w:rPr>
-          <w:color w:val="000000"/>
-          <w:sz w:val="28"/>
-          <w:szCs w:val="28"/>
-        </w:rPr>
-        <w:t>-тестів, які перевіряють базову логіку програмних операцій (арифметичні та логічні перевірки). Основна мета цього рівня — перевірка ізольованих функцій без залежності від зовнішніх систем.</w:t>
-      </w:r>
-    </w:p>
-    <w:p>
-      <w:pPr>
-        <w:pStyle w:val="a3"/>
-        <w:rPr>
-          <w:color w:val="000000"/>
-          <w:sz w:val="28"/>
-          <w:szCs w:val="28"/>
-        </w:rPr>
-      </w:pPr>
-    </w:p>
-    <w:p>
-      <w:pPr>
-        <w:pStyle w:val="a3"/>
-        <w:spacing w:before="0" w:beforeAutospacing="0" w:after="0" w:afterAutospacing="0"/>
-        <w:rPr>
-          <w:b/>
-          <w:bCs/>
-          <w:color w:val="000000"/>
-          <w:sz w:val="28"/>
-          <w:szCs w:val="28"/>
-        </w:rPr>
-      </w:pPr>
-      <w:r>
-        <w:rPr>
-          <w:b/>
-          <w:bCs/>
-          <w:color w:val="000000"/>
-          <w:sz w:val="28"/>
-          <w:szCs w:val="28"/>
-        </w:rPr>
-        <w:t>Реалізація API тестів</w:t>
-      </w:r>
-    </w:p>
-    <w:p>
-      <w:pPr>
-        <w:pStyle w:val="a3"/>
-        <w:spacing w:before="0" w:beforeAutospacing="0" w:after="0" w:afterAutospacing="0"/>
-        <w:rPr>
-          <w:color w:val="000000"/>
-          <w:sz w:val="28"/>
-          <w:szCs w:val="28"/>
-        </w:rPr>
-      </w:pPr>
-      <w:r>
-        <w:rPr>
-          <w:color w:val="000000"/>
-          <w:sz w:val="28"/>
-          <w:szCs w:val="28"/>
-        </w:rPr>
-        <w:t xml:space="preserve">Для API тестування було використано </w:t>
-      </w:r>
-      <w:proofErr w:type="spellStart"/>
-      <w:r>
-        <w:rPr>
-          <w:color w:val="000000"/>
-          <w:sz w:val="28"/>
-          <w:szCs w:val="28"/>
-        </w:rPr>
-        <w:t>HttpClient</w:t>
-      </w:r>
-      <w:proofErr w:type="spellEnd"/>
-      <w:r>
-        <w:rPr>
-          <w:color w:val="000000"/>
-          <w:sz w:val="28"/>
-          <w:szCs w:val="28"/>
-        </w:rPr>
-        <w:t xml:space="preserve"> із зверненням до публічного тестового сервісу </w:t>
-      </w:r>
-      <w:proofErr w:type="spellStart"/>
-      <w:r>
-        <w:rPr>
-          <w:color w:val="000000"/>
-          <w:sz w:val="28"/>
-          <w:szCs w:val="28"/>
-        </w:rPr>
-        <w:t>JSONPlaceholder</w:t>
-      </w:r>
-      <w:proofErr w:type="spellEnd"/>
-      <w:r>
-        <w:rPr>
-          <w:color w:val="000000"/>
-          <w:sz w:val="28"/>
-          <w:szCs w:val="28"/>
-        </w:rPr>
-        <w:t>. Було реалізовано п’ять тестів, які перевіряють:</w:t>
+        <w:t>Для API тестування було використано HttpClient із зверненням до публічного тестового сервісу JSONPlaceholder. Було реалізовано п’ять тестів, які перевіряють:</w:t>
       </w:r>
     </w:p>
     <w:p>
@@ -1731,43 +1207,7 @@
           <w:sz w:val="28"/>
           <w:szCs w:val="28"/>
         </w:rPr>
-        <w:t xml:space="preserve">отримання конкретного запису (GET </w:t>
-      </w:r>
-      <w:proofErr w:type="spellStart"/>
-      <w:r>
-        <w:rPr>
-          <w:color w:val="000000"/>
-          <w:sz w:val="28"/>
-          <w:szCs w:val="28"/>
-        </w:rPr>
-        <w:t>by</w:t>
-      </w:r>
-      <w:proofErr w:type="spellEnd"/>
-      <w:r>
-        <w:rPr>
-          <w:color w:val="000000"/>
-          <w:sz w:val="28"/>
-          <w:szCs w:val="28"/>
-        </w:rPr>
-        <w:t xml:space="preserve"> </w:t>
-      </w:r>
-      <w:proofErr w:type="spellStart"/>
-      <w:r>
-        <w:rPr>
-          <w:color w:val="000000"/>
-          <w:sz w:val="28"/>
-          <w:szCs w:val="28"/>
-        </w:rPr>
-        <w:t>id</w:t>
-      </w:r>
-      <w:proofErr w:type="spellEnd"/>
-      <w:r>
-        <w:rPr>
-          <w:color w:val="000000"/>
-          <w:sz w:val="28"/>
-          <w:szCs w:val="28"/>
-        </w:rPr>
-        <w:t xml:space="preserve">) </w:t>
+        <w:t xml:space="preserve">отримання конкретного запису (GET by id) </w:t>
       </w:r>
     </w:p>
     <w:p>
@@ -1907,25 +1347,7 @@
           <w:sz w:val="28"/>
           <w:szCs w:val="28"/>
         </w:rPr>
-        <w:t xml:space="preserve">UI тести були реалізовані з використанням Microsoft </w:t>
-      </w:r>
-      <w:proofErr w:type="spellStart"/>
-      <w:r>
-        <w:rPr>
-          <w:color w:val="000000"/>
-          <w:sz w:val="28"/>
-          <w:szCs w:val="28"/>
-        </w:rPr>
-        <w:t>Playwright</w:t>
-      </w:r>
-      <w:proofErr w:type="spellEnd"/>
-      <w:r>
-        <w:rPr>
-          <w:color w:val="000000"/>
-          <w:sz w:val="28"/>
-          <w:szCs w:val="28"/>
-        </w:rPr>
-        <w:t>. Основні перевірки виконувались на сторінці вакансій:</w:t>
+        <w:t>UI тести були реалізовані з використанням Microsoft Playwright. Основні перевірки виконувались на сторінці вакансій:</w:t>
       </w:r>
     </w:p>
     <w:p>
@@ -2059,79 +1481,7 @@
           <w:sz w:val="28"/>
           <w:szCs w:val="28"/>
         </w:rPr>
-        <w:t xml:space="preserve">Для UI тестів активно використовувався </w:t>
-      </w:r>
-      <w:proofErr w:type="spellStart"/>
-      <w:r>
-        <w:rPr>
-          <w:color w:val="000000"/>
-          <w:sz w:val="28"/>
-          <w:szCs w:val="28"/>
-        </w:rPr>
-        <w:t>Page</w:t>
-      </w:r>
-      <w:proofErr w:type="spellEnd"/>
-      <w:r>
-        <w:rPr>
-          <w:color w:val="000000"/>
-          <w:sz w:val="28"/>
-          <w:szCs w:val="28"/>
-        </w:rPr>
-        <w:t xml:space="preserve"> </w:t>
-      </w:r>
-      <w:proofErr w:type="spellStart"/>
-      <w:r>
-        <w:rPr>
-          <w:color w:val="000000"/>
-          <w:sz w:val="28"/>
-          <w:szCs w:val="28"/>
-        </w:rPr>
-        <w:t>Object</w:t>
-      </w:r>
-      <w:proofErr w:type="spellEnd"/>
-      <w:r>
-        <w:rPr>
-          <w:color w:val="000000"/>
-          <w:sz w:val="28"/>
-          <w:szCs w:val="28"/>
-        </w:rPr>
-        <w:t xml:space="preserve"> </w:t>
-      </w:r>
-      <w:proofErr w:type="spellStart"/>
-      <w:r>
-        <w:rPr>
-          <w:color w:val="000000"/>
-          <w:sz w:val="28"/>
-          <w:szCs w:val="28"/>
-        </w:rPr>
-        <w:t>Model</w:t>
-      </w:r>
-      <w:proofErr w:type="spellEnd"/>
-      <w:r>
-        <w:rPr>
-          <w:color w:val="000000"/>
-          <w:sz w:val="28"/>
-          <w:szCs w:val="28"/>
-        </w:rPr>
-        <w:t xml:space="preserve"> через клас </w:t>
-      </w:r>
-      <w:proofErr w:type="spellStart"/>
-      <w:r>
-        <w:rPr>
-          <w:color w:val="000000"/>
-          <w:sz w:val="28"/>
-          <w:szCs w:val="28"/>
-        </w:rPr>
-        <w:t>JobsPage</w:t>
-      </w:r>
-      <w:proofErr w:type="spellEnd"/>
-      <w:r>
-        <w:rPr>
-          <w:color w:val="000000"/>
-          <w:sz w:val="28"/>
-          <w:szCs w:val="28"/>
-        </w:rPr>
-        <w:t>, що дозволило винести селектори та UI-логіку з тестів у окремий шар.</w:t>
+        <w:t>Для UI тестів активно використовувався Page Object Model через клас JobsPage, що дозволило винести селектори та UI-логіку з тестів у окремий шар.</w:t>
       </w:r>
     </w:p>
     <w:p>
@@ -2348,135 +1698,15 @@
           <w:sz w:val="28"/>
           <w:szCs w:val="28"/>
         </w:rPr>
-        <w:t>DRY (</w:t>
-      </w:r>
-      <w:proofErr w:type="spellStart"/>
-      <w:r>
-        <w:rPr>
-          <w:b/>
-          <w:bCs/>
-          <w:color w:val="000000"/>
-          <w:sz w:val="28"/>
-          <w:szCs w:val="28"/>
-        </w:rPr>
-        <w:t>Don’t</w:t>
-      </w:r>
-      <w:proofErr w:type="spellEnd"/>
-      <w:r>
-        <w:rPr>
-          <w:b/>
-          <w:bCs/>
-          <w:color w:val="000000"/>
-          <w:sz w:val="28"/>
-          <w:szCs w:val="28"/>
-        </w:rPr>
-        <w:t xml:space="preserve"> </w:t>
-      </w:r>
-      <w:proofErr w:type="spellStart"/>
-      <w:r>
-        <w:rPr>
-          <w:b/>
-          <w:bCs/>
-          <w:color w:val="000000"/>
-          <w:sz w:val="28"/>
-          <w:szCs w:val="28"/>
-        </w:rPr>
-        <w:t>Repeat</w:t>
-      </w:r>
-      <w:proofErr w:type="spellEnd"/>
-      <w:r>
-        <w:rPr>
-          <w:b/>
-          <w:bCs/>
-          <w:color w:val="000000"/>
-          <w:sz w:val="28"/>
-          <w:szCs w:val="28"/>
-        </w:rPr>
-        <w:t xml:space="preserve"> </w:t>
-      </w:r>
-      <w:proofErr w:type="spellStart"/>
-      <w:r>
-        <w:rPr>
-          <w:b/>
-          <w:bCs/>
-          <w:color w:val="000000"/>
-          <w:sz w:val="28"/>
-          <w:szCs w:val="28"/>
-        </w:rPr>
-        <w:t>Yourself</w:t>
-      </w:r>
-      <w:proofErr w:type="spellEnd"/>
-      <w:r>
-        <w:rPr>
-          <w:b/>
-          <w:bCs/>
-          <w:color w:val="000000"/>
-          <w:sz w:val="28"/>
-          <w:szCs w:val="28"/>
-        </w:rPr>
-        <w:t>)</w:t>
-      </w:r>
-      <w:r>
-        <w:rPr>
-          <w:color w:val="000000"/>
-          <w:sz w:val="28"/>
-          <w:szCs w:val="28"/>
-        </w:rPr>
-        <w:t xml:space="preserve"> — винесення повторюваної логіки в </w:t>
-      </w:r>
-      <w:proofErr w:type="spellStart"/>
-      <w:r>
-        <w:rPr>
-          <w:color w:val="000000"/>
-          <w:sz w:val="28"/>
-          <w:szCs w:val="28"/>
-        </w:rPr>
-        <w:t>Page</w:t>
-      </w:r>
-      <w:proofErr w:type="spellEnd"/>
-      <w:r>
-        <w:rPr>
-          <w:color w:val="000000"/>
-          <w:sz w:val="28"/>
-          <w:szCs w:val="28"/>
-        </w:rPr>
-        <w:t xml:space="preserve"> </w:t>
-      </w:r>
-      <w:proofErr w:type="spellStart"/>
-      <w:r>
-        <w:rPr>
-          <w:color w:val="000000"/>
-          <w:sz w:val="28"/>
-          <w:szCs w:val="28"/>
-        </w:rPr>
-        <w:t>Object</w:t>
-      </w:r>
-      <w:proofErr w:type="spellEnd"/>
-      <w:r>
-        <w:rPr>
-          <w:color w:val="000000"/>
-          <w:sz w:val="28"/>
-          <w:szCs w:val="28"/>
-        </w:rPr>
-        <w:t xml:space="preserve"> (</w:t>
-      </w:r>
-      <w:proofErr w:type="spellStart"/>
-      <w:r>
-        <w:rPr>
-          <w:color w:val="000000"/>
-          <w:sz w:val="28"/>
-          <w:szCs w:val="28"/>
-        </w:rPr>
-        <w:t>JobsPage</w:t>
-      </w:r>
-      <w:proofErr w:type="spellEnd"/>
-      <w:r>
-        <w:rPr>
-          <w:color w:val="000000"/>
-          <w:sz w:val="28"/>
-          <w:szCs w:val="28"/>
-        </w:rPr>
-        <w:t xml:space="preserve">) </w:t>
+        <w:t>DRY (Don’t Repeat Yourself)</w:t>
+      </w:r>
+      <w:r>
+        <w:rPr>
+          <w:color w:val="000000"/>
+          <w:sz w:val="28"/>
+          <w:szCs w:val="28"/>
+        </w:rPr>
+        <w:t xml:space="preserve"> — винесення повторюваної логіки в Page Object (JobsPage) </w:t>
       </w:r>
     </w:p>
     <w:p>
@@ -2501,95 +1731,7 @@
           <w:sz w:val="28"/>
           <w:szCs w:val="28"/>
         </w:rPr>
-        <w:t>KISS (</w:t>
-      </w:r>
-      <w:proofErr w:type="spellStart"/>
-      <w:r>
-        <w:rPr>
-          <w:b/>
-          <w:bCs/>
-          <w:color w:val="000000"/>
-          <w:sz w:val="28"/>
-          <w:szCs w:val="28"/>
-        </w:rPr>
-        <w:t>Keep</w:t>
-      </w:r>
-      <w:proofErr w:type="spellEnd"/>
-      <w:r>
-        <w:rPr>
-          <w:b/>
-          <w:bCs/>
-          <w:color w:val="000000"/>
-          <w:sz w:val="28"/>
-          <w:szCs w:val="28"/>
-        </w:rPr>
-        <w:t xml:space="preserve"> </w:t>
-      </w:r>
-      <w:proofErr w:type="spellStart"/>
-      <w:r>
-        <w:rPr>
-          <w:b/>
-          <w:bCs/>
-          <w:color w:val="000000"/>
-          <w:sz w:val="28"/>
-          <w:szCs w:val="28"/>
-        </w:rPr>
-        <w:t>It</w:t>
-      </w:r>
-      <w:proofErr w:type="spellEnd"/>
-      <w:r>
-        <w:rPr>
-          <w:b/>
-          <w:bCs/>
-          <w:color w:val="000000"/>
-          <w:sz w:val="28"/>
-          <w:szCs w:val="28"/>
-        </w:rPr>
-        <w:t xml:space="preserve"> </w:t>
-      </w:r>
-      <w:proofErr w:type="spellStart"/>
-      <w:r>
-        <w:rPr>
-          <w:b/>
-          <w:bCs/>
-          <w:color w:val="000000"/>
-          <w:sz w:val="28"/>
-          <w:szCs w:val="28"/>
-        </w:rPr>
-        <w:t>Simple</w:t>
-      </w:r>
-      <w:proofErr w:type="spellEnd"/>
-      <w:r>
-        <w:rPr>
-          <w:b/>
-          <w:bCs/>
-          <w:color w:val="000000"/>
-          <w:sz w:val="28"/>
-          <w:szCs w:val="28"/>
-        </w:rPr>
-        <w:t xml:space="preserve">, </w:t>
-      </w:r>
-      <w:proofErr w:type="spellStart"/>
-      <w:r>
-        <w:rPr>
-          <w:b/>
-          <w:bCs/>
-          <w:color w:val="000000"/>
-          <w:sz w:val="28"/>
-          <w:szCs w:val="28"/>
-        </w:rPr>
-        <w:t>Stupid</w:t>
-      </w:r>
-      <w:proofErr w:type="spellEnd"/>
-      <w:r>
-        <w:rPr>
-          <w:b/>
-          <w:bCs/>
-          <w:color w:val="000000"/>
-          <w:sz w:val="28"/>
-          <w:szCs w:val="28"/>
-        </w:rPr>
-        <w:t>)</w:t>
+        <w:t>KISS (Keep It Simple, Stupid)</w:t>
       </w:r>
       <w:r>
         <w:rPr>
@@ -2622,73 +1764,7 @@
           <w:sz w:val="28"/>
           <w:szCs w:val="28"/>
         </w:rPr>
-        <w:t>POM (</w:t>
-      </w:r>
-      <w:proofErr w:type="spellStart"/>
-      <w:r>
-        <w:rPr>
-          <w:b/>
-          <w:bCs/>
-          <w:color w:val="000000"/>
-          <w:sz w:val="28"/>
-          <w:szCs w:val="28"/>
-        </w:rPr>
-        <w:t>Page</w:t>
-      </w:r>
-      <w:proofErr w:type="spellEnd"/>
-      <w:r>
-        <w:rPr>
-          <w:b/>
-          <w:bCs/>
-          <w:color w:val="000000"/>
-          <w:sz w:val="28"/>
-          <w:szCs w:val="28"/>
-        </w:rPr>
-        <w:t xml:space="preserve"> </w:t>
-      </w:r>
-      <w:proofErr w:type="spellStart"/>
-      <w:r>
-        <w:rPr>
-          <w:b/>
-          <w:bCs/>
-          <w:color w:val="000000"/>
-          <w:sz w:val="28"/>
-          <w:szCs w:val="28"/>
-        </w:rPr>
-        <w:t>Object</w:t>
-      </w:r>
-      <w:proofErr w:type="spellEnd"/>
-      <w:r>
-        <w:rPr>
-          <w:b/>
-          <w:bCs/>
-          <w:color w:val="000000"/>
-          <w:sz w:val="28"/>
-          <w:szCs w:val="28"/>
-        </w:rPr>
-        <w:t xml:space="preserve"> </w:t>
-      </w:r>
-      <w:proofErr w:type="spellStart"/>
-      <w:r>
-        <w:rPr>
-          <w:b/>
-          <w:bCs/>
-          <w:color w:val="000000"/>
-          <w:sz w:val="28"/>
-          <w:szCs w:val="28"/>
-        </w:rPr>
-        <w:t>Model</w:t>
-      </w:r>
-      <w:proofErr w:type="spellEnd"/>
-      <w:r>
-        <w:rPr>
-          <w:b/>
-          <w:bCs/>
-          <w:color w:val="000000"/>
-          <w:sz w:val="28"/>
-          <w:szCs w:val="28"/>
-        </w:rPr>
-        <w:t>)</w:t>
+        <w:t>POM (Page Object Model)</w:t>
       </w:r>
       <w:r>
         <w:rPr>
@@ -2801,61 +1877,7 @@
           <w:sz w:val="28"/>
           <w:szCs w:val="28"/>
         </w:rPr>
-        <w:t xml:space="preserve">У результаті було створено повноцінне </w:t>
-      </w:r>
-      <w:proofErr w:type="spellStart"/>
-      <w:r>
-        <w:rPr>
-          <w:color w:val="000000"/>
-          <w:sz w:val="28"/>
-          <w:szCs w:val="28"/>
-        </w:rPr>
-        <w:t>автоматизаційне</w:t>
-      </w:r>
-      <w:proofErr w:type="spellEnd"/>
-      <w:r>
-        <w:rPr>
-          <w:color w:val="000000"/>
-          <w:sz w:val="28"/>
-          <w:szCs w:val="28"/>
-        </w:rPr>
-        <w:t xml:space="preserve"> тестове рішення, яке включає всі основні типи тестування (</w:t>
-      </w:r>
-      <w:proofErr w:type="spellStart"/>
-      <w:r>
-        <w:rPr>
-          <w:color w:val="000000"/>
-          <w:sz w:val="28"/>
-          <w:szCs w:val="28"/>
-        </w:rPr>
-        <w:t>unit</w:t>
-      </w:r>
-      <w:proofErr w:type="spellEnd"/>
-      <w:r>
-        <w:rPr>
-          <w:color w:val="000000"/>
-          <w:sz w:val="28"/>
-          <w:szCs w:val="28"/>
-        </w:rPr>
-        <w:t xml:space="preserve">, API, UI, E2E) та побудоване на основі модульної архітектури. Рішення є масштабованим, легко підтримуваним та може бути розширене для використання в реальних </w:t>
-      </w:r>
-      <w:proofErr w:type="spellStart"/>
-      <w:r>
-        <w:rPr>
-          <w:color w:val="000000"/>
-          <w:sz w:val="28"/>
-          <w:szCs w:val="28"/>
-        </w:rPr>
-        <w:t>проєктах</w:t>
-      </w:r>
-      <w:proofErr w:type="spellEnd"/>
-      <w:r>
-        <w:rPr>
-          <w:color w:val="000000"/>
-          <w:sz w:val="28"/>
-          <w:szCs w:val="28"/>
-        </w:rPr>
-        <w:t xml:space="preserve"> автоматизації тестування.</w:t>
+        <w:t>У результаті було створено повноцінне автоматизаційне тестове рішення, яке включає всі основні типи тестування (unit, API, UI, E2E) та побудоване на основі модульної архітектури. Рішення є масштабованим, легко підтримуваним та може бути розширене для використання в реальних проєктах автоматизації тестування.</w:t>
       </w:r>
     </w:p>
     <w:p>
@@ -2953,6 +1975,7 @@
       </w:pPr>
       <w:r>
         <w:rPr>
+          <w:noProof/>
           <w:color w:val="000000"/>
           <w:sz w:val="28"/>
           <w:szCs w:val="28"/>
@@ -3075,169 +2098,7 @@
           <w:sz w:val="28"/>
           <w:szCs w:val="28"/>
         </w:rPr>
-        <w:t xml:space="preserve">У ході виконання лабораторної роботи №7 було розроблено базове автоматизоване тестове рішення з використанням C#, </w:t>
-      </w:r>
-      <w:proofErr w:type="spellStart"/>
-      <w:r>
-        <w:rPr>
-          <w:color w:val="000000"/>
-          <w:sz w:val="28"/>
-          <w:szCs w:val="28"/>
-        </w:rPr>
-        <w:t>xUnit</w:t>
-      </w:r>
-      <w:proofErr w:type="spellEnd"/>
-      <w:r>
-        <w:rPr>
-          <w:color w:val="000000"/>
-          <w:sz w:val="28"/>
-          <w:szCs w:val="28"/>
-        </w:rPr>
-        <w:t xml:space="preserve"> та Microsoft </w:t>
-      </w:r>
-      <w:proofErr w:type="spellStart"/>
-      <w:r>
-        <w:rPr>
-          <w:color w:val="000000"/>
-          <w:sz w:val="28"/>
-          <w:szCs w:val="28"/>
-        </w:rPr>
-        <w:t>Playwright</w:t>
-      </w:r>
-      <w:proofErr w:type="spellEnd"/>
-      <w:r>
-        <w:rPr>
-          <w:color w:val="000000"/>
-          <w:sz w:val="28"/>
-          <w:szCs w:val="28"/>
-        </w:rPr>
-        <w:t xml:space="preserve">. Побудована архітектура </w:t>
-      </w:r>
-      <w:proofErr w:type="spellStart"/>
-      <w:r>
-        <w:rPr>
-          <w:color w:val="000000"/>
-          <w:sz w:val="28"/>
-          <w:szCs w:val="28"/>
-        </w:rPr>
-        <w:t>проєкту</w:t>
-      </w:r>
-      <w:proofErr w:type="spellEnd"/>
-      <w:r>
-        <w:rPr>
-          <w:color w:val="000000"/>
-          <w:sz w:val="28"/>
-          <w:szCs w:val="28"/>
-        </w:rPr>
-        <w:t xml:space="preserve"> відповідає принципам багаторівневої організації, що включає </w:t>
-      </w:r>
-      <w:proofErr w:type="spellStart"/>
-      <w:r>
-        <w:rPr>
-          <w:color w:val="000000"/>
-          <w:sz w:val="28"/>
-          <w:szCs w:val="28"/>
-        </w:rPr>
-        <w:t>Core</w:t>
-      </w:r>
-      <w:proofErr w:type="spellEnd"/>
-      <w:r>
-        <w:rPr>
-          <w:color w:val="000000"/>
-          <w:sz w:val="28"/>
-          <w:szCs w:val="28"/>
-        </w:rPr>
-        <w:t xml:space="preserve">-рівень для базової конфігурації та ініціалізації браузера, </w:t>
-      </w:r>
-      <w:proofErr w:type="spellStart"/>
-      <w:r>
-        <w:rPr>
-          <w:color w:val="000000"/>
-          <w:sz w:val="28"/>
-          <w:szCs w:val="28"/>
-        </w:rPr>
-        <w:t>Pages</w:t>
-      </w:r>
-      <w:proofErr w:type="spellEnd"/>
-      <w:r>
-        <w:rPr>
-          <w:color w:val="000000"/>
-          <w:sz w:val="28"/>
-          <w:szCs w:val="28"/>
-        </w:rPr>
-        <w:t xml:space="preserve">-рівень із реалізацією </w:t>
-      </w:r>
-      <w:proofErr w:type="spellStart"/>
-      <w:r>
-        <w:rPr>
-          <w:color w:val="000000"/>
-          <w:sz w:val="28"/>
-          <w:szCs w:val="28"/>
-        </w:rPr>
-        <w:t>Page</w:t>
-      </w:r>
-      <w:proofErr w:type="spellEnd"/>
-      <w:r>
-        <w:rPr>
-          <w:color w:val="000000"/>
-          <w:sz w:val="28"/>
-          <w:szCs w:val="28"/>
-        </w:rPr>
-        <w:t xml:space="preserve"> </w:t>
-      </w:r>
-      <w:proofErr w:type="spellStart"/>
-      <w:r>
-        <w:rPr>
-          <w:color w:val="000000"/>
-          <w:sz w:val="28"/>
-          <w:szCs w:val="28"/>
-        </w:rPr>
-        <w:t>Object</w:t>
-      </w:r>
-      <w:proofErr w:type="spellEnd"/>
-      <w:r>
-        <w:rPr>
-          <w:color w:val="000000"/>
-          <w:sz w:val="28"/>
-          <w:szCs w:val="28"/>
-        </w:rPr>
-        <w:t xml:space="preserve"> </w:t>
-      </w:r>
-      <w:proofErr w:type="spellStart"/>
-      <w:r>
-        <w:rPr>
-          <w:color w:val="000000"/>
-          <w:sz w:val="28"/>
-          <w:szCs w:val="28"/>
-        </w:rPr>
-        <w:t>Model</w:t>
-      </w:r>
-      <w:proofErr w:type="spellEnd"/>
-      <w:r>
-        <w:rPr>
-          <w:color w:val="000000"/>
-          <w:sz w:val="28"/>
-          <w:szCs w:val="28"/>
-        </w:rPr>
-        <w:t>, а також тестові рівні для різних типів тестування (</w:t>
-      </w:r>
-      <w:proofErr w:type="spellStart"/>
-      <w:r>
-        <w:rPr>
-          <w:color w:val="000000"/>
-          <w:sz w:val="28"/>
-          <w:szCs w:val="28"/>
-        </w:rPr>
-        <w:t>unit</w:t>
-      </w:r>
-      <w:proofErr w:type="spellEnd"/>
-      <w:r>
-        <w:rPr>
-          <w:color w:val="000000"/>
-          <w:sz w:val="28"/>
-          <w:szCs w:val="28"/>
-        </w:rPr>
-        <w:t>, API, UI та E2E).</w:t>
+        <w:t>У ході виконання лабораторної роботи №7 було розроблено базове автоматизоване тестове рішення з використанням C#, xUnit та Microsoft Playwright. Побудована архітектура проєкту відповідає принципам багаторівневої організації, що включає Core-рівень для базової конфігурації та ініціалізації браузера, Pages-рівень із реалізацією Page Object Model, а також тестові рівні для різних типів тестування (unit, API, UI та E2E).</w:t>
       </w:r>
     </w:p>
     <w:p>
@@ -3256,43 +2117,7 @@
           <w:sz w:val="28"/>
           <w:szCs w:val="28"/>
         </w:rPr>
-        <w:t xml:space="preserve">У межах роботи було реалізовано модульний підхід до структурування тестів, що дозволило зменшити дублювання коду та підвищити його читабельність і </w:t>
-      </w:r>
-      <w:proofErr w:type="spellStart"/>
-      <w:r>
-        <w:rPr>
-          <w:color w:val="000000"/>
-          <w:sz w:val="28"/>
-          <w:szCs w:val="28"/>
-        </w:rPr>
-        <w:t>підтримуваність</w:t>
-      </w:r>
-      <w:proofErr w:type="spellEnd"/>
-      <w:r>
-        <w:rPr>
-          <w:color w:val="000000"/>
-          <w:sz w:val="28"/>
-          <w:szCs w:val="28"/>
-        </w:rPr>
-        <w:t xml:space="preserve">. Використання POM забезпечило інкапсуляцію UI-логіки, а також спростило подальше масштабування тестових сценаріїв. Окремі типи тестування були </w:t>
-      </w:r>
-      <w:proofErr w:type="spellStart"/>
-      <w:r>
-        <w:rPr>
-          <w:color w:val="000000"/>
-          <w:sz w:val="28"/>
-          <w:szCs w:val="28"/>
-        </w:rPr>
-        <w:t>логічно</w:t>
-      </w:r>
-      <w:proofErr w:type="spellEnd"/>
-      <w:r>
-        <w:rPr>
-          <w:color w:val="000000"/>
-          <w:sz w:val="28"/>
-          <w:szCs w:val="28"/>
-        </w:rPr>
-        <w:t xml:space="preserve"> розділені, що відповідає принципам SOLID, DRY та KISS.</w:t>
+        <w:t>У межах роботи було реалізовано модульний підхід до структурування тестів, що дозволило зменшити дублювання коду та підвищити його читабельність і підтримуваність. Використання POM забезпечило інкапсуляцію UI-логіки, а також спростило подальше масштабування тестових сценаріїв. Окремі типи тестування були логічно розділені, що відповідає принципам SOLID, DRY та KISS.</w:t>
       </w:r>
     </w:p>
     <w:p>
@@ -10393,6 +9218,7 @@
   <w:style w:type="character" w:default="1" w:styleId="a0">
     <w:name w:val="Default Paragraph Font"/>
     <w:uiPriority w:val="1"/>
+    <w:semiHidden/>
     <w:unhideWhenUsed/>
   </w:style>
   <w:style w:type="table" w:default="1" w:styleId="a1">
